--- a/Puzzle/Resources/template.docx
+++ b/Puzzle/Resources/template.docx
@@ -8,9 +8,1940 @@
           <w:noProof/>
         </w:rPr>
         <mc:AlternateContent>
+          <mc:Choice Requires="wpg">
+            <w:drawing>
+              <wp:anchor distT="0" distB="0" distL="114300" distR="114300" simplePos="0" relativeHeight="251680768" behindDoc="0" locked="0" layoutInCell="1" allowOverlap="1" wp14:anchorId="7F223044" wp14:editId="05656CED">
+                <wp:simplePos x="0" y="0"/>
+                <wp:positionH relativeFrom="column">
+                  <wp:posOffset>3266440</wp:posOffset>
+                </wp:positionH>
+                <wp:positionV relativeFrom="paragraph">
+                  <wp:posOffset>9525</wp:posOffset>
+                </wp:positionV>
+                <wp:extent cx="2129155" cy="1724025"/>
+                <wp:effectExtent l="19050" t="0" r="0" b="47625"/>
+                <wp:wrapNone/>
+                <wp:docPr id="513471570" name="Group 8"/>
+                <wp:cNvGraphicFramePr/>
+                <a:graphic xmlns:a="http://schemas.openxmlformats.org/drawingml/2006/main">
+                  <a:graphicData uri="http://schemas.microsoft.com/office/word/2010/wordprocessingGroup">
+                    <wpg:wgp>
+                      <wpg:cNvGrpSpPr/>
+                      <wpg:grpSpPr>
+                        <a:xfrm>
+                          <a:off x="0" y="0"/>
+                          <a:ext cx="2129155" cy="1724025"/>
+                          <a:chOff x="0" y="0"/>
+                          <a:chExt cx="2129155" cy="1724025"/>
+                        </a:xfrm>
+                      </wpg:grpSpPr>
+                      <pic:pic xmlns:pic="http://schemas.openxmlformats.org/drawingml/2006/picture">
+                        <pic:nvPicPr>
+                          <pic:cNvPr id="1567475813" name="Picture 3" descr="A pink cat with black background&#10;&#10;Description automatically generated"/>
+                          <pic:cNvPicPr>
+                            <a:picLocks noChangeAspect="1"/>
+                          </pic:cNvPicPr>
+                        </pic:nvPicPr>
+                        <pic:blipFill>
+                          <a:blip r:embed="rId4">
+                            <a:extLst>
+                              <a:ext uri="{28A0092B-C50C-407E-A947-70E740481C1C}">
+                                <a14:useLocalDpi xmlns:a14="http://schemas.microsoft.com/office/drawing/2010/main" val="0"/>
+                              </a:ext>
+                            </a:extLst>
+                          </a:blip>
+                          <a:srcRect/>
+                          <a:stretch>
+                            <a:fillRect/>
+                          </a:stretch>
+                        </pic:blipFill>
+                        <pic:spPr bwMode="auto">
+                          <a:xfrm>
+                            <a:off x="767080" y="47625"/>
+                            <a:ext cx="1362075" cy="1362075"/>
+                          </a:xfrm>
+                          <a:prstGeom prst="rect">
+                            <a:avLst/>
+                          </a:prstGeom>
+                          <a:noFill/>
+                          <a:ln>
+                            <a:noFill/>
+                          </a:ln>
+                        </pic:spPr>
+                      </pic:pic>
+                      <pic:pic xmlns:pic="http://schemas.openxmlformats.org/drawingml/2006/picture">
+                        <pic:nvPicPr>
+                          <pic:cNvPr id="1386226254" name="Picture 2" descr="A cartoon of a cat&#10;&#10;Description automatically generated"/>
+                          <pic:cNvPicPr>
+                            <a:picLocks noChangeAspect="1"/>
+                          </pic:cNvPicPr>
+                        </pic:nvPicPr>
+                        <pic:blipFill>
+                          <a:blip r:embed="rId5">
+                            <a:extLst>
+                              <a:ext uri="{28A0092B-C50C-407E-A947-70E740481C1C}">
+                                <a14:useLocalDpi xmlns:a14="http://schemas.microsoft.com/office/drawing/2010/main" val="0"/>
+                              </a:ext>
+                            </a:extLst>
+                          </a:blip>
+                          <a:srcRect/>
+                          <a:stretch>
+                            <a:fillRect/>
+                          </a:stretch>
+                        </pic:blipFill>
+                        <pic:spPr bwMode="auto">
+                          <a:xfrm>
+                            <a:off x="5080" y="0"/>
+                            <a:ext cx="1428750" cy="1428750"/>
+                          </a:xfrm>
+                          <a:prstGeom prst="rect">
+                            <a:avLst/>
+                          </a:prstGeom>
+                          <a:noFill/>
+                          <a:ln>
+                            <a:noFill/>
+                          </a:ln>
+                        </pic:spPr>
+                      </pic:pic>
+                      <wpg:grpSp>
+                        <wpg:cNvPr id="1493341879" name="Group 5"/>
+                        <wpg:cNvGrpSpPr/>
+                        <wpg:grpSpPr>
+                          <a:xfrm>
+                            <a:off x="0" y="914400"/>
+                            <a:ext cx="2057400" cy="809625"/>
+                            <a:chOff x="0" y="0"/>
+                            <a:chExt cx="2057400" cy="809625"/>
+                          </a:xfrm>
+                        </wpg:grpSpPr>
+                        <wps:wsp>
+                          <wps:cNvPr id="1353669949" name="Cloud 4"/>
+                          <wps:cNvSpPr/>
+                          <wps:spPr>
+                            <a:xfrm>
+                              <a:off x="0" y="0"/>
+                              <a:ext cx="1981200" cy="809625"/>
+                            </a:xfrm>
+                            <a:prstGeom prst="cloud">
+                              <a:avLst/>
+                            </a:prstGeom>
+                            <a:solidFill>
+                              <a:schemeClr val="accent1">
+                                <a:lumMod val="20000"/>
+                                <a:lumOff val="80000"/>
+                              </a:schemeClr>
+                            </a:solidFill>
+                          </wps:spPr>
+                          <wps:style>
+                            <a:lnRef idx="2">
+                              <a:schemeClr val="accent1">
+                                <a:shade val="15000"/>
+                              </a:schemeClr>
+                            </a:lnRef>
+                            <a:fillRef idx="1">
+                              <a:schemeClr val="accent1"/>
+                            </a:fillRef>
+                            <a:effectRef idx="0">
+                              <a:schemeClr val="accent1"/>
+                            </a:effectRef>
+                            <a:fontRef idx="minor">
+                              <a:schemeClr val="lt1"/>
+                            </a:fontRef>
+                          </wps:style>
+                          <wps:txbx>
+                            <w:txbxContent>
+                              <w:p>
+                                <w:pPr>
+                                  <w:jc w:val="center"/>
+                                  <w:rPr>
+                                    <w:b/>
+                                    <w:bCs/>
+                                    <w:color w:val="000000" w:themeColor="text1"/>
+                                    <w:sz w:val="44"/>
+                                    <w:szCs w:val="44"/>
+                                  </w:rPr>
+                                </w:pPr>
+                              </w:p>
+                            </w:txbxContent>
+                          </wps:txbx>
+                          <wps:bodyPr rot="0" spcFirstLastPara="0" vertOverflow="overflow" horzOverflow="overflow" vert="horz" wrap="square" lIns="91440" tIns="45720" rIns="91440" bIns="45720" numCol="1" spcCol="0" rtlCol="0" fromWordArt="0" anchor="ctr" anchorCtr="0" forceAA="0" compatLnSpc="1">
+                            <a:prstTxWarp prst="textNoShape">
+                              <a:avLst/>
+                            </a:prstTxWarp>
+                            <a:noAutofit/>
+                          </wps:bodyPr>
+                        </wps:wsp>
+                        <wps:wsp>
+                          <wps:cNvPr id="1323077829" name="Text Box 2"/>
+                          <wps:cNvSpPr txBox="1">
+                            <a:spLocks noChangeArrowheads="1"/>
+                          </wps:cNvSpPr>
+                          <wps:spPr bwMode="auto">
+                            <a:xfrm>
+                              <a:off x="219075" y="209550"/>
+                              <a:ext cx="1838325" cy="561340"/>
+                            </a:xfrm>
+                            <a:prstGeom prst="rect">
+                              <a:avLst/>
+                            </a:prstGeom>
+                            <a:noFill/>
+                            <a:ln w="9525">
+                              <a:noFill/>
+                              <a:miter lim="800000"/>
+                              <a:headEnd/>
+                              <a:tailEnd/>
+                            </a:ln>
+                          </wps:spPr>
+                          <wps:txbx>
+                            <w:txbxContent>
+                              <w:p>
+                                <w:pPr>
+                                  <w:rPr>
+                                    <w:b/>
+                                    <w:bCs/>
+                                    <w:sz w:val="40"/>
+                                    <w:szCs w:val="40"/>
+                                  </w:rPr>
+                                </w:pPr>
+                                <w:r>
+                                  <w:rPr>
+                                    <w:b/>
+                                    <w:bCs/>
+                                    <w:sz w:val="40"/>
+                                    <w:szCs w:val="40"/>
+                                  </w:rPr>
+                                  <w:t xml:space="preserve">ĐỘNG VẬT </w:t>
+                                </w:r>
+                                <w:r>
+                                  <w:rPr>
+                                    <w:b/>
+                                    <w:bCs/>
+                                    <w:sz w:val="40"/>
+                                    <w:szCs w:val="40"/>
+                                  </w:rPr>
+                                  <w:t>2</w:t>
+                                </w:r>
+                              </w:p>
+                            </w:txbxContent>
+                          </wps:txbx>
+                          <wps:bodyPr rot="0" vert="horz" wrap="square" lIns="91440" tIns="45720" rIns="91440" bIns="45720" anchor="t" anchorCtr="0">
+                            <a:spAutoFit/>
+                          </wps:bodyPr>
+                        </wps:wsp>
+                      </wpg:grpSp>
+                    </wpg:wgp>
+                  </a:graphicData>
+                </a:graphic>
+                <wp14:sizeRelH relativeFrom="margin">
+                  <wp14:pctWidth>0</wp14:pctWidth>
+                </wp14:sizeRelH>
+              </wp:anchor>
+            </w:drawing>
+          </mc:Choice>
+          <mc:Fallback>
+            <w:pict>
+              <v:group w14:anchorId="7F223044" id="Group 8" o:spid="_x0000_s1026" style="position:absolute;margin-left:257.2pt;margin-top:.75pt;width:167.65pt;height:135.75pt;z-index:251680768;mso-width-relative:margin" coordsize="21291,17240" o:gfxdata="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">
+                <v:shapetype id="_x0000_t75" coordsize="21600,21600" o:spt="75" o:preferrelative="t" path="m@4@5l@4@11@9@11@9@5xe" filled="f" stroked="f">
+                  <v:stroke joinstyle="miter"/>
+                  <v:formulas>
+                    <v:f eqn="if lineDrawn pixelLineWidth 0"/>
+                    <v:f eqn="sum @0 1 0"/>
+                    <v:f eqn="sum 0 0 @1"/>
+                    <v:f eqn="prod @2 1 2"/>
+                    <v:f eqn="prod @3 21600 pixelWidth"/>
+                    <v:f eqn="prod @3 21600 pixelHeight"/>
+                    <v:f eqn="sum @0 0 1"/>
+                    <v:f eqn="prod @6 1 2"/>
+                    <v:f eqn="prod @7 21600 pixelWidth"/>
+                    <v:f eqn="sum @8 21600 0"/>
+                    <v:f eqn="prod @7 21600 pixelHeight"/>
+                    <v:f eqn="sum @10 21600 0"/>
+                  </v:formulas>
+                  <v:path o:extrusionok="f" gradientshapeok="t" o:connecttype="rect"/>
+                  <o:lock v:ext="edit" aspectratio="t"/>
+                </v:shapetype>
+                <v:shape id="Picture 3" o:spid="_x0000_s1027" type="#_x0000_t75" alt="A pink cat with black background&#10;&#10;Description automatically generated" style="position:absolute;left:7670;top:476;width:13621;height:13621;visibility:visible;mso-wrap-style:square" o:gfxdata="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">
+                  <v:imagedata r:id="rId6" o:title="A pink cat with black background&#10;&#10;Description automatically generated"/>
+                </v:shape>
+                <v:shape id="Picture 2" o:spid="_x0000_s1028" type="#_x0000_t75" alt="A cartoon of a cat&#10;&#10;Description automatically generated" style="position:absolute;left:50;width:14288;height:14287;visibility:visible;mso-wrap-style:square" o:gfxdata="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">
+                  <v:imagedata r:id="rId7" o:title="A cartoon of a cat&#10;&#10;Description automatically generated"/>
+                </v:shape>
+                <v:group id="Group 5" o:spid="_x0000_s1029" style="position:absolute;top:9144;width:20574;height:8096" coordsize="20574,8096" o:gfxdata="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">
+                  <v:shape id="Cloud 4" o:spid="_x0000_s1030" style="position:absolute;width:19812;height:8096;visibility:visible;mso-wrap-style:square;v-text-anchor:middle" coordsize="43200,43200" o:spt="100" o:gfxdata="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" adj="-11796480,,5400" path="m3900,14370c3629,11657,4261,8921,5623,6907,7775,3726,11264,3017,14005,5202,15678,909,19914,22,22456,3432,23097,1683,24328,474,25749,200v1564,-302,3126,570,4084,2281c31215,267,33501,-460,35463,690v1495,876,2567,2710,2855,4886c40046,6218,41422,7998,41982,10318v407,1684,349,3513,-164,5142c43079,17694,43520,20590,43016,23322v-670,3632,-2888,6352,-5612,6882c37391,32471,36658,34621,35395,36101v-1919,2249,-4691,2538,-6840,714c27860,39948,25999,42343,23667,43106v-2748,899,-5616,-633,-7187,-3840c12772,42310,7956,40599,5804,35472,3690,35809,1705,34024,1110,31250,679,29243,1060,27077,2113,25551,619,24354,-213,22057,-5,19704,239,16949,1845,14791,3863,14507v12,-46,25,-91,37,-137xem4693,26177nfc3809,26271,2925,25993,2160,25380t4768,9519nfc6573,35092,6200,35220,5820,35280t10658,3810nfc16211,38544,15987,37961,15810,37350m28827,34751nfc28788,35398,28698,36038,28560,36660m34129,22954nfc36133,24282,37398,27058,37380,30090m41798,15354nfc41473,16386,40978,17302,40350,18030m38324,5426nfc38379,5843,38405,6266,38400,6690m29078,3952nfc29267,3369,29516,2826,29820,2340m22141,4720nfc22218,4238,22339,3771,22500,3330m14000,5192nfc14472,5568,14908,6021,15300,6540m4127,15789nfc4024,15325,3948,14851,3900,14370e" fillcolor="#deeaf6 [660]" strokecolor="#091723 [484]" strokeweight="1pt">
+                    <v:stroke joinstyle="miter"/>
+                    <v:formulas/>
+                    <v:path arrowok="t" o:connecttype="custom" o:connectlocs="215226,490592;99060,475655;317726,654053;266912,661194;755699,732598;725064,699988;1322038,651280;1309793,687057;1565194,430188;1714288,563926;1916903,287754;1850496,337906;1757581,101690;1761067,125379;1333549,74066;1367578,43855;1015411,88459;1031875,62409;642056,97305;701675,122568;189269,295907;178858,269313" o:connectangles="0,0,0,0,0,0,0,0,0,0,0,0,0,0,0,0,0,0,0,0,0,0" textboxrect="0,0,43200,43200"/>
+                    <v:textbox>
+                      <w:txbxContent>
+                        <w:p>
+                          <w:pPr>
+                            <w:jc w:val="center"/>
+                            <w:rPr>
+                              <w:b/>
+                              <w:bCs/>
+                              <w:color w:val="000000" w:themeColor="text1"/>
+                              <w:sz w:val="44"/>
+                              <w:szCs w:val="44"/>
+                            </w:rPr>
+                          </w:pPr>
+                        </w:p>
+                      </w:txbxContent>
+                    </v:textbox>
+                  </v:shape>
+                  <v:shapetype id="_x0000_t202" coordsize="21600,21600" o:spt="202" path="m,l,21600r21600,l21600,xe">
+                    <v:stroke joinstyle="miter"/>
+                    <v:path gradientshapeok="t" o:connecttype="rect"/>
+                  </v:shapetype>
+                  <v:shape id="_x0000_s1031" type="#_x0000_t202" style="position:absolute;left:2190;top:2095;width:18384;height:5613;visibility:visible;mso-wrap-style:square;v-text-anchor:top" o:gfxdata="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" filled="f" stroked="f">
+                    <v:textbox style="mso-fit-shape-to-text:t">
+                      <w:txbxContent>
+                        <w:p>
+                          <w:pPr>
+                            <w:rPr>
+                              <w:b/>
+                              <w:bCs/>
+                              <w:sz w:val="40"/>
+                              <w:szCs w:val="40"/>
+                            </w:rPr>
+                          </w:pPr>
+                          <w:r>
+                            <w:rPr>
+                              <w:b/>
+                              <w:bCs/>
+                              <w:sz w:val="40"/>
+                              <w:szCs w:val="40"/>
+                            </w:rPr>
+                            <w:t xml:space="preserve">ĐỘNG VẬT </w:t>
+                          </w:r>
+                          <w:r>
+                            <w:rPr>
+                              <w:b/>
+                              <w:bCs/>
+                              <w:sz w:val="40"/>
+                              <w:szCs w:val="40"/>
+                            </w:rPr>
+                            <w:t>2</w:t>
+                          </w:r>
+                        </w:p>
+                      </w:txbxContent>
+                    </v:textbox>
+                  </v:shape>
+                </v:group>
+              </v:group>
+            </w:pict>
+          </mc:Fallback>
+        </mc:AlternateContent>
+      </w:r>
+      <w:r>
+        <w:rPr>
+          <w:noProof/>
+        </w:rPr>
+        <mc:AlternateContent>
+          <mc:Choice Requires="wpg">
+            <w:drawing>
+              <wp:anchor distT="0" distB="0" distL="114300" distR="114300" simplePos="0" relativeHeight="251676672" behindDoc="0" locked="0" layoutInCell="1" allowOverlap="1" wp14:anchorId="67A65E2B" wp14:editId="6A1010E7">
+                <wp:simplePos x="0" y="0"/>
+                <wp:positionH relativeFrom="column">
+                  <wp:posOffset>476250</wp:posOffset>
+                </wp:positionH>
+                <wp:positionV relativeFrom="paragraph">
+                  <wp:posOffset>104775</wp:posOffset>
+                </wp:positionV>
+                <wp:extent cx="2057400" cy="1695450"/>
+                <wp:effectExtent l="19050" t="0" r="0" b="38100"/>
+                <wp:wrapNone/>
+                <wp:docPr id="634993533" name="Group 9"/>
+                <wp:cNvGraphicFramePr/>
+                <a:graphic xmlns:a="http://schemas.openxmlformats.org/drawingml/2006/main">
+                  <a:graphicData uri="http://schemas.microsoft.com/office/word/2010/wordprocessingGroup">
+                    <wpg:wgp>
+                      <wpg:cNvGrpSpPr/>
+                      <wpg:grpSpPr>
+                        <a:xfrm>
+                          <a:off x="0" y="0"/>
+                          <a:ext cx="2057400" cy="1695450"/>
+                          <a:chOff x="0" y="0"/>
+                          <a:chExt cx="2057400" cy="1695450"/>
+                        </a:xfrm>
+                      </wpg:grpSpPr>
+                      <pic:pic xmlns:pic="http://schemas.openxmlformats.org/drawingml/2006/picture">
+                        <pic:nvPicPr>
+                          <pic:cNvPr id="1521115636" name="Picture 7" descr="A cartoon dog with a black background&#10;&#10;Description automatically generated"/>
+                          <pic:cNvPicPr>
+                            <a:picLocks noChangeAspect="1"/>
+                          </pic:cNvPicPr>
+                        </pic:nvPicPr>
+                        <pic:blipFill>
+                          <a:blip r:embed="rId8">
+                            <a:extLst>
+                              <a:ext uri="{28A0092B-C50C-407E-A947-70E740481C1C}">
+                                <a14:useLocalDpi xmlns:a14="http://schemas.microsoft.com/office/drawing/2010/main" val="0"/>
+                              </a:ext>
+                            </a:extLst>
+                          </a:blip>
+                          <a:srcRect/>
+                          <a:stretch>
+                            <a:fillRect/>
+                          </a:stretch>
+                        </pic:blipFill>
+                        <pic:spPr bwMode="auto">
+                          <a:xfrm>
+                            <a:off x="704850" y="0"/>
+                            <a:ext cx="1343025" cy="1343025"/>
+                          </a:xfrm>
+                          <a:prstGeom prst="rect">
+                            <a:avLst/>
+                          </a:prstGeom>
+                          <a:noFill/>
+                          <a:ln>
+                            <a:noFill/>
+                          </a:ln>
+                        </pic:spPr>
+                      </pic:pic>
+                      <pic:pic xmlns:pic="http://schemas.openxmlformats.org/drawingml/2006/picture">
+                        <pic:nvPicPr>
+                          <pic:cNvPr id="703894180" name="Picture 1" descr="A yellow cat with black background&#10;&#10;Description automatically generated"/>
+                          <pic:cNvPicPr>
+                            <a:picLocks noChangeAspect="1"/>
+                          </pic:cNvPicPr>
+                        </pic:nvPicPr>
+                        <pic:blipFill>
+                          <a:blip r:embed="rId9">
+                            <a:extLst>
+                              <a:ext uri="{28A0092B-C50C-407E-A947-70E740481C1C}">
+                                <a14:useLocalDpi xmlns:a14="http://schemas.microsoft.com/office/drawing/2010/main" val="0"/>
+                              </a:ext>
+                            </a:extLst>
+                          </a:blip>
+                          <a:srcRect/>
+                          <a:stretch>
+                            <a:fillRect/>
+                          </a:stretch>
+                        </pic:blipFill>
+                        <pic:spPr bwMode="auto">
+                          <a:xfrm>
+                            <a:off x="19050" y="85725"/>
+                            <a:ext cx="1219200" cy="1219200"/>
+                          </a:xfrm>
+                          <a:prstGeom prst="rect">
+                            <a:avLst/>
+                          </a:prstGeom>
+                          <a:noFill/>
+                          <a:ln>
+                            <a:noFill/>
+                          </a:ln>
+                        </pic:spPr>
+                      </pic:pic>
+                      <wpg:grpSp>
+                        <wpg:cNvPr id="295551099" name="Group 5"/>
+                        <wpg:cNvGrpSpPr/>
+                        <wpg:grpSpPr>
+                          <a:xfrm>
+                            <a:off x="0" y="885825"/>
+                            <a:ext cx="2057400" cy="809625"/>
+                            <a:chOff x="0" y="0"/>
+                            <a:chExt cx="2057400" cy="809625"/>
+                          </a:xfrm>
+                        </wpg:grpSpPr>
+                        <wps:wsp>
+                          <wps:cNvPr id="1206617537" name="Cloud 4"/>
+                          <wps:cNvSpPr/>
+                          <wps:spPr>
+                            <a:xfrm>
+                              <a:off x="0" y="0"/>
+                              <a:ext cx="1981200" cy="809625"/>
+                            </a:xfrm>
+                            <a:prstGeom prst="cloud">
+                              <a:avLst/>
+                            </a:prstGeom>
+                            <a:solidFill>
+                              <a:schemeClr val="accent1">
+                                <a:lumMod val="20000"/>
+                                <a:lumOff val="80000"/>
+                              </a:schemeClr>
+                            </a:solidFill>
+                          </wps:spPr>
+                          <wps:style>
+                            <a:lnRef idx="2">
+                              <a:schemeClr val="accent1">
+                                <a:shade val="15000"/>
+                              </a:schemeClr>
+                            </a:lnRef>
+                            <a:fillRef idx="1">
+                              <a:schemeClr val="accent1"/>
+                            </a:fillRef>
+                            <a:effectRef idx="0">
+                              <a:schemeClr val="accent1"/>
+                            </a:effectRef>
+                            <a:fontRef idx="minor">
+                              <a:schemeClr val="lt1"/>
+                            </a:fontRef>
+                          </wps:style>
+                          <wps:txbx>
+                            <w:txbxContent>
+                              <w:p>
+                                <w:pPr>
+                                  <w:jc w:val="center"/>
+                                  <w:rPr>
+                                    <w:b/>
+                                    <w:bCs/>
+                                    <w:color w:val="000000" w:themeColor="text1"/>
+                                    <w:sz w:val="44"/>
+                                    <w:szCs w:val="44"/>
+                                  </w:rPr>
+                                </w:pPr>
+                              </w:p>
+                            </w:txbxContent>
+                          </wps:txbx>
+                          <wps:bodyPr rot="0" spcFirstLastPara="0" vertOverflow="overflow" horzOverflow="overflow" vert="horz" wrap="square" lIns="91440" tIns="45720" rIns="91440" bIns="45720" numCol="1" spcCol="0" rtlCol="0" fromWordArt="0" anchor="ctr" anchorCtr="0" forceAA="0" compatLnSpc="1">
+                            <a:prstTxWarp prst="textNoShape">
+                              <a:avLst/>
+                            </a:prstTxWarp>
+                            <a:noAutofit/>
+                          </wps:bodyPr>
+                        </wps:wsp>
+                        <wps:wsp>
+                          <wps:cNvPr id="1851689433" name="Text Box 2"/>
+                          <wps:cNvSpPr txBox="1">
+                            <a:spLocks noChangeArrowheads="1"/>
+                          </wps:cNvSpPr>
+                          <wps:spPr bwMode="auto">
+                            <a:xfrm>
+                              <a:off x="219075" y="209550"/>
+                              <a:ext cx="1838325" cy="561340"/>
+                            </a:xfrm>
+                            <a:prstGeom prst="rect">
+                              <a:avLst/>
+                            </a:prstGeom>
+                            <a:noFill/>
+                            <a:ln w="9525">
+                              <a:noFill/>
+                              <a:miter lim="800000"/>
+                              <a:headEnd/>
+                              <a:tailEnd/>
+                            </a:ln>
+                          </wps:spPr>
+                          <wps:txbx>
+                            <w:txbxContent>
+                              <w:p>
+                                <w:pPr>
+                                  <w:rPr>
+                                    <w:b/>
+                                    <w:bCs/>
+                                    <w:sz w:val="40"/>
+                                    <w:szCs w:val="40"/>
+                                  </w:rPr>
+                                </w:pPr>
+                                <w:r>
+                                  <w:rPr>
+                                    <w:b/>
+                                    <w:bCs/>
+                                    <w:sz w:val="40"/>
+                                    <w:szCs w:val="40"/>
+                                  </w:rPr>
+                                  <w:t>ĐỘNG VẬT 1</w:t>
+                                </w:r>
+                              </w:p>
+                            </w:txbxContent>
+                          </wps:txbx>
+                          <wps:bodyPr rot="0" vert="horz" wrap="square" lIns="91440" tIns="45720" rIns="91440" bIns="45720" anchor="t" anchorCtr="0">
+                            <a:spAutoFit/>
+                          </wps:bodyPr>
+                        </wps:wsp>
+                      </wpg:grpSp>
+                    </wpg:wgp>
+                  </a:graphicData>
+                </a:graphic>
+              </wp:anchor>
+            </w:drawing>
+          </mc:Choice>
+          <mc:Fallback>
+            <w:pict>
+              <v:group w14:anchorId="67A65E2B" id="Group 9" o:spid="_x0000_s1032" style="position:absolute;margin-left:37.5pt;margin-top:8.25pt;width:162pt;height:133.5pt;z-index:251676672" coordsize="20574,16954" o:gfxdata="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">
+                <v:shape id="Picture 7" o:spid="_x0000_s1033" type="#_x0000_t75" alt="A cartoon dog with a black background&#10;&#10;Description automatically generated" style="position:absolute;left:7048;width:13430;height:13430;visibility:visible;mso-wrap-style:square" o:gfxdata="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">
+                  <v:imagedata r:id="rId10" o:title="A cartoon dog with a black background&#10;&#10;Description automatically generated"/>
+                </v:shape>
+                <v:shape id="Picture 1" o:spid="_x0000_s1034" type="#_x0000_t75" alt="A yellow cat with black background&#10;&#10;Description automatically generated" style="position:absolute;left:190;top:857;width:12192;height:12192;visibility:visible;mso-wrap-style:square" o:gfxdata="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">
+                  <v:imagedata r:id="rId11" o:title="A yellow cat with black background&#10;&#10;Description automatically generated"/>
+                </v:shape>
+                <v:group id="Group 5" o:spid="_x0000_s1035" style="position:absolute;top:8858;width:20574;height:8096" coordsize="20574,8096" o:gfxdata="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">
+                  <v:shape id="Cloud 4" o:spid="_x0000_s1036" style="position:absolute;width:19812;height:8096;visibility:visible;mso-wrap-style:square;v-text-anchor:middle" coordsize="43200,43200" o:spt="100" o:gfxdata="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" adj="-11796480,,5400" path="m3900,14370c3629,11657,4261,8921,5623,6907,7775,3726,11264,3017,14005,5202,15678,909,19914,22,22456,3432,23097,1683,24328,474,25749,200v1564,-302,3126,570,4084,2281c31215,267,33501,-460,35463,690v1495,876,2567,2710,2855,4886c40046,6218,41422,7998,41982,10318v407,1684,349,3513,-164,5142c43079,17694,43520,20590,43016,23322v-670,3632,-2888,6352,-5612,6882c37391,32471,36658,34621,35395,36101v-1919,2249,-4691,2538,-6840,714c27860,39948,25999,42343,23667,43106v-2748,899,-5616,-633,-7187,-3840c12772,42310,7956,40599,5804,35472,3690,35809,1705,34024,1110,31250,679,29243,1060,27077,2113,25551,619,24354,-213,22057,-5,19704,239,16949,1845,14791,3863,14507v12,-46,25,-91,37,-137xem4693,26177nfc3809,26271,2925,25993,2160,25380t4768,9519nfc6573,35092,6200,35220,5820,35280t10658,3810nfc16211,38544,15987,37961,15810,37350m28827,34751nfc28788,35398,28698,36038,28560,36660m34129,22954nfc36133,24282,37398,27058,37380,30090m41798,15354nfc41473,16386,40978,17302,40350,18030m38324,5426nfc38379,5843,38405,6266,38400,6690m29078,3952nfc29267,3369,29516,2826,29820,2340m22141,4720nfc22218,4238,22339,3771,22500,3330m14000,5192nfc14472,5568,14908,6021,15300,6540m4127,15789nfc4024,15325,3948,14851,3900,14370e" fillcolor="#deeaf6 [660]" strokecolor="#091723 [484]" strokeweight="1pt">
+                    <v:stroke joinstyle="miter"/>
+                    <v:formulas/>
+                    <v:path arrowok="t" o:connecttype="custom" o:connectlocs="215226,490592;99060,475655;317726,654053;266912,661194;755699,732598;725064,699988;1322038,651280;1309793,687057;1565194,430188;1714288,563926;1916903,287754;1850496,337906;1757581,101690;1761067,125379;1333549,74066;1367578,43855;1015411,88459;1031875,62409;642056,97305;701675,122568;189269,295907;178858,269313" o:connectangles="0,0,0,0,0,0,0,0,0,0,0,0,0,0,0,0,0,0,0,0,0,0" textboxrect="0,0,43200,43200"/>
+                    <v:textbox>
+                      <w:txbxContent>
+                        <w:p>
+                          <w:pPr>
+                            <w:jc w:val="center"/>
+                            <w:rPr>
+                              <w:b/>
+                              <w:bCs/>
+                              <w:color w:val="000000" w:themeColor="text1"/>
+                              <w:sz w:val="44"/>
+                              <w:szCs w:val="44"/>
+                            </w:rPr>
+                          </w:pPr>
+                        </w:p>
+                      </w:txbxContent>
+                    </v:textbox>
+                  </v:shape>
+                  <v:shape id="_x0000_s1037" type="#_x0000_t202" style="position:absolute;left:2190;top:2095;width:18384;height:5613;visibility:visible;mso-wrap-style:square;v-text-anchor:top" o:gfxdata="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" filled="f" stroked="f">
+                    <v:textbox style="mso-fit-shape-to-text:t">
+                      <w:txbxContent>
+                        <w:p>
+                          <w:pPr>
+                            <w:rPr>
+                              <w:b/>
+                              <w:bCs/>
+                              <w:sz w:val="40"/>
+                              <w:szCs w:val="40"/>
+                            </w:rPr>
+                          </w:pPr>
+                          <w:r>
+                            <w:rPr>
+                              <w:b/>
+                              <w:bCs/>
+                              <w:sz w:val="40"/>
+                              <w:szCs w:val="40"/>
+                            </w:rPr>
+                            <w:t>ĐỘNG VẬT 1</w:t>
+                          </w:r>
+                        </w:p>
+                      </w:txbxContent>
+                    </v:textbox>
+                  </v:shape>
+                </v:group>
+              </v:group>
+            </w:pict>
+          </mc:Fallback>
+        </mc:AlternateContent>
+      </w:r>
+    </w:p>
+    <w:p>
+      <w:pPr>
+        <w:pStyle w:val="NormalWeb"/>
+      </w:pPr>
+    </w:p>
+    <w:p>
+      <w:pPr>
+        <w:pStyle w:val="NormalWeb"/>
+      </w:pPr>
+    </w:p>
+    <w:p/>
+    <w:p/>
+    <w:p>
+      <w:r>
+        <w:rPr>
+          <w:noProof/>
+        </w:rPr>
+        <mc:AlternateContent>
+          <mc:Choice Requires="wpg">
+            <w:drawing>
+              <wp:anchor distT="0" distB="0" distL="114300" distR="114300" simplePos="0" relativeHeight="251684864" behindDoc="0" locked="0" layoutInCell="1" allowOverlap="1" wp14:anchorId="3593FC77" wp14:editId="1F106F01">
+                <wp:simplePos x="0" y="0"/>
+                <wp:positionH relativeFrom="column">
+                  <wp:posOffset>3381375</wp:posOffset>
+                </wp:positionH>
+                <wp:positionV relativeFrom="paragraph">
+                  <wp:posOffset>9525</wp:posOffset>
+                </wp:positionV>
+                <wp:extent cx="2105025" cy="1762125"/>
+                <wp:effectExtent l="19050" t="0" r="0" b="47625"/>
+                <wp:wrapNone/>
+                <wp:docPr id="408681936" name="Group 11"/>
+                <wp:cNvGraphicFramePr/>
+                <a:graphic xmlns:a="http://schemas.openxmlformats.org/drawingml/2006/main">
+                  <a:graphicData uri="http://schemas.microsoft.com/office/word/2010/wordprocessingGroup">
+                    <wpg:wgp>
+                      <wpg:cNvGrpSpPr/>
+                      <wpg:grpSpPr>
+                        <a:xfrm>
+                          <a:off x="0" y="0"/>
+                          <a:ext cx="2105025" cy="1762125"/>
+                          <a:chOff x="0" y="0"/>
+                          <a:chExt cx="2105025" cy="1762125"/>
+                        </a:xfrm>
+                      </wpg:grpSpPr>
+                      <pic:pic xmlns:pic="http://schemas.openxmlformats.org/drawingml/2006/picture">
+                        <pic:nvPicPr>
+                          <pic:cNvPr id="1532693025" name="Picture 7" descr="A purple number on a black background&#10;&#10;Description automatically generated"/>
+                          <pic:cNvPicPr>
+                            <a:picLocks noChangeAspect="1"/>
+                          </pic:cNvPicPr>
+                        </pic:nvPicPr>
+                        <pic:blipFill>
+                          <a:blip r:embed="rId12">
+                            <a:extLst>
+                              <a:ext uri="{28A0092B-C50C-407E-A947-70E740481C1C}">
+                                <a14:useLocalDpi xmlns:a14="http://schemas.microsoft.com/office/drawing/2010/main" val="0"/>
+                              </a:ext>
+                            </a:extLst>
+                          </a:blip>
+                          <a:srcRect/>
+                          <a:stretch>
+                            <a:fillRect/>
+                          </a:stretch>
+                        </pic:blipFill>
+                        <pic:spPr bwMode="auto">
+                          <a:xfrm rot="594337">
+                            <a:off x="828675" y="0"/>
+                            <a:ext cx="1276350" cy="1276350"/>
+                          </a:xfrm>
+                          <a:prstGeom prst="rect">
+                            <a:avLst/>
+                          </a:prstGeom>
+                          <a:noFill/>
+                          <a:ln>
+                            <a:noFill/>
+                          </a:ln>
+                        </pic:spPr>
+                      </pic:pic>
+                      <pic:pic xmlns:pic="http://schemas.openxmlformats.org/drawingml/2006/picture">
+                        <pic:nvPicPr>
+                          <pic:cNvPr id="148507569" name="Picture 6" descr="A pink number on a black background&#10;&#10;Description automatically generated"/>
+                          <pic:cNvPicPr>
+                            <a:picLocks noChangeAspect="1"/>
+                          </pic:cNvPicPr>
+                        </pic:nvPicPr>
+                        <pic:blipFill>
+                          <a:blip r:embed="rId13">
+                            <a:extLst>
+                              <a:ext uri="{28A0092B-C50C-407E-A947-70E740481C1C}">
+                                <a14:useLocalDpi xmlns:a14="http://schemas.microsoft.com/office/drawing/2010/main" val="0"/>
+                              </a:ext>
+                            </a:extLst>
+                          </a:blip>
+                          <a:srcRect/>
+                          <a:stretch>
+                            <a:fillRect/>
+                          </a:stretch>
+                        </pic:blipFill>
+                        <pic:spPr bwMode="auto">
+                          <a:xfrm rot="21341970">
+                            <a:off x="76200" y="114300"/>
+                            <a:ext cx="1162050" cy="1162050"/>
+                          </a:xfrm>
+                          <a:prstGeom prst="rect">
+                            <a:avLst/>
+                          </a:prstGeom>
+                          <a:noFill/>
+                          <a:ln>
+                            <a:noFill/>
+                          </a:ln>
+                        </pic:spPr>
+                      </pic:pic>
+                      <wpg:grpSp>
+                        <wpg:cNvPr id="189760463" name="Group 5"/>
+                        <wpg:cNvGrpSpPr/>
+                        <wpg:grpSpPr>
+                          <a:xfrm>
+                            <a:off x="0" y="952500"/>
+                            <a:ext cx="2057400" cy="809625"/>
+                            <a:chOff x="0" y="0"/>
+                            <a:chExt cx="2057400" cy="809625"/>
+                          </a:xfrm>
+                        </wpg:grpSpPr>
+                        <wps:wsp>
+                          <wps:cNvPr id="172416146" name="Cloud 4"/>
+                          <wps:cNvSpPr/>
+                          <wps:spPr>
+                            <a:xfrm>
+                              <a:off x="0" y="0"/>
+                              <a:ext cx="1981200" cy="809625"/>
+                            </a:xfrm>
+                            <a:prstGeom prst="cloud">
+                              <a:avLst/>
+                            </a:prstGeom>
+                            <a:solidFill>
+                              <a:schemeClr val="accent1">
+                                <a:lumMod val="20000"/>
+                                <a:lumOff val="80000"/>
+                              </a:schemeClr>
+                            </a:solidFill>
+                          </wps:spPr>
+                          <wps:style>
+                            <a:lnRef idx="2">
+                              <a:schemeClr val="accent1">
+                                <a:shade val="15000"/>
+                              </a:schemeClr>
+                            </a:lnRef>
+                            <a:fillRef idx="1">
+                              <a:schemeClr val="accent1"/>
+                            </a:fillRef>
+                            <a:effectRef idx="0">
+                              <a:schemeClr val="accent1"/>
+                            </a:effectRef>
+                            <a:fontRef idx="minor">
+                              <a:schemeClr val="lt1"/>
+                            </a:fontRef>
+                          </wps:style>
+                          <wps:txbx>
+                            <w:txbxContent>
+                              <w:p>
+                                <w:pPr>
+                                  <w:jc w:val="center"/>
+                                  <w:rPr>
+                                    <w:b/>
+                                    <w:bCs/>
+                                    <w:color w:val="000000" w:themeColor="text1"/>
+                                    <w:sz w:val="44"/>
+                                    <w:szCs w:val="44"/>
+                                  </w:rPr>
+                                </w:pPr>
+                              </w:p>
+                            </w:txbxContent>
+                          </wps:txbx>
+                          <wps:bodyPr rot="0" spcFirstLastPara="0" vertOverflow="overflow" horzOverflow="overflow" vert="horz" wrap="square" lIns="91440" tIns="45720" rIns="91440" bIns="45720" numCol="1" spcCol="0" rtlCol="0" fromWordArt="0" anchor="ctr" anchorCtr="0" forceAA="0" compatLnSpc="1">
+                            <a:prstTxWarp prst="textNoShape">
+                              <a:avLst/>
+                            </a:prstTxWarp>
+                            <a:noAutofit/>
+                          </wps:bodyPr>
+                        </wps:wsp>
+                        <wps:wsp>
+                          <wps:cNvPr id="599081023" name="Text Box 2"/>
+                          <wps:cNvSpPr txBox="1">
+                            <a:spLocks noChangeArrowheads="1"/>
+                          </wps:cNvSpPr>
+                          <wps:spPr bwMode="auto">
+                            <a:xfrm>
+                              <a:off x="219075" y="209550"/>
+                              <a:ext cx="1838325" cy="561340"/>
+                            </a:xfrm>
+                            <a:prstGeom prst="rect">
+                              <a:avLst/>
+                            </a:prstGeom>
+                            <a:noFill/>
+                            <a:ln w="9525">
+                              <a:noFill/>
+                              <a:miter lim="800000"/>
+                              <a:headEnd/>
+                              <a:tailEnd/>
+                            </a:ln>
+                          </wps:spPr>
+                          <wps:txbx>
+                            <w:txbxContent>
+                              <w:p>
+                                <w:pPr>
+                                  <w:rPr>
+                                    <w:b/>
+                                    <w:bCs/>
+                                    <w:sz w:val="40"/>
+                                    <w:szCs w:val="40"/>
+                                  </w:rPr>
+                                </w:pPr>
+                                <w:r>
+                                  <w:rPr>
+                                    <w:b/>
+                                    <w:bCs/>
+                                    <w:sz w:val="40"/>
+                                    <w:szCs w:val="40"/>
+                                  </w:rPr>
+                                  <w:t>SỐ ĐẾM</w:t>
+                                </w:r>
+                                <w:r>
+                                  <w:rPr>
+                                    <w:b/>
+                                    <w:bCs/>
+                                    <w:sz w:val="40"/>
+                                    <w:szCs w:val="40"/>
+                                  </w:rPr>
+                                  <w:t xml:space="preserve"> </w:t>
+                                </w:r>
+                                <w:r>
+                                  <w:rPr>
+                                    <w:b/>
+                                    <w:bCs/>
+                                    <w:sz w:val="40"/>
+                                    <w:szCs w:val="40"/>
+                                  </w:rPr>
+                                  <w:t>2</w:t>
+                                </w:r>
+                              </w:p>
+                            </w:txbxContent>
+                          </wps:txbx>
+                          <wps:bodyPr rot="0" vert="horz" wrap="square" lIns="91440" tIns="45720" rIns="91440" bIns="45720" anchor="t" anchorCtr="0">
+                            <a:spAutoFit/>
+                          </wps:bodyPr>
+                        </wps:wsp>
+                      </wpg:grpSp>
+                    </wpg:wgp>
+                  </a:graphicData>
+                </a:graphic>
+              </wp:anchor>
+            </w:drawing>
+          </mc:Choice>
+          <mc:Fallback>
+            <w:pict>
+              <v:group w14:anchorId="3593FC77" id="Group 11" o:spid="_x0000_s1038" style="position:absolute;margin-left:266.25pt;margin-top:.75pt;width:165.75pt;height:138.75pt;z-index:251684864" coordsize="21050,17621" o:gfxdata="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">
+                <v:shape id="Picture 7" o:spid="_x0000_s1039" type="#_x0000_t75" alt="A purple number on a black background&#10;&#10;Description automatically generated" style="position:absolute;left:8286;width:12764;height:12763;rotation:649174fd;visibility:visible;mso-wrap-style:square" o:gfxdata="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">
+                  <v:imagedata r:id="rId14" o:title="A purple number on a black background&#10;&#10;Description automatically generated"/>
+                </v:shape>
+                <v:shape id="Picture 6" o:spid="_x0000_s1040" type="#_x0000_t75" alt="A pink number on a black background&#10;&#10;Description automatically generated" style="position:absolute;left:762;top:1143;width:11620;height:11620;rotation:-281838fd;visibility:visible;mso-wrap-style:square" o:gfxdata="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">
+                  <v:imagedata r:id="rId15" o:title="A pink number on a black background&#10;&#10;Description automatically generated"/>
+                </v:shape>
+                <v:group id="Group 5" o:spid="_x0000_s1041" style="position:absolute;top:9525;width:20574;height:8096" coordsize="20574,8096" o:gfxdata="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">
+                  <v:shape id="Cloud 4" o:spid="_x0000_s1042" style="position:absolute;width:19812;height:8096;visibility:visible;mso-wrap-style:square;v-text-anchor:middle" coordsize="43200,43200" o:spt="100" o:gfxdata="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" adj="-11796480,,5400" path="m3900,14370c3629,11657,4261,8921,5623,6907,7775,3726,11264,3017,14005,5202,15678,909,19914,22,22456,3432,23097,1683,24328,474,25749,200v1564,-302,3126,570,4084,2281c31215,267,33501,-460,35463,690v1495,876,2567,2710,2855,4886c40046,6218,41422,7998,41982,10318v407,1684,349,3513,-164,5142c43079,17694,43520,20590,43016,23322v-670,3632,-2888,6352,-5612,6882c37391,32471,36658,34621,35395,36101v-1919,2249,-4691,2538,-6840,714c27860,39948,25999,42343,23667,43106v-2748,899,-5616,-633,-7187,-3840c12772,42310,7956,40599,5804,35472,3690,35809,1705,34024,1110,31250,679,29243,1060,27077,2113,25551,619,24354,-213,22057,-5,19704,239,16949,1845,14791,3863,14507v12,-46,25,-91,37,-137xem4693,26177nfc3809,26271,2925,25993,2160,25380t4768,9519nfc6573,35092,6200,35220,5820,35280t10658,3810nfc16211,38544,15987,37961,15810,37350m28827,34751nfc28788,35398,28698,36038,28560,36660m34129,22954nfc36133,24282,37398,27058,37380,30090m41798,15354nfc41473,16386,40978,17302,40350,18030m38324,5426nfc38379,5843,38405,6266,38400,6690m29078,3952nfc29267,3369,29516,2826,29820,2340m22141,4720nfc22218,4238,22339,3771,22500,3330m14000,5192nfc14472,5568,14908,6021,15300,6540m4127,15789nfc4024,15325,3948,14851,3900,14370e" fillcolor="#deeaf6 [660]" strokecolor="#091723 [484]" strokeweight="1pt">
+                    <v:stroke joinstyle="miter"/>
+                    <v:formulas/>
+                    <v:path arrowok="t" o:connecttype="custom" o:connectlocs="215226,490592;99060,475655;317726,654053;266912,661194;755699,732598;725064,699988;1322038,651280;1309793,687057;1565194,430188;1714288,563926;1916903,287754;1850496,337906;1757581,101690;1761067,125379;1333549,74066;1367578,43855;1015411,88459;1031875,62409;642056,97305;701675,122568;189269,295907;178858,269313" o:connectangles="0,0,0,0,0,0,0,0,0,0,0,0,0,0,0,0,0,0,0,0,0,0" textboxrect="0,0,43200,43200"/>
+                    <v:textbox>
+                      <w:txbxContent>
+                        <w:p>
+                          <w:pPr>
+                            <w:jc w:val="center"/>
+                            <w:rPr>
+                              <w:b/>
+                              <w:bCs/>
+                              <w:color w:val="000000" w:themeColor="text1"/>
+                              <w:sz w:val="44"/>
+                              <w:szCs w:val="44"/>
+                            </w:rPr>
+                          </w:pPr>
+                        </w:p>
+                      </w:txbxContent>
+                    </v:textbox>
+                  </v:shape>
+                  <v:shape id="_x0000_s1043" type="#_x0000_t202" style="position:absolute;left:2190;top:2095;width:18384;height:5613;visibility:visible;mso-wrap-style:square;v-text-anchor:top" o:gfxdata="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" filled="f" stroked="f">
+                    <v:textbox style="mso-fit-shape-to-text:t">
+                      <w:txbxContent>
+                        <w:p>
+                          <w:pPr>
+                            <w:rPr>
+                              <w:b/>
+                              <w:bCs/>
+                              <w:sz w:val="40"/>
+                              <w:szCs w:val="40"/>
+                            </w:rPr>
+                          </w:pPr>
+                          <w:r>
+                            <w:rPr>
+                              <w:b/>
+                              <w:bCs/>
+                              <w:sz w:val="40"/>
+                              <w:szCs w:val="40"/>
+                            </w:rPr>
+                            <w:t>SỐ ĐẾM</w:t>
+                          </w:r>
+                          <w:r>
+                            <w:rPr>
+                              <w:b/>
+                              <w:bCs/>
+                              <w:sz w:val="40"/>
+                              <w:szCs w:val="40"/>
+                            </w:rPr>
+                            <w:t xml:space="preserve"> </w:t>
+                          </w:r>
+                          <w:r>
+                            <w:rPr>
+                              <w:b/>
+                              <w:bCs/>
+                              <w:sz w:val="40"/>
+                              <w:szCs w:val="40"/>
+                            </w:rPr>
+                            <w:t>2</w:t>
+                          </w:r>
+                        </w:p>
+                      </w:txbxContent>
+                    </v:textbox>
+                  </v:shape>
+                </v:group>
+              </v:group>
+            </w:pict>
+          </mc:Fallback>
+        </mc:AlternateContent>
+      </w:r>
+      <w:r>
+        <w:rPr>
+          <w:noProof/>
+        </w:rPr>
+        <mc:AlternateContent>
+          <mc:Choice Requires="wpg">
+            <w:drawing>
+              <wp:anchor distT="0" distB="0" distL="114300" distR="114300" simplePos="0" relativeHeight="251665408" behindDoc="0" locked="0" layoutInCell="1" allowOverlap="1" wp14:anchorId="3038F545" wp14:editId="64C09F92">
+                <wp:simplePos x="0" y="0"/>
+                <wp:positionH relativeFrom="column">
+                  <wp:posOffset>352425</wp:posOffset>
+                </wp:positionH>
+                <wp:positionV relativeFrom="paragraph">
+                  <wp:posOffset>9525</wp:posOffset>
+                </wp:positionV>
+                <wp:extent cx="2398827" cy="1864994"/>
+                <wp:effectExtent l="0" t="0" r="0" b="40640"/>
+                <wp:wrapNone/>
+                <wp:docPr id="1272643828" name="Group 10"/>
+                <wp:cNvGraphicFramePr/>
+                <a:graphic xmlns:a="http://schemas.openxmlformats.org/drawingml/2006/main">
+                  <a:graphicData uri="http://schemas.microsoft.com/office/word/2010/wordprocessingGroup">
+                    <wpg:wgp>
+                      <wpg:cNvGrpSpPr/>
+                      <wpg:grpSpPr>
+                        <a:xfrm>
+                          <a:off x="0" y="0"/>
+                          <a:ext cx="2398827" cy="1864994"/>
+                          <a:chOff x="210107" y="239733"/>
+                          <a:chExt cx="2398911" cy="1865292"/>
+                        </a:xfrm>
+                      </wpg:grpSpPr>
+                      <pic:pic xmlns:pic="http://schemas.openxmlformats.org/drawingml/2006/picture">
+                        <pic:nvPicPr>
+                          <pic:cNvPr id="77912757" name="Picture 4" descr="A orange and black letter o&#10;&#10;Description automatically generated"/>
+                          <pic:cNvPicPr>
+                            <a:picLocks noChangeAspect="1"/>
+                          </pic:cNvPicPr>
+                        </pic:nvPicPr>
+                        <pic:blipFill>
+                          <a:blip r:embed="rId16">
+                            <a:extLst>
+                              <a:ext uri="{28A0092B-C50C-407E-A947-70E740481C1C}">
+                                <a14:useLocalDpi xmlns:a14="http://schemas.microsoft.com/office/drawing/2010/main" val="0"/>
+                              </a:ext>
+                            </a:extLst>
+                          </a:blip>
+                          <a:srcRect/>
+                          <a:stretch>
+                            <a:fillRect/>
+                          </a:stretch>
+                        </pic:blipFill>
+                        <pic:spPr bwMode="auto">
+                          <a:xfrm rot="20671282">
+                            <a:off x="210107" y="296113"/>
+                            <a:ext cx="1587159" cy="1587159"/>
+                          </a:xfrm>
+                          <a:prstGeom prst="rect">
+                            <a:avLst/>
+                          </a:prstGeom>
+                          <a:noFill/>
+                          <a:ln>
+                            <a:noFill/>
+                          </a:ln>
+                        </pic:spPr>
+                      </pic:pic>
+                      <pic:pic xmlns:pic="http://schemas.openxmlformats.org/drawingml/2006/picture">
+                        <pic:nvPicPr>
+                          <pic:cNvPr id="1923581109" name="Picture 5" descr="A number on a black background&#10;&#10;Description automatically generated"/>
+                          <pic:cNvPicPr>
+                            <a:picLocks noChangeAspect="1"/>
+                          </pic:cNvPicPr>
+                        </pic:nvPicPr>
+                        <pic:blipFill>
+                          <a:blip r:embed="rId17">
+                            <a:extLst>
+                              <a:ext uri="{28A0092B-C50C-407E-A947-70E740481C1C}">
+                                <a14:useLocalDpi xmlns:a14="http://schemas.microsoft.com/office/drawing/2010/main" val="0"/>
+                              </a:ext>
+                            </a:extLst>
+                          </a:blip>
+                          <a:srcRect/>
+                          <a:stretch>
+                            <a:fillRect/>
+                          </a:stretch>
+                        </pic:blipFill>
+                        <pic:spPr bwMode="auto">
+                          <a:xfrm rot="966966">
+                            <a:off x="1147340" y="239733"/>
+                            <a:ext cx="1461678" cy="1461678"/>
+                          </a:xfrm>
+                          <a:prstGeom prst="rect">
+                            <a:avLst/>
+                          </a:prstGeom>
+                          <a:noFill/>
+                          <a:ln>
+                            <a:noFill/>
+                          </a:ln>
+                        </pic:spPr>
+                      </pic:pic>
+                      <wpg:grpSp>
+                        <wpg:cNvPr id="1077636357" name="Group 5"/>
+                        <wpg:cNvGrpSpPr/>
+                        <wpg:grpSpPr>
+                          <a:xfrm>
+                            <a:off x="390526" y="1295400"/>
+                            <a:ext cx="2057399" cy="809625"/>
+                            <a:chOff x="1" y="0"/>
+                            <a:chExt cx="2057399" cy="809625"/>
+                          </a:xfrm>
+                        </wpg:grpSpPr>
+                        <wps:wsp>
+                          <wps:cNvPr id="1049997287" name="Cloud 4"/>
+                          <wps:cNvSpPr/>
+                          <wps:spPr>
+                            <a:xfrm>
+                              <a:off x="1" y="0"/>
+                              <a:ext cx="1981201" cy="809625"/>
+                            </a:xfrm>
+                            <a:prstGeom prst="cloud">
+                              <a:avLst/>
+                            </a:prstGeom>
+                            <a:solidFill>
+                              <a:schemeClr val="accent1">
+                                <a:lumMod val="20000"/>
+                                <a:lumOff val="80000"/>
+                              </a:schemeClr>
+                            </a:solidFill>
+                          </wps:spPr>
+                          <wps:style>
+                            <a:lnRef idx="2">
+                              <a:schemeClr val="accent1">
+                                <a:shade val="15000"/>
+                              </a:schemeClr>
+                            </a:lnRef>
+                            <a:fillRef idx="1">
+                              <a:schemeClr val="accent1"/>
+                            </a:fillRef>
+                            <a:effectRef idx="0">
+                              <a:schemeClr val="accent1"/>
+                            </a:effectRef>
+                            <a:fontRef idx="minor">
+                              <a:schemeClr val="lt1"/>
+                            </a:fontRef>
+                          </wps:style>
+                          <wps:txbx>
+                            <w:txbxContent>
+                              <w:p>
+                                <w:pPr>
+                                  <w:jc w:val="center"/>
+                                  <w:rPr>
+                                    <w:b/>
+                                    <w:bCs/>
+                                    <w:color w:val="000000" w:themeColor="text1"/>
+                                    <w:sz w:val="44"/>
+                                    <w:szCs w:val="44"/>
+                                  </w:rPr>
+                                </w:pPr>
+                              </w:p>
+                            </w:txbxContent>
+                          </wps:txbx>
+                          <wps:bodyPr rot="0" spcFirstLastPara="0" vertOverflow="overflow" horzOverflow="overflow" vert="horz" wrap="square" lIns="91440" tIns="45720" rIns="91440" bIns="45720" numCol="1" spcCol="0" rtlCol="0" fromWordArt="0" anchor="ctr" anchorCtr="0" forceAA="0" compatLnSpc="1">
+                            <a:prstTxWarp prst="textNoShape">
+                              <a:avLst/>
+                            </a:prstTxWarp>
+                            <a:noAutofit/>
+                          </wps:bodyPr>
+                        </wps:wsp>
+                        <wps:wsp>
+                          <wps:cNvPr id="1259254886" name="Text Box 2"/>
+                          <wps:cNvSpPr txBox="1">
+                            <a:spLocks noChangeArrowheads="1"/>
+                          </wps:cNvSpPr>
+                          <wps:spPr bwMode="auto">
+                            <a:xfrm>
+                              <a:off x="219075" y="209550"/>
+                              <a:ext cx="1838325" cy="561340"/>
+                            </a:xfrm>
+                            <a:prstGeom prst="rect">
+                              <a:avLst/>
+                            </a:prstGeom>
+                            <a:noFill/>
+                            <a:ln w="9525">
+                              <a:noFill/>
+                              <a:miter lim="800000"/>
+                              <a:headEnd/>
+                              <a:tailEnd/>
+                            </a:ln>
+                          </wps:spPr>
+                          <wps:txbx>
+                            <w:txbxContent>
+                              <w:p>
+                                <w:pPr>
+                                  <w:rPr>
+                                    <w:b/>
+                                    <w:bCs/>
+                                    <w:sz w:val="40"/>
+                                    <w:szCs w:val="40"/>
+                                  </w:rPr>
+                                </w:pPr>
+                                <w:r>
+                                  <w:rPr>
+                                    <w:b/>
+                                    <w:bCs/>
+                                    <w:sz w:val="40"/>
+                                    <w:szCs w:val="40"/>
+                                  </w:rPr>
+                                  <w:t>SỐ ĐẾM</w:t>
+                                </w:r>
+                                <w:r>
+                                  <w:rPr>
+                                    <w:b/>
+                                    <w:bCs/>
+                                    <w:sz w:val="40"/>
+                                    <w:szCs w:val="40"/>
+                                  </w:rPr>
+                                  <w:t xml:space="preserve"> 1</w:t>
+                                </w:r>
+                              </w:p>
+                            </w:txbxContent>
+                          </wps:txbx>
+                          <wps:bodyPr rot="0" vert="horz" wrap="square" lIns="91440" tIns="45720" rIns="91440" bIns="45720" anchor="t" anchorCtr="0">
+                            <a:spAutoFit/>
+                          </wps:bodyPr>
+                        </wps:wsp>
+                      </wpg:grpSp>
+                    </wpg:wgp>
+                  </a:graphicData>
+                </a:graphic>
+                <wp14:sizeRelH relativeFrom="margin">
+                  <wp14:pctWidth>0</wp14:pctWidth>
+                </wp14:sizeRelH>
+                <wp14:sizeRelV relativeFrom="margin">
+                  <wp14:pctHeight>0</wp14:pctHeight>
+                </wp14:sizeRelV>
+              </wp:anchor>
+            </w:drawing>
+          </mc:Choice>
+          <mc:Fallback>
+            <w:pict>
+              <v:group w14:anchorId="3038F545" id="Group 10" o:spid="_x0000_s1044" style="position:absolute;margin-left:27.75pt;margin-top:.75pt;width:188.9pt;height:146.85pt;z-index:251665408;mso-width-relative:margin;mso-height-relative:margin" coordorigin="2101,2397" coordsize="23989,18652" o:gfxdata="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">
+                <v:shape id="Picture 4" o:spid="_x0000_s1045" type="#_x0000_t75" alt="A orange and black letter o&#10;&#10;Description automatically generated" style="position:absolute;left:2101;top:2961;width:15871;height:15871;rotation:-1014408fd;visibility:visible;mso-wrap-style:square" o:gfxdata="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">
+                  <v:imagedata r:id="rId18" o:title="A orange and black letter o&#10;&#10;Description automatically generated"/>
+                </v:shape>
+                <v:shape id="Picture 5" o:spid="_x0000_s1046" type="#_x0000_t75" alt="A number on a black background&#10;&#10;Description automatically generated" style="position:absolute;left:11473;top:2397;width:14617;height:14617;rotation:1056185fd;visibility:visible;mso-wrap-style:square" o:gfxdata="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">
+                  <v:imagedata r:id="rId19" o:title="A number on a black background&#10;&#10;Description automatically generated"/>
+                </v:shape>
+                <v:group id="Group 5" o:spid="_x0000_s1047" style="position:absolute;left:3905;top:12954;width:20574;height:8096" coordorigin="" coordsize="20573,8096" o:gfxdata="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">
+                  <v:shape id="Cloud 4" o:spid="_x0000_s1048" style="position:absolute;width:19812;height:8096;visibility:visible;mso-wrap-style:square;v-text-anchor:middle" coordsize="43200,43200" o:spt="100" o:gfxdata="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" adj="-11796480,,5400" path="m3900,14370c3629,11657,4261,8921,5623,6907,7775,3726,11264,3017,14005,5202,15678,909,19914,22,22456,3432,23097,1683,24328,474,25749,200v1564,-302,3126,570,4084,2281c31215,267,33501,-460,35463,690v1495,876,2567,2710,2855,4886c40046,6218,41422,7998,41982,10318v407,1684,349,3513,-164,5142c43079,17694,43520,20590,43016,23322v-670,3632,-2888,6352,-5612,6882c37391,32471,36658,34621,35395,36101v-1919,2249,-4691,2538,-6840,714c27860,39948,25999,42343,23667,43106v-2748,899,-5616,-633,-7187,-3840c12772,42310,7956,40599,5804,35472,3690,35809,1705,34024,1110,31250,679,29243,1060,27077,2113,25551,619,24354,-213,22057,-5,19704,239,16949,1845,14791,3863,14507v12,-46,25,-91,37,-137xem4693,26177nfc3809,26271,2925,25993,2160,25380t4768,9519nfc6573,35092,6200,35220,5820,35280t10658,3810nfc16211,38544,15987,37961,15810,37350m28827,34751nfc28788,35398,28698,36038,28560,36660m34129,22954nfc36133,24282,37398,27058,37380,30090m41798,15354nfc41473,16386,40978,17302,40350,18030m38324,5426nfc38379,5843,38405,6266,38400,6690m29078,3952nfc29267,3369,29516,2826,29820,2340m22141,4720nfc22218,4238,22339,3771,22500,3330m14000,5192nfc14472,5568,14908,6021,15300,6540m4127,15789nfc4024,15325,3948,14851,3900,14370e" fillcolor="#deeaf6 [660]" strokecolor="#091723 [484]" strokeweight="1pt">
+                    <v:stroke joinstyle="miter"/>
+                    <v:formulas/>
+                    <v:path arrowok="t" o:connecttype="custom" o:connectlocs="215226,490592;99060,475655;317726,654053;266912,661194;755700,732598;725065,699988;1322039,651280;1309794,687057;1565195,430188;1714289,563926;1916904,287754;1850497,337906;1757582,101690;1761068,125379;1333550,74066;1367579,43855;1015411,88459;1031876,62409;642056,97305;701675,122568;189269,295907;178858,269313" o:connectangles="0,0,0,0,0,0,0,0,0,0,0,0,0,0,0,0,0,0,0,0,0,0" textboxrect="0,0,43200,43200"/>
+                    <v:textbox>
+                      <w:txbxContent>
+                        <w:p>
+                          <w:pPr>
+                            <w:jc w:val="center"/>
+                            <w:rPr>
+                              <w:b/>
+                              <w:bCs/>
+                              <w:color w:val="000000" w:themeColor="text1"/>
+                              <w:sz w:val="44"/>
+                              <w:szCs w:val="44"/>
+                            </w:rPr>
+                          </w:pPr>
+                        </w:p>
+                      </w:txbxContent>
+                    </v:textbox>
+                  </v:shape>
+                  <v:shape id="_x0000_s1049" type="#_x0000_t202" style="position:absolute;left:2190;top:2095;width:18384;height:5613;visibility:visible;mso-wrap-style:square;v-text-anchor:top" o:gfxdata="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" filled="f" stroked="f">
+                    <v:textbox style="mso-fit-shape-to-text:t">
+                      <w:txbxContent>
+                        <w:p>
+                          <w:pPr>
+                            <w:rPr>
+                              <w:b/>
+                              <w:bCs/>
+                              <w:sz w:val="40"/>
+                              <w:szCs w:val="40"/>
+                            </w:rPr>
+                          </w:pPr>
+                          <w:r>
+                            <w:rPr>
+                              <w:b/>
+                              <w:bCs/>
+                              <w:sz w:val="40"/>
+                              <w:szCs w:val="40"/>
+                            </w:rPr>
+                            <w:t>SỐ ĐẾM</w:t>
+                          </w:r>
+                          <w:r>
+                            <w:rPr>
+                              <w:b/>
+                              <w:bCs/>
+                              <w:sz w:val="40"/>
+                              <w:szCs w:val="40"/>
+                            </w:rPr>
+                            <w:t xml:space="preserve"> 1</w:t>
+                          </w:r>
+                        </w:p>
+                      </w:txbxContent>
+                    </v:textbox>
+                  </v:shape>
+                </v:group>
+              </v:group>
+            </w:pict>
+          </mc:Fallback>
+        </mc:AlternateContent>
+      </w:r>
+    </w:p>
+    <w:p/>
+    <w:p/>
+    <w:p/>
+    <w:p>
+      <w:pPr>
+        <w:pStyle w:val="NormalWeb"/>
+      </w:pPr>
+    </w:p>
+    <w:p>
+      <w:pPr>
+        <w:pStyle w:val="NormalWeb"/>
+      </w:pPr>
+      <w:r>
+        <w:rPr>
+          <w:noProof/>
+          <w14:ligatures w14:val="standardContextual"/>
+        </w:rPr>
+        <mc:AlternateContent>
+          <mc:Choice Requires="wpg">
+            <w:drawing>
+              <wp:anchor distT="0" distB="0" distL="114300" distR="114300" simplePos="0" relativeHeight="251673600" behindDoc="0" locked="0" layoutInCell="1" allowOverlap="1" wp14:anchorId="31387196" wp14:editId="13CAE717">
+                <wp:simplePos x="0" y="0"/>
+                <wp:positionH relativeFrom="column">
+                  <wp:posOffset>3381375</wp:posOffset>
+                </wp:positionH>
+                <wp:positionV relativeFrom="paragraph">
+                  <wp:posOffset>350520</wp:posOffset>
+                </wp:positionV>
+                <wp:extent cx="2057400" cy="2000250"/>
+                <wp:effectExtent l="19050" t="0" r="0" b="38100"/>
+                <wp:wrapNone/>
+                <wp:docPr id="68108708" name="Group 13"/>
+                <wp:cNvGraphicFramePr/>
+                <a:graphic xmlns:a="http://schemas.openxmlformats.org/drawingml/2006/main">
+                  <a:graphicData uri="http://schemas.microsoft.com/office/word/2010/wordprocessingGroup">
+                    <wpg:wgp>
+                      <wpg:cNvGrpSpPr/>
+                      <wpg:grpSpPr>
+                        <a:xfrm>
+                          <a:off x="0" y="0"/>
+                          <a:ext cx="2057400" cy="2000250"/>
+                          <a:chOff x="0" y="0"/>
+                          <a:chExt cx="2057400" cy="2000250"/>
+                        </a:xfrm>
+                      </wpg:grpSpPr>
+                      <pic:pic xmlns:pic="http://schemas.openxmlformats.org/drawingml/2006/picture">
+                        <pic:nvPicPr>
+                          <pic:cNvPr id="1674975678" name="Picture 10" descr="A child and child jumping&#10;&#10;Description automatically generated"/>
+                          <pic:cNvPicPr>
+                            <a:picLocks noChangeAspect="1"/>
+                          </pic:cNvPicPr>
+                        </pic:nvPicPr>
+                        <pic:blipFill>
+                          <a:blip r:embed="rId20" cstate="print">
+                            <a:extLst>
+                              <a:ext uri="{28A0092B-C50C-407E-A947-70E740481C1C}">
+                                <a14:useLocalDpi xmlns:a14="http://schemas.microsoft.com/office/drawing/2010/main" val="0"/>
+                              </a:ext>
+                            </a:extLst>
+                          </a:blip>
+                          <a:srcRect/>
+                          <a:stretch>
+                            <a:fillRect/>
+                          </a:stretch>
+                        </pic:blipFill>
+                        <pic:spPr bwMode="auto">
+                          <a:xfrm>
+                            <a:off x="152400" y="0"/>
+                            <a:ext cx="1809750" cy="1809750"/>
+                          </a:xfrm>
+                          <a:prstGeom prst="rect">
+                            <a:avLst/>
+                          </a:prstGeom>
+                          <a:noFill/>
+                          <a:ln>
+                            <a:noFill/>
+                          </a:ln>
+                        </pic:spPr>
+                      </pic:pic>
+                      <wpg:grpSp>
+                        <wpg:cNvPr id="129134631" name="Group 5"/>
+                        <wpg:cNvGrpSpPr/>
+                        <wpg:grpSpPr>
+                          <a:xfrm>
+                            <a:off x="0" y="1190625"/>
+                            <a:ext cx="2057400" cy="809625"/>
+                            <a:chOff x="0" y="0"/>
+                            <a:chExt cx="2057400" cy="809625"/>
+                          </a:xfrm>
+                        </wpg:grpSpPr>
+                        <wps:wsp>
+                          <wps:cNvPr id="1714910117" name="Cloud 4"/>
+                          <wps:cNvSpPr/>
+                          <wps:spPr>
+                            <a:xfrm>
+                              <a:off x="0" y="0"/>
+                              <a:ext cx="1981200" cy="809625"/>
+                            </a:xfrm>
+                            <a:prstGeom prst="cloud">
+                              <a:avLst/>
+                            </a:prstGeom>
+                            <a:solidFill>
+                              <a:schemeClr val="accent1">
+                                <a:lumMod val="20000"/>
+                                <a:lumOff val="80000"/>
+                              </a:schemeClr>
+                            </a:solidFill>
+                          </wps:spPr>
+                          <wps:style>
+                            <a:lnRef idx="2">
+                              <a:schemeClr val="accent1">
+                                <a:shade val="15000"/>
+                              </a:schemeClr>
+                            </a:lnRef>
+                            <a:fillRef idx="1">
+                              <a:schemeClr val="accent1"/>
+                            </a:fillRef>
+                            <a:effectRef idx="0">
+                              <a:schemeClr val="accent1"/>
+                            </a:effectRef>
+                            <a:fontRef idx="minor">
+                              <a:schemeClr val="lt1"/>
+                            </a:fontRef>
+                          </wps:style>
+                          <wps:txbx>
+                            <w:txbxContent>
+                              <w:p>
+                                <w:pPr>
+                                  <w:jc w:val="center"/>
+                                  <w:rPr>
+                                    <w:b/>
+                                    <w:bCs/>
+                                    <w:color w:val="000000" w:themeColor="text1"/>
+                                    <w:sz w:val="44"/>
+                                    <w:szCs w:val="44"/>
+                                  </w:rPr>
+                                </w:pPr>
+                              </w:p>
+                            </w:txbxContent>
+                          </wps:txbx>
+                          <wps:bodyPr rot="0" spcFirstLastPara="0" vertOverflow="overflow" horzOverflow="overflow" vert="horz" wrap="square" lIns="91440" tIns="45720" rIns="91440" bIns="45720" numCol="1" spcCol="0" rtlCol="0" fromWordArt="0" anchor="ctr" anchorCtr="0" forceAA="0" compatLnSpc="1">
+                            <a:prstTxWarp prst="textNoShape">
+                              <a:avLst/>
+                            </a:prstTxWarp>
+                            <a:noAutofit/>
+                          </wps:bodyPr>
+                        </wps:wsp>
+                        <wps:wsp>
+                          <wps:cNvPr id="286001371" name="Text Box 2"/>
+                          <wps:cNvSpPr txBox="1">
+                            <a:spLocks noChangeArrowheads="1"/>
+                          </wps:cNvSpPr>
+                          <wps:spPr bwMode="auto">
+                            <a:xfrm>
+                              <a:off x="219075" y="209550"/>
+                              <a:ext cx="1838325" cy="561340"/>
+                            </a:xfrm>
+                            <a:prstGeom prst="rect">
+                              <a:avLst/>
+                            </a:prstGeom>
+                            <a:noFill/>
+                            <a:ln w="9525">
+                              <a:noFill/>
+                              <a:miter lim="800000"/>
+                              <a:headEnd/>
+                              <a:tailEnd/>
+                            </a:ln>
+                          </wps:spPr>
+                          <wps:txbx>
+                            <w:txbxContent>
+                              <w:p>
+                                <w:pPr>
+                                  <w:rPr>
+                                    <w:b/>
+                                    <w:bCs/>
+                                    <w:sz w:val="40"/>
+                                    <w:szCs w:val="40"/>
+                                  </w:rPr>
+                                </w:pPr>
+                                <w:r>
+                                  <w:rPr>
+                                    <w:b/>
+                                    <w:bCs/>
+                                    <w:sz w:val="40"/>
+                                    <w:szCs w:val="40"/>
+                                  </w:rPr>
+                                  <w:t>HOẠT ĐỘNG</w:t>
+                                </w:r>
+                              </w:p>
+                            </w:txbxContent>
+                          </wps:txbx>
+                          <wps:bodyPr rot="0" vert="horz" wrap="square" lIns="91440" tIns="45720" rIns="91440" bIns="45720" anchor="t" anchorCtr="0">
+                            <a:spAutoFit/>
+                          </wps:bodyPr>
+                        </wps:wsp>
+                      </wpg:grpSp>
+                    </wpg:wgp>
+                  </a:graphicData>
+                </a:graphic>
+              </wp:anchor>
+            </w:drawing>
+          </mc:Choice>
+          <mc:Fallback>
+            <w:pict>
+              <v:group w14:anchorId="31387196" id="Group 13" o:spid="_x0000_s1050" style="position:absolute;margin-left:266.25pt;margin-top:27.6pt;width:162pt;height:157.5pt;z-index:251673600" coordsize="20574,20002" o:gfxdata="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">
+                <v:shape id="Picture 10" o:spid="_x0000_s1051" type="#_x0000_t75" alt="A child and child jumping&#10;&#10;Description automatically generated" style="position:absolute;left:1524;width:18097;height:18097;visibility:visible;mso-wrap-style:square" o:gfxdata="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">
+                  <v:imagedata r:id="rId21" o:title="A child and child jumping&#10;&#10;Description automatically generated"/>
+                </v:shape>
+                <v:group id="Group 5" o:spid="_x0000_s1052" style="position:absolute;top:11906;width:20574;height:8096" coordsize="20574,8096" o:gfxdata="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">
+                  <v:shape id="Cloud 4" o:spid="_x0000_s1053" style="position:absolute;width:19812;height:8096;visibility:visible;mso-wrap-style:square;v-text-anchor:middle" coordsize="43200,43200" o:spt="100" o:gfxdata="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" adj="-11796480,,5400" path="m3900,14370c3629,11657,4261,8921,5623,6907,7775,3726,11264,3017,14005,5202,15678,909,19914,22,22456,3432,23097,1683,24328,474,25749,200v1564,-302,3126,570,4084,2281c31215,267,33501,-460,35463,690v1495,876,2567,2710,2855,4886c40046,6218,41422,7998,41982,10318v407,1684,349,3513,-164,5142c43079,17694,43520,20590,43016,23322v-670,3632,-2888,6352,-5612,6882c37391,32471,36658,34621,35395,36101v-1919,2249,-4691,2538,-6840,714c27860,39948,25999,42343,23667,43106v-2748,899,-5616,-633,-7187,-3840c12772,42310,7956,40599,5804,35472,3690,35809,1705,34024,1110,31250,679,29243,1060,27077,2113,25551,619,24354,-213,22057,-5,19704,239,16949,1845,14791,3863,14507v12,-46,25,-91,37,-137xem4693,26177nfc3809,26271,2925,25993,2160,25380t4768,9519nfc6573,35092,6200,35220,5820,35280t10658,3810nfc16211,38544,15987,37961,15810,37350m28827,34751nfc28788,35398,28698,36038,28560,36660m34129,22954nfc36133,24282,37398,27058,37380,30090m41798,15354nfc41473,16386,40978,17302,40350,18030m38324,5426nfc38379,5843,38405,6266,38400,6690m29078,3952nfc29267,3369,29516,2826,29820,2340m22141,4720nfc22218,4238,22339,3771,22500,3330m14000,5192nfc14472,5568,14908,6021,15300,6540m4127,15789nfc4024,15325,3948,14851,3900,14370e" fillcolor="#deeaf6 [660]" strokecolor="#091723 [484]" strokeweight="1pt">
+                    <v:stroke joinstyle="miter"/>
+                    <v:formulas/>
+                    <v:path arrowok="t" o:connecttype="custom" o:connectlocs="215226,490592;99060,475655;317726,654053;266912,661194;755699,732598;725064,699988;1322038,651280;1309793,687057;1565194,430188;1714288,563926;1916903,287754;1850496,337906;1757581,101690;1761067,125379;1333549,74066;1367578,43855;1015411,88459;1031875,62409;642056,97305;701675,122568;189269,295907;178858,269313" o:connectangles="0,0,0,0,0,0,0,0,0,0,0,0,0,0,0,0,0,0,0,0,0,0" textboxrect="0,0,43200,43200"/>
+                    <v:textbox>
+                      <w:txbxContent>
+                        <w:p>
+                          <w:pPr>
+                            <w:jc w:val="center"/>
+                            <w:rPr>
+                              <w:b/>
+                              <w:bCs/>
+                              <w:color w:val="000000" w:themeColor="text1"/>
+                              <w:sz w:val="44"/>
+                              <w:szCs w:val="44"/>
+                            </w:rPr>
+                          </w:pPr>
+                        </w:p>
+                      </w:txbxContent>
+                    </v:textbox>
+                  </v:shape>
+                  <v:shape id="_x0000_s1054" type="#_x0000_t202" style="position:absolute;left:2190;top:2095;width:18384;height:5613;visibility:visible;mso-wrap-style:square;v-text-anchor:top" o:gfxdata="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" filled="f" stroked="f">
+                    <v:textbox style="mso-fit-shape-to-text:t">
+                      <w:txbxContent>
+                        <w:p>
+                          <w:pPr>
+                            <w:rPr>
+                              <w:b/>
+                              <w:bCs/>
+                              <w:sz w:val="40"/>
+                              <w:szCs w:val="40"/>
+                            </w:rPr>
+                          </w:pPr>
+                          <w:r>
+                            <w:rPr>
+                              <w:b/>
+                              <w:bCs/>
+                              <w:sz w:val="40"/>
+                              <w:szCs w:val="40"/>
+                            </w:rPr>
+                            <w:t>HOẠT ĐỘNG</w:t>
+                          </w:r>
+                        </w:p>
+                      </w:txbxContent>
+                    </v:textbox>
+                  </v:shape>
+                </v:group>
+              </v:group>
+            </w:pict>
+          </mc:Fallback>
+        </mc:AlternateContent>
+      </w:r>
+    </w:p>
+    <w:p>
+      <w:pPr>
+        <w:pStyle w:val="NormalWeb"/>
+      </w:pPr>
+      <w:r>
+        <w:rPr>
+          <w:noProof/>
+          <w14:ligatures w14:val="standardContextual"/>
+        </w:rPr>
+        <mc:AlternateContent>
+          <mc:Choice Requires="wpg">
+            <w:drawing>
+              <wp:anchor distT="0" distB="0" distL="114300" distR="114300" simplePos="0" relativeHeight="251670528" behindDoc="0" locked="0" layoutInCell="1" allowOverlap="1" wp14:anchorId="19617040" wp14:editId="4CB696FB">
+                <wp:simplePos x="0" y="0"/>
+                <wp:positionH relativeFrom="column">
+                  <wp:posOffset>428625</wp:posOffset>
+                </wp:positionH>
+                <wp:positionV relativeFrom="paragraph">
+                  <wp:posOffset>197485</wp:posOffset>
+                </wp:positionV>
+                <wp:extent cx="2057400" cy="1828800"/>
+                <wp:effectExtent l="19050" t="0" r="0" b="38100"/>
+                <wp:wrapNone/>
+                <wp:docPr id="2118235351" name="Group 12"/>
+                <wp:cNvGraphicFramePr/>
+                <a:graphic xmlns:a="http://schemas.openxmlformats.org/drawingml/2006/main">
+                  <a:graphicData uri="http://schemas.microsoft.com/office/word/2010/wordprocessingGroup">
+                    <wpg:wgp>
+                      <wpg:cNvGrpSpPr/>
+                      <wpg:grpSpPr>
+                        <a:xfrm>
+                          <a:off x="0" y="0"/>
+                          <a:ext cx="2057400" cy="1828800"/>
+                          <a:chOff x="0" y="0"/>
+                          <a:chExt cx="2057400" cy="1828800"/>
+                        </a:xfrm>
+                      </wpg:grpSpPr>
+                      <pic:pic xmlns:pic="http://schemas.openxmlformats.org/drawingml/2006/picture">
+                        <pic:nvPicPr>
+                          <pic:cNvPr id="250224359" name="Picture 9" descr="A group of fruit on a black background&#10;&#10;Description automatically generated"/>
+                          <pic:cNvPicPr>
+                            <a:picLocks noChangeAspect="1"/>
+                          </pic:cNvPicPr>
+                        </pic:nvPicPr>
+                        <pic:blipFill>
+                          <a:blip r:embed="rId22" cstate="print">
+                            <a:extLst>
+                              <a:ext uri="{28A0092B-C50C-407E-A947-70E740481C1C}">
+                                <a14:useLocalDpi xmlns:a14="http://schemas.microsoft.com/office/drawing/2010/main" val="0"/>
+                              </a:ext>
+                            </a:extLst>
+                          </a:blip>
+                          <a:srcRect/>
+                          <a:stretch>
+                            <a:fillRect/>
+                          </a:stretch>
+                        </pic:blipFill>
+                        <pic:spPr bwMode="auto">
+                          <a:xfrm>
+                            <a:off x="304800" y="0"/>
+                            <a:ext cx="1285875" cy="1285875"/>
+                          </a:xfrm>
+                          <a:prstGeom prst="rect">
+                            <a:avLst/>
+                          </a:prstGeom>
+                          <a:noFill/>
+                          <a:ln>
+                            <a:noFill/>
+                          </a:ln>
+                        </pic:spPr>
+                      </pic:pic>
+                      <wpg:grpSp>
+                        <wpg:cNvPr id="279316533" name="Group 5"/>
+                        <wpg:cNvGrpSpPr/>
+                        <wpg:grpSpPr>
+                          <a:xfrm>
+                            <a:off x="0" y="1019175"/>
+                            <a:ext cx="2057400" cy="809625"/>
+                            <a:chOff x="0" y="0"/>
+                            <a:chExt cx="2057400" cy="809625"/>
+                          </a:xfrm>
+                        </wpg:grpSpPr>
+                        <wps:wsp>
+                          <wps:cNvPr id="630096230" name="Cloud 4"/>
+                          <wps:cNvSpPr/>
+                          <wps:spPr>
+                            <a:xfrm>
+                              <a:off x="0" y="0"/>
+                              <a:ext cx="1981200" cy="809625"/>
+                            </a:xfrm>
+                            <a:prstGeom prst="cloud">
+                              <a:avLst/>
+                            </a:prstGeom>
+                            <a:solidFill>
+                              <a:schemeClr val="accent1">
+                                <a:lumMod val="20000"/>
+                                <a:lumOff val="80000"/>
+                              </a:schemeClr>
+                            </a:solidFill>
+                          </wps:spPr>
+                          <wps:style>
+                            <a:lnRef idx="2">
+                              <a:schemeClr val="accent1">
+                                <a:shade val="15000"/>
+                              </a:schemeClr>
+                            </a:lnRef>
+                            <a:fillRef idx="1">
+                              <a:schemeClr val="accent1"/>
+                            </a:fillRef>
+                            <a:effectRef idx="0">
+                              <a:schemeClr val="accent1"/>
+                            </a:effectRef>
+                            <a:fontRef idx="minor">
+                              <a:schemeClr val="lt1"/>
+                            </a:fontRef>
+                          </wps:style>
+                          <wps:txbx>
+                            <w:txbxContent>
+                              <w:p>
+                                <w:pPr>
+                                  <w:jc w:val="center"/>
+                                  <w:rPr>
+                                    <w:b/>
+                                    <w:bCs/>
+                                    <w:color w:val="000000" w:themeColor="text1"/>
+                                    <w:sz w:val="44"/>
+                                    <w:szCs w:val="44"/>
+                                  </w:rPr>
+                                </w:pPr>
+                              </w:p>
+                            </w:txbxContent>
+                          </wps:txbx>
+                          <wps:bodyPr rot="0" spcFirstLastPara="0" vertOverflow="overflow" horzOverflow="overflow" vert="horz" wrap="square" lIns="91440" tIns="45720" rIns="91440" bIns="45720" numCol="1" spcCol="0" rtlCol="0" fromWordArt="0" anchor="ctr" anchorCtr="0" forceAA="0" compatLnSpc="1">
+                            <a:prstTxWarp prst="textNoShape">
+                              <a:avLst/>
+                            </a:prstTxWarp>
+                            <a:noAutofit/>
+                          </wps:bodyPr>
+                        </wps:wsp>
+                        <wps:wsp>
+                          <wps:cNvPr id="195093789" name="Text Box 2"/>
+                          <wps:cNvSpPr txBox="1">
+                            <a:spLocks noChangeArrowheads="1"/>
+                          </wps:cNvSpPr>
+                          <wps:spPr bwMode="auto">
+                            <a:xfrm>
+                              <a:off x="219075" y="209550"/>
+                              <a:ext cx="1838325" cy="561340"/>
+                            </a:xfrm>
+                            <a:prstGeom prst="rect">
+                              <a:avLst/>
+                            </a:prstGeom>
+                            <a:noFill/>
+                            <a:ln w="9525">
+                              <a:noFill/>
+                              <a:miter lim="800000"/>
+                              <a:headEnd/>
+                              <a:tailEnd/>
+                            </a:ln>
+                          </wps:spPr>
+                          <wps:txbx>
+                            <w:txbxContent>
+                              <w:p>
+                                <w:pPr>
+                                  <w:rPr>
+                                    <w:b/>
+                                    <w:bCs/>
+                                    <w:sz w:val="40"/>
+                                    <w:szCs w:val="40"/>
+                                  </w:rPr>
+                                </w:pPr>
+                                <w:r>
+                                  <w:rPr>
+                                    <w:b/>
+                                    <w:bCs/>
+                                    <w:sz w:val="40"/>
+                                    <w:szCs w:val="40"/>
+                                  </w:rPr>
+                                  <w:t>TRÁI CÂY</w:t>
+                                </w:r>
+                              </w:p>
+                            </w:txbxContent>
+                          </wps:txbx>
+                          <wps:bodyPr rot="0" vert="horz" wrap="square" lIns="91440" tIns="45720" rIns="91440" bIns="45720" anchor="t" anchorCtr="0">
+                            <a:spAutoFit/>
+                          </wps:bodyPr>
+                        </wps:wsp>
+                      </wpg:grpSp>
+                    </wpg:wgp>
+                  </a:graphicData>
+                </a:graphic>
+              </wp:anchor>
+            </w:drawing>
+          </mc:Choice>
+          <mc:Fallback>
+            <w:pict>
+              <v:group w14:anchorId="19617040" id="Group 12" o:spid="_x0000_s1055" style="position:absolute;margin-left:33.75pt;margin-top:15.55pt;width:162pt;height:2in;z-index:251670528" coordsize="20574,18288" o:gfxdata="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">
+                <v:shape id="Picture 9" o:spid="_x0000_s1056" type="#_x0000_t75" alt="A group of fruit on a black background&#10;&#10;Description automatically generated" style="position:absolute;left:3048;width:12858;height:12858;visibility:visible;mso-wrap-style:square" o:gfxdata="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">
+                  <v:imagedata r:id="rId23" o:title="A group of fruit on a black background&#10;&#10;Description automatically generated"/>
+                </v:shape>
+                <v:group id="Group 5" o:spid="_x0000_s1057" style="position:absolute;top:10191;width:20574;height:8097" coordsize="20574,8096" o:gfxdata="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">
+                  <v:shape id="Cloud 4" o:spid="_x0000_s1058" style="position:absolute;width:19812;height:8096;visibility:visible;mso-wrap-style:square;v-text-anchor:middle" coordsize="43200,43200" o:spt="100" o:gfxdata="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" adj="-11796480,,5400" path="m3900,14370c3629,11657,4261,8921,5623,6907,7775,3726,11264,3017,14005,5202,15678,909,19914,22,22456,3432,23097,1683,24328,474,25749,200v1564,-302,3126,570,4084,2281c31215,267,33501,-460,35463,690v1495,876,2567,2710,2855,4886c40046,6218,41422,7998,41982,10318v407,1684,349,3513,-164,5142c43079,17694,43520,20590,43016,23322v-670,3632,-2888,6352,-5612,6882c37391,32471,36658,34621,35395,36101v-1919,2249,-4691,2538,-6840,714c27860,39948,25999,42343,23667,43106v-2748,899,-5616,-633,-7187,-3840c12772,42310,7956,40599,5804,35472,3690,35809,1705,34024,1110,31250,679,29243,1060,27077,2113,25551,619,24354,-213,22057,-5,19704,239,16949,1845,14791,3863,14507v12,-46,25,-91,37,-137xem4693,26177nfc3809,26271,2925,25993,2160,25380t4768,9519nfc6573,35092,6200,35220,5820,35280t10658,3810nfc16211,38544,15987,37961,15810,37350m28827,34751nfc28788,35398,28698,36038,28560,36660m34129,22954nfc36133,24282,37398,27058,37380,30090m41798,15354nfc41473,16386,40978,17302,40350,18030m38324,5426nfc38379,5843,38405,6266,38400,6690m29078,3952nfc29267,3369,29516,2826,29820,2340m22141,4720nfc22218,4238,22339,3771,22500,3330m14000,5192nfc14472,5568,14908,6021,15300,6540m4127,15789nfc4024,15325,3948,14851,3900,14370e" fillcolor="#deeaf6 [660]" strokecolor="#091723 [484]" strokeweight="1pt">
+                    <v:stroke joinstyle="miter"/>
+                    <v:formulas/>
+                    <v:path arrowok="t" o:connecttype="custom" o:connectlocs="215226,490592;99060,475655;317726,654053;266912,661194;755699,732598;725064,699988;1322038,651280;1309793,687057;1565194,430188;1714288,563926;1916903,287754;1850496,337906;1757581,101690;1761067,125379;1333549,74066;1367578,43855;1015411,88459;1031875,62409;642056,97305;701675,122568;189269,295907;178858,269313" o:connectangles="0,0,0,0,0,0,0,0,0,0,0,0,0,0,0,0,0,0,0,0,0,0" textboxrect="0,0,43200,43200"/>
+                    <v:textbox>
+                      <w:txbxContent>
+                        <w:p>
+                          <w:pPr>
+                            <w:jc w:val="center"/>
+                            <w:rPr>
+                              <w:b/>
+                              <w:bCs/>
+                              <w:color w:val="000000" w:themeColor="text1"/>
+                              <w:sz w:val="44"/>
+                              <w:szCs w:val="44"/>
+                            </w:rPr>
+                          </w:pPr>
+                        </w:p>
+                      </w:txbxContent>
+                    </v:textbox>
+                  </v:shape>
+                  <v:shape id="_x0000_s1059" type="#_x0000_t202" style="position:absolute;left:2190;top:2095;width:18384;height:5613;visibility:visible;mso-wrap-style:square;v-text-anchor:top" o:gfxdata="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" filled="f" stroked="f">
+                    <v:textbox style="mso-fit-shape-to-text:t">
+                      <w:txbxContent>
+                        <w:p>
+                          <w:pPr>
+                            <w:rPr>
+                              <w:b/>
+                              <w:bCs/>
+                              <w:sz w:val="40"/>
+                              <w:szCs w:val="40"/>
+                            </w:rPr>
+                          </w:pPr>
+                          <w:r>
+                            <w:rPr>
+                              <w:b/>
+                              <w:bCs/>
+                              <w:sz w:val="40"/>
+                              <w:szCs w:val="40"/>
+                            </w:rPr>
+                            <w:t>TRÁI CÂY</w:t>
+                          </w:r>
+                        </w:p>
+                      </w:txbxContent>
+                    </v:textbox>
+                  </v:shape>
+                </v:group>
+              </v:group>
+            </w:pict>
+          </mc:Fallback>
+        </mc:AlternateContent>
+      </w:r>
+    </w:p>
+    <w:p>
+      <w:pPr>
+        <w:pStyle w:val="NormalWeb"/>
+      </w:pPr>
+    </w:p>
+    <w:p>
+      <w:pPr>
+        <w:pStyle w:val="NormalWeb"/>
+      </w:pPr>
+    </w:p>
+    <w:p/>
+    <w:p/>
+    <w:p/>
+    <w:p/>
+    <w:p>
+      <w:r>
+        <w:rPr>
+          <w:noProof/>
+        </w:rPr>
+        <mc:AlternateContent>
           <mc:Choice Requires="wps">
             <w:drawing>
-              <wp:anchor distT="45720" distB="45720" distL="114300" distR="114300" simplePos="0" relativeHeight="251662336" behindDoc="0" locked="0" layoutInCell="1" allowOverlap="1" wp14:anchorId="7347E9AB" wp14:editId="3F49F270">
+              <wp:anchor distT="0" distB="0" distL="114300" distR="114300" simplePos="0" relativeHeight="251656192" behindDoc="0" locked="0" layoutInCell="1" allowOverlap="1" wp14:anchorId="08D5632D" wp14:editId="21D78972">
+                <wp:simplePos x="0" y="0"/>
+                <wp:positionH relativeFrom="margin">
+                  <wp:align>right</wp:align>
+                </wp:positionH>
+                <wp:positionV relativeFrom="paragraph">
+                  <wp:posOffset>5943600</wp:posOffset>
+                </wp:positionV>
+                <wp:extent cx="1828800" cy="1562100"/>
+                <wp:effectExtent l="0" t="0" r="0" b="0"/>
+                <wp:wrapNone/>
+                <wp:docPr id="1855358967" name="Text Box 1"/>
+                <wp:cNvGraphicFramePr/>
+                <a:graphic xmlns:a="http://schemas.openxmlformats.org/drawingml/2006/main">
+                  <a:graphicData uri="http://schemas.microsoft.com/office/word/2010/wordprocessingShape">
+                    <wps:wsp>
+                      <wps:cNvSpPr txBox="1"/>
+                      <wps:spPr>
+                        <a:xfrm>
+                          <a:off x="0" y="0"/>
+                          <a:ext cx="1828800" cy="1562100"/>
+                        </a:xfrm>
+                        <a:prstGeom prst="rect">
+                          <a:avLst/>
+                        </a:prstGeom>
+                        <a:noFill/>
+                        <a:ln>
+                          <a:noFill/>
+                        </a:ln>
+                      </wps:spPr>
+                      <wps:txbx>
+                        <w:txbxContent>
+                          <w:p>
+                            <w:pPr>
+                              <w:jc w:val="center"/>
+                              <w:rPr>
+                                <w:b/>
+                                <w:noProof/>
+                                <w:color w:val="F7CAAC" w:themeColor="accent2" w:themeTint="66"/>
+                                <w:sz w:val="72"/>
+                                <w:szCs w:val="72"/>
+                                <w14:textOutline w14:w="11112" w14:cap="flat" w14:cmpd="sng" w14:algn="ctr">
+                                  <w14:solidFill>
+                                    <w14:schemeClr w14:val="accent2"/>
+                                  </w14:solidFill>
+                                  <w14:prstDash w14:val="solid"/>
+                                  <w14:round/>
+                                </w14:textOutline>
+                              </w:rPr>
+                            </w:pPr>
+                            <w:r>
+                              <w:rPr>
+                                <w:b/>
+                                <w:noProof/>
+                                <w:color w:val="F7CAAC" w:themeColor="accent2" w:themeTint="66"/>
+                                <w:sz w:val="72"/>
+                                <w:szCs w:val="72"/>
+                                <w14:textOutline w14:w="11112" w14:cap="flat" w14:cmpd="sng" w14:algn="ctr">
+                                  <w14:solidFill>
+                                    <w14:schemeClr w14:val="accent2"/>
+                                  </w14:solidFill>
+                                  <w14:prstDash w14:val="solid"/>
+                                  <w14:round/>
+                                </w14:textOutline>
+                              </w:rPr>
+                              <w:t>TIẾP TỤC HỌC THÊM NHÉ!</w:t>
+                            </w:r>
+                          </w:p>
+                        </w:txbxContent>
+                      </wps:txbx>
+                      <wps:bodyPr rot="0" spcFirstLastPara="0" vertOverflow="overflow" horzOverflow="overflow" vert="horz" wrap="none" lIns="91440" tIns="45720" rIns="91440" bIns="45720" numCol="1" spcCol="0" rtlCol="0" fromWordArt="0" anchor="t" anchorCtr="0" forceAA="0" compatLnSpc="1">
+                        <a:prstTxWarp prst="textChevron">
+                          <a:avLst/>
+                        </a:prstTxWarp>
+                        <a:noAutofit/>
+                      </wps:bodyPr>
+                    </wps:wsp>
+                  </a:graphicData>
+                </a:graphic>
+                <wp14:sizeRelV relativeFrom="margin">
+                  <wp14:pctHeight>0</wp14:pctHeight>
+                </wp14:sizeRelV>
+              </wp:anchor>
+            </w:drawing>
+          </mc:Choice>
+          <mc:Fallback>
+            <w:pict>
+              <v:shape w14:anchorId="08D5632D" id="Text Box 1" o:spid="_x0000_s1060" type="#_x0000_t202" style="position:absolute;margin-left:92.8pt;margin-top:468pt;width:2in;height:123pt;z-index:251656192;visibility:visible;mso-wrap-style:none;mso-height-percent:0;mso-wrap-distance-left:9pt;mso-wrap-distance-top:0;mso-wrap-distance-right:9pt;mso-wrap-distance-bottom:0;mso-position-horizontal:right;mso-position-horizontal-relative:margin;mso-position-vertical:absolute;mso-position-vertical-relative:text;mso-height-percent:0;mso-height-relative:margin;v-text-anchor:top" o:gfxdata="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" filled="f" stroked="f">
+                <v:textbox>
+                  <w:txbxContent>
+                    <w:p>
+                      <w:pPr>
+                        <w:jc w:val="center"/>
+                        <w:rPr>
+                          <w:b/>
+                          <w:noProof/>
+                          <w:color w:val="F7CAAC" w:themeColor="accent2" w:themeTint="66"/>
+                          <w:sz w:val="72"/>
+                          <w:szCs w:val="72"/>
+                          <w14:textOutline w14:w="11112" w14:cap="flat" w14:cmpd="sng" w14:algn="ctr">
+                            <w14:solidFill>
+                              <w14:schemeClr w14:val="accent2"/>
+                            </w14:solidFill>
+                            <w14:prstDash w14:val="solid"/>
+                            <w14:round/>
+                          </w14:textOutline>
+                        </w:rPr>
+                      </w:pPr>
+                      <w:r>
+                        <w:rPr>
+                          <w:b/>
+                          <w:noProof/>
+                          <w:color w:val="F7CAAC" w:themeColor="accent2" w:themeTint="66"/>
+                          <w:sz w:val="72"/>
+                          <w:szCs w:val="72"/>
+                          <w14:textOutline w14:w="11112" w14:cap="flat" w14:cmpd="sng" w14:algn="ctr">
+                            <w14:solidFill>
+                              <w14:schemeClr w14:val="accent2"/>
+                            </w14:solidFill>
+                            <w14:prstDash w14:val="solid"/>
+                            <w14:round/>
+                          </w14:textOutline>
+                        </w:rPr>
+                        <w:t>TIẾP TỤC HỌC THÊM NHÉ!</w:t>
+                      </w:r>
+                    </w:p>
+                  </w:txbxContent>
+                </v:textbox>
+                <w10:wrap anchorx="margin"/>
+              </v:shape>
+            </w:pict>
+          </mc:Fallback>
+        </mc:AlternateContent>
+      </w:r>
+      <w:r>
+        <w:rPr>
+          <w:noProof/>
+        </w:rPr>
+        <mc:AlternateContent>
+          <mc:Choice Requires="wps">
+            <w:drawing>
+              <wp:anchor distT="45720" distB="45720" distL="114300" distR="114300" simplePos="0" relativeHeight="251654144" behindDoc="0" locked="0" layoutInCell="1" allowOverlap="1" wp14:anchorId="7347E9AB" wp14:editId="2171B272">
                 <wp:simplePos x="0" y="0"/>
                 <wp:positionH relativeFrom="column">
                   <wp:posOffset>1981200</wp:posOffset>
@@ -89,11 +2020,7 @@
           </mc:Choice>
           <mc:Fallback>
             <w:pict>
-              <v:shapetype w14:anchorId="7347E9AB" id="_x0000_t202" coordsize="21600,21600" o:spt="202" path="m,l,21600r21600,l21600,xe">
-                <v:stroke joinstyle="miter"/>
-                <v:path gradientshapeok="t" o:connecttype="rect"/>
-              </v:shapetype>
-              <v:shape id="Text Box 2" o:spid="_x0000_s1026" type="#_x0000_t202" style="position:absolute;margin-left:156pt;margin-top:288.75pt;width:185.9pt;height:63.75pt;z-index:251662336;visibility:visible;mso-wrap-style:square;mso-width-percent:400;mso-height-percent:0;mso-wrap-distance-left:9pt;mso-wrap-distance-top:3.6pt;mso-wrap-distance-right:9pt;mso-wrap-distance-bottom:3.6pt;mso-position-horizontal:absolute;mso-position-horizontal-relative:text;mso-position-vertical:absolute;mso-position-vertical-relative:text;mso-width-percent:400;mso-height-percent:0;mso-width-relative:margin;mso-height-relative:margin;v-text-anchor:top" o:gfxdata="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" filled="f" stroked="f">
+              <v:shape w14:anchorId="7347E9AB" id="Text Box 2" o:spid="_x0000_s1061" type="#_x0000_t202" style="position:absolute;margin-left:156pt;margin-top:288.75pt;width:185.9pt;height:63.75pt;z-index:251654144;visibility:visible;mso-wrap-style:square;mso-width-percent:400;mso-height-percent:0;mso-wrap-distance-left:9pt;mso-wrap-distance-top:3.6pt;mso-wrap-distance-right:9pt;mso-wrap-distance-bottom:3.6pt;mso-position-horizontal:absolute;mso-position-horizontal-relative:text;mso-position-vertical:absolute;mso-position-vertical-relative:text;mso-width-percent:400;mso-height-percent:0;mso-width-relative:margin;mso-height-relative:margin;v-text-anchor:top" o:gfxdata="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" filled="f" stroked="f">
                 <v:textbox>
                   <w:txbxContent>
                     <w:p>
@@ -132,7 +2059,7 @@
         <mc:AlternateContent>
           <mc:Choice Requires="wps">
             <w:drawing>
-              <wp:anchor distT="0" distB="0" distL="114300" distR="114300" simplePos="0" relativeHeight="251660288" behindDoc="0" locked="0" layoutInCell="1" allowOverlap="1" wp14:anchorId="50464134" wp14:editId="3F31C7F8">
+              <wp:anchor distT="0" distB="0" distL="114300" distR="114300" simplePos="0" relativeHeight="251652096" behindDoc="0" locked="0" layoutInCell="1" allowOverlap="1" wp14:anchorId="50464134" wp14:editId="4C061C1F">
                 <wp:simplePos x="0" y="0"/>
                 <wp:positionH relativeFrom="margin">
                   <wp:posOffset>333375</wp:posOffset>
@@ -205,7 +2132,7 @@
           </mc:Choice>
           <mc:Fallback>
             <w:pict>
-              <v:shape w14:anchorId="50464134" id="Dodecagon 2" o:spid="_x0000_s1027" style="position:absolute;margin-left:26.25pt;margin-top:271.5pt;width:450pt;height:180pt;z-index:251660288;visibility:visible;mso-wrap-style:square;mso-width-percent:0;mso-height-percent:0;mso-wrap-distance-left:9pt;mso-wrap-distance-top:0;mso-wrap-distance-right:9pt;mso-wrap-distance-bottom:0;mso-position-horizontal:absolute;mso-position-horizontal-relative:margin;mso-position-vertical:absolute;mso-position-vertical-relative:text;mso-width-percent:0;mso-height-percent:0;mso-width-relative:margin;mso-height-relative:margin;v-text-anchor:middle" coordsize="5715000,2286000" o:spt="100" o:gfxdata="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" adj="-11796480,,5400" path="m,836718l765704,306282,2091796,,3623204,,4949296,306282r765704,530436l5715000,1449282r-765704,530436l3623204,2286000r-1531408,l765704,1979718,,1449282,,836718xe" fillcolor="#fff2cc [663]" strokecolor="#091723 [484]" strokeweight="1pt">
+              <v:shape w14:anchorId="50464134" id="Dodecagon 2" o:spid="_x0000_s1062" style="position:absolute;margin-left:26.25pt;margin-top:271.5pt;width:450pt;height:180pt;z-index:251652096;visibility:visible;mso-wrap-style:square;mso-width-percent:0;mso-height-percent:0;mso-wrap-distance-left:9pt;mso-wrap-distance-top:0;mso-wrap-distance-right:9pt;mso-wrap-distance-bottom:0;mso-position-horizontal:absolute;mso-position-horizontal-relative:margin;mso-position-vertical:absolute;mso-position-vertical-relative:text;mso-width-percent:0;mso-height-percent:0;mso-width-relative:margin;mso-height-relative:margin;v-text-anchor:middle" coordsize="5715000,2286000" o:spt="100" o:gfxdata="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" adj="-11796480,,5400" path="m,836718l765704,306282,2091796,,3623204,,4949296,306282r765704,530436l5715000,1449282r-765704,530436l3623204,2286000r-1531408,l765704,1979718,,1449282,,836718xe" fillcolor="#fff2cc [663]" strokecolor="#091723 [484]" strokeweight="1pt">
                 <v:stroke joinstyle="miter"/>
                 <v:formulas/>
                 <v:path arrowok="t" o:connecttype="custom" o:connectlocs="0,836718;765704,306282;2091796,0;3623204,0;4949296,306282;5715000,836718;5715000,1449282;4949296,1979718;3623204,2286000;2091796,2286000;765704,1979718;0,1449282;0,836718" o:connectangles="0,0,0,0,0,0,0,0,0,0,0,0,0" textboxrect="0,0,5715000,2286000"/>
@@ -227,7 +2154,7 @@
         <mc:AlternateContent>
           <mc:Choice Requires="wps">
             <w:drawing>
-              <wp:anchor distT="0" distB="0" distL="114300" distR="114300" simplePos="0" relativeHeight="251659264" behindDoc="0" locked="0" layoutInCell="1" allowOverlap="1" wp14:anchorId="0D95E8AB" wp14:editId="57395857">
+              <wp:anchor distT="0" distB="0" distL="114300" distR="114300" simplePos="0" relativeHeight="251651072" behindDoc="0" locked="0" layoutInCell="1" allowOverlap="1" wp14:anchorId="0D95E8AB" wp14:editId="71CC7735">
                 <wp:simplePos x="0" y="0"/>
                 <wp:positionH relativeFrom="margin">
                   <wp:posOffset>-219074</wp:posOffset>
@@ -347,7 +2274,7 @@
                 </v:handles>
                 <o:complex v:ext="view"/>
               </v:shapetype>
-              <v:shape id="Scroll: Horizontal 1" o:spid="_x0000_s1028" type="#_x0000_t98" style="position:absolute;margin-left:-17.25pt;margin-top:42.75pt;width:543pt;height:219pt;z-index:251659264;visibility:visible;mso-wrap-style:square;mso-width-percent:0;mso-height-percent:0;mso-wrap-distance-left:9pt;mso-wrap-distance-top:0;mso-wrap-distance-right:9pt;mso-wrap-distance-bottom:0;mso-position-horizontal:absolute;mso-position-horizontal-relative:margin;mso-position-vertical:absolute;mso-position-vertical-relative:text;mso-width-percent:0;mso-height-percent:0;mso-width-relative:margin;mso-height-relative:margin;v-text-anchor:middle" o:gfxdata="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" fillcolor="#fff2cc [663]" strokecolor="#091723 [484]" strokeweight="1pt">
+              <v:shape id="Scroll: Horizontal 1" o:spid="_x0000_s1063" type="#_x0000_t98" style="position:absolute;margin-left:-17.25pt;margin-top:42.75pt;width:543pt;height:219pt;z-index:251651072;visibility:visible;mso-wrap-style:square;mso-width-percent:0;mso-height-percent:0;mso-wrap-distance-left:9pt;mso-wrap-distance-top:0;mso-wrap-distance-right:9pt;mso-wrap-distance-bottom:0;mso-position-horizontal:absolute;mso-position-horizontal-relative:margin;mso-position-vertical:absolute;mso-position-vertical-relative:text;mso-width-percent:0;mso-height-percent:0;mso-width-relative:margin;mso-height-relative:margin;v-text-anchor:middle" o:gfxdata="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" fillcolor="#fff2cc [663]" strokecolor="#091723 [484]" strokeweight="1pt">
                 <v:stroke joinstyle="miter"/>
                 <v:textbox>
                   <w:txbxContent>
@@ -382,6 +2309,3675 @@
             </w:pict>
           </mc:Fallback>
         </mc:AlternateContent>
+      </w:r>
+    </w:p>
+    <w:p/>
+    <w:p/>
+    <w:p/>
+    <w:p/>
+    <w:p/>
+    <w:p/>
+    <w:p>
+      <w:r>
+        <w:rPr>
+          <w:noProof/>
+        </w:rPr>
+        <w:lastRenderedPageBreak/>
+        <mc:AlternateContent>
+          <mc:Choice Requires="wps">
+            <w:drawing>
+              <wp:anchor distT="0" distB="0" distL="114300" distR="114300" simplePos="0" relativeHeight="251685888" behindDoc="0" locked="0" layoutInCell="1" allowOverlap="1" wp14:anchorId="7F976291" wp14:editId="547F47F6">
+                <wp:simplePos x="0" y="0"/>
+                <wp:positionH relativeFrom="column">
+                  <wp:posOffset>1676400</wp:posOffset>
+                </wp:positionH>
+                <wp:positionV relativeFrom="paragraph">
+                  <wp:posOffset>-66675</wp:posOffset>
+                </wp:positionV>
+                <wp:extent cx="1352550" cy="771525"/>
+                <wp:effectExtent l="19050" t="19050" r="19050" b="28575"/>
+                <wp:wrapNone/>
+                <wp:docPr id="1357483399" name="Oval 17"/>
+                <wp:cNvGraphicFramePr/>
+                <a:graphic xmlns:a="http://schemas.openxmlformats.org/drawingml/2006/main">
+                  <a:graphicData uri="http://schemas.microsoft.com/office/word/2010/wordprocessingShape">
+                    <wps:wsp>
+                      <wps:cNvSpPr/>
+                      <wps:spPr>
+                        <a:xfrm>
+                          <a:off x="0" y="0"/>
+                          <a:ext cx="1352550" cy="771525"/>
+                        </a:xfrm>
+                        <a:prstGeom prst="ellipse">
+                          <a:avLst/>
+                        </a:prstGeom>
+                        <a:noFill/>
+                        <a:ln w="28575"/>
+                      </wps:spPr>
+                      <wps:style>
+                        <a:lnRef idx="2">
+                          <a:schemeClr val="accent1">
+                            <a:shade val="15000"/>
+                          </a:schemeClr>
+                        </a:lnRef>
+                        <a:fillRef idx="1">
+                          <a:schemeClr val="accent1"/>
+                        </a:fillRef>
+                        <a:effectRef idx="0">
+                          <a:schemeClr val="accent1"/>
+                        </a:effectRef>
+                        <a:fontRef idx="minor">
+                          <a:schemeClr val="lt1"/>
+                        </a:fontRef>
+                      </wps:style>
+                      <wps:txbx>
+                        <w:txbxContent>
+                          <w:p>
+                            <w:pPr>
+                              <w:jc w:val="center"/>
+                              <w:rPr>
+                                <w:color w:val="000000" w:themeColor="text1"/>
+                                <w:sz w:val="40"/>
+                                <w:szCs w:val="40"/>
+                              </w:rPr>
+                            </w:pPr>
+                            <w:r>
+                              <w:rPr>
+                                <w:color w:val="000000" w:themeColor="text1"/>
+                                <w:sz w:val="40"/>
+                                <w:szCs w:val="40"/>
+                              </w:rPr>
+                              <w:t>Intro</w:t>
+                            </w:r>
+                          </w:p>
+                        </w:txbxContent>
+                      </wps:txbx>
+                      <wps:bodyPr rot="0" spcFirstLastPara="0" vertOverflow="overflow" horzOverflow="overflow" vert="horz" wrap="square" lIns="91440" tIns="45720" rIns="91440" bIns="45720" numCol="1" spcCol="0" rtlCol="0" fromWordArt="0" anchor="ctr" anchorCtr="0" forceAA="0" compatLnSpc="1">
+                        <a:prstTxWarp prst="textNoShape">
+                          <a:avLst/>
+                        </a:prstTxWarp>
+                        <a:noAutofit/>
+                      </wps:bodyPr>
+                    </wps:wsp>
+                  </a:graphicData>
+                </a:graphic>
+              </wp:anchor>
+            </w:drawing>
+          </mc:Choice>
+          <mc:Fallback>
+            <w:pict>
+              <v:oval w14:anchorId="7F976291" id="Oval 17" o:spid="_x0000_s1064" style="position:absolute;margin-left:132pt;margin-top:-5.25pt;width:106.5pt;height:60.75pt;z-index:251685888;visibility:visible;mso-wrap-style:square;mso-wrap-distance-left:9pt;mso-wrap-distance-top:0;mso-wrap-distance-right:9pt;mso-wrap-distance-bottom:0;mso-position-horizontal:absolute;mso-position-horizontal-relative:text;mso-position-vertical:absolute;mso-position-vertical-relative:text;v-text-anchor:middle" o:gfxdata="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" filled="f" strokecolor="#091723 [484]" strokeweight="2.25pt">
+                <v:stroke joinstyle="miter"/>
+                <v:textbox>
+                  <w:txbxContent>
+                    <w:p>
+                      <w:pPr>
+                        <w:jc w:val="center"/>
+                        <w:rPr>
+                          <w:color w:val="000000" w:themeColor="text1"/>
+                          <w:sz w:val="40"/>
+                          <w:szCs w:val="40"/>
+                        </w:rPr>
+                      </w:pPr>
+                      <w:r>
+                        <w:rPr>
+                          <w:color w:val="000000" w:themeColor="text1"/>
+                          <w:sz w:val="40"/>
+                          <w:szCs w:val="40"/>
+                        </w:rPr>
+                        <w:t>Intro</w:t>
+                      </w:r>
+                    </w:p>
+                  </w:txbxContent>
+                </v:textbox>
+              </v:oval>
+            </w:pict>
+          </mc:Fallback>
+        </mc:AlternateContent>
+      </w:r>
+    </w:p>
+    <w:p/>
+    <w:p>
+      <w:r>
+        <w:rPr>
+          <w:noProof/>
+        </w:rPr>
+        <mc:AlternateContent>
+          <mc:Choice Requires="wps">
+            <w:drawing>
+              <wp:anchor distT="0" distB="0" distL="114300" distR="114300" simplePos="0" relativeHeight="251693056" behindDoc="0" locked="0" layoutInCell="1" allowOverlap="1" wp14:anchorId="11CC5777" wp14:editId="6DC2F82D">
+                <wp:simplePos x="0" y="0"/>
+                <wp:positionH relativeFrom="column">
+                  <wp:posOffset>2353586</wp:posOffset>
+                </wp:positionH>
+                <wp:positionV relativeFrom="paragraph">
+                  <wp:posOffset>49447</wp:posOffset>
+                </wp:positionV>
+                <wp:extent cx="0" cy="257589"/>
+                <wp:effectExtent l="76200" t="0" r="57150" b="47625"/>
+                <wp:wrapNone/>
+                <wp:docPr id="225247897" name="Straight Arrow Connector 20"/>
+                <wp:cNvGraphicFramePr/>
+                <a:graphic xmlns:a="http://schemas.openxmlformats.org/drawingml/2006/main">
+                  <a:graphicData uri="http://schemas.microsoft.com/office/word/2010/wordprocessingShape">
+                    <wps:wsp>
+                      <wps:cNvCnPr/>
+                      <wps:spPr>
+                        <a:xfrm>
+                          <a:off x="0" y="0"/>
+                          <a:ext cx="0" cy="257589"/>
+                        </a:xfrm>
+                        <a:prstGeom prst="straightConnector1">
+                          <a:avLst/>
+                        </a:prstGeom>
+                        <a:ln w="12700">
+                          <a:tailEnd type="triangle"/>
+                        </a:ln>
+                      </wps:spPr>
+                      <wps:style>
+                        <a:lnRef idx="1">
+                          <a:schemeClr val="dk1"/>
+                        </a:lnRef>
+                        <a:fillRef idx="0">
+                          <a:schemeClr val="dk1"/>
+                        </a:fillRef>
+                        <a:effectRef idx="0">
+                          <a:schemeClr val="dk1"/>
+                        </a:effectRef>
+                        <a:fontRef idx="minor">
+                          <a:schemeClr val="tx1"/>
+                        </a:fontRef>
+                      </wps:style>
+                      <wps:bodyPr/>
+                    </wps:wsp>
+                  </a:graphicData>
+                </a:graphic>
+              </wp:anchor>
+            </w:drawing>
+          </mc:Choice>
+          <mc:Fallback>
+            <w:pict>
+              <v:shapetype w14:anchorId="1AA0A7CF" id="_x0000_t32" coordsize="21600,21600" o:spt="32" o:oned="t" path="m,l21600,21600e" filled="f">
+                <v:path arrowok="t" fillok="f" o:connecttype="none"/>
+                <o:lock v:ext="edit" shapetype="t"/>
+              </v:shapetype>
+              <v:shape id="Straight Arrow Connector 20" o:spid="_x0000_s1026" type="#_x0000_t32" style="position:absolute;margin-left:185.3pt;margin-top:3.9pt;width:0;height:20.3pt;z-index:251693056;visibility:visible;mso-wrap-style:square;mso-wrap-distance-left:9pt;mso-wrap-distance-top:0;mso-wrap-distance-right:9pt;mso-wrap-distance-bottom:0;mso-position-horizontal:absolute;mso-position-horizontal-relative:text;mso-position-vertical:absolute;mso-position-vertical-relative:text" o:gfxdata="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" strokecolor="black [3200]" strokeweight="1pt">
+                <v:stroke endarrow="block" joinstyle="miter"/>
+              </v:shape>
+            </w:pict>
+          </mc:Fallback>
+        </mc:AlternateContent>
+      </w:r>
+      <w:r>
+        <w:rPr>
+          <w:noProof/>
+        </w:rPr>
+        <mc:AlternateContent>
+          <mc:Choice Requires="wps">
+            <w:drawing>
+              <wp:anchor distT="0" distB="0" distL="114300" distR="114300" simplePos="0" relativeHeight="251687936" behindDoc="0" locked="0" layoutInCell="1" allowOverlap="1" wp14:anchorId="368C927D" wp14:editId="31F896F6">
+                <wp:simplePos x="0" y="0"/>
+                <wp:positionH relativeFrom="column">
+                  <wp:posOffset>3552825</wp:posOffset>
+                </wp:positionH>
+                <wp:positionV relativeFrom="paragraph">
+                  <wp:posOffset>308610</wp:posOffset>
+                </wp:positionV>
+                <wp:extent cx="1352550" cy="771525"/>
+                <wp:effectExtent l="19050" t="19050" r="19050" b="28575"/>
+                <wp:wrapNone/>
+                <wp:docPr id="1051555026" name="Oval 17"/>
+                <wp:cNvGraphicFramePr/>
+                <a:graphic xmlns:a="http://schemas.openxmlformats.org/drawingml/2006/main">
+                  <a:graphicData uri="http://schemas.microsoft.com/office/word/2010/wordprocessingShape">
+                    <wps:wsp>
+                      <wps:cNvSpPr/>
+                      <wps:spPr>
+                        <a:xfrm>
+                          <a:off x="0" y="0"/>
+                          <a:ext cx="1352550" cy="771525"/>
+                        </a:xfrm>
+                        <a:prstGeom prst="ellipse">
+                          <a:avLst/>
+                        </a:prstGeom>
+                        <a:noFill/>
+                        <a:ln w="28575"/>
+                      </wps:spPr>
+                      <wps:style>
+                        <a:lnRef idx="2">
+                          <a:schemeClr val="accent1">
+                            <a:shade val="15000"/>
+                          </a:schemeClr>
+                        </a:lnRef>
+                        <a:fillRef idx="1">
+                          <a:schemeClr val="accent1"/>
+                        </a:fillRef>
+                        <a:effectRef idx="0">
+                          <a:schemeClr val="accent1"/>
+                        </a:effectRef>
+                        <a:fontRef idx="minor">
+                          <a:schemeClr val="lt1"/>
+                        </a:fontRef>
+                      </wps:style>
+                      <wps:txbx>
+                        <w:txbxContent>
+                          <w:p>
+                            <w:pPr>
+                              <w:jc w:val="center"/>
+                              <w:rPr>
+                                <w:color w:val="000000" w:themeColor="text1"/>
+                                <w:sz w:val="32"/>
+                                <w:szCs w:val="32"/>
+                              </w:rPr>
+                            </w:pPr>
+                            <w:r>
+                              <w:rPr>
+                                <w:color w:val="000000" w:themeColor="text1"/>
+                                <w:sz w:val="32"/>
+                                <w:szCs w:val="32"/>
+                              </w:rPr>
+                              <w:t>Exit</w:t>
+                            </w:r>
+                          </w:p>
+                        </w:txbxContent>
+                      </wps:txbx>
+                      <wps:bodyPr rot="0" spcFirstLastPara="0" vertOverflow="overflow" horzOverflow="overflow" vert="horz" wrap="square" lIns="91440" tIns="45720" rIns="91440" bIns="45720" numCol="1" spcCol="0" rtlCol="0" fromWordArt="0" anchor="ctr" anchorCtr="0" forceAA="0" compatLnSpc="1">
+                        <a:prstTxWarp prst="textNoShape">
+                          <a:avLst/>
+                        </a:prstTxWarp>
+                        <a:noAutofit/>
+                      </wps:bodyPr>
+                    </wps:wsp>
+                  </a:graphicData>
+                </a:graphic>
+              </wp:anchor>
+            </w:drawing>
+          </mc:Choice>
+          <mc:Fallback>
+            <w:pict>
+              <v:oval w14:anchorId="368C927D" id="_x0000_s1065" style="position:absolute;margin-left:279.75pt;margin-top:24.3pt;width:106.5pt;height:60.75pt;z-index:251687936;visibility:visible;mso-wrap-style:square;mso-wrap-distance-left:9pt;mso-wrap-distance-top:0;mso-wrap-distance-right:9pt;mso-wrap-distance-bottom:0;mso-position-horizontal:absolute;mso-position-horizontal-relative:text;mso-position-vertical:absolute;mso-position-vertical-relative:text;v-text-anchor:middle" o:gfxdata="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" filled="f" strokecolor="#091723 [484]" strokeweight="2.25pt">
+                <v:stroke joinstyle="miter"/>
+                <v:textbox>
+                  <w:txbxContent>
+                    <w:p>
+                      <w:pPr>
+                        <w:jc w:val="center"/>
+                        <w:rPr>
+                          <w:color w:val="000000" w:themeColor="text1"/>
+                          <w:sz w:val="32"/>
+                          <w:szCs w:val="32"/>
+                        </w:rPr>
+                      </w:pPr>
+                      <w:r>
+                        <w:rPr>
+                          <w:color w:val="000000" w:themeColor="text1"/>
+                          <w:sz w:val="32"/>
+                          <w:szCs w:val="32"/>
+                        </w:rPr>
+                        <w:t>Exit</w:t>
+                      </w:r>
+                    </w:p>
+                  </w:txbxContent>
+                </v:textbox>
+              </v:oval>
+            </w:pict>
+          </mc:Fallback>
+        </mc:AlternateContent>
+      </w:r>
+      <w:r>
+        <w:rPr>
+          <w:noProof/>
+        </w:rPr>
+        <mc:AlternateContent>
+          <mc:Choice Requires="wps">
+            <w:drawing>
+              <wp:anchor distT="0" distB="0" distL="114300" distR="114300" simplePos="0" relativeHeight="251688960" behindDoc="0" locked="0" layoutInCell="1" allowOverlap="1" wp14:anchorId="6C4189DE" wp14:editId="28C4391B">
+                <wp:simplePos x="0" y="0"/>
+                <wp:positionH relativeFrom="column">
+                  <wp:posOffset>1838325</wp:posOffset>
+                </wp:positionH>
+                <wp:positionV relativeFrom="paragraph">
+                  <wp:posOffset>318135</wp:posOffset>
+                </wp:positionV>
+                <wp:extent cx="1152525" cy="695325"/>
+                <wp:effectExtent l="19050" t="19050" r="28575" b="28575"/>
+                <wp:wrapNone/>
+                <wp:docPr id="1022566353" name="Rectangle 18"/>
+                <wp:cNvGraphicFramePr/>
+                <a:graphic xmlns:a="http://schemas.openxmlformats.org/drawingml/2006/main">
+                  <a:graphicData uri="http://schemas.microsoft.com/office/word/2010/wordprocessingShape">
+                    <wps:wsp>
+                      <wps:cNvSpPr/>
+                      <wps:spPr>
+                        <a:xfrm>
+                          <a:off x="0" y="0"/>
+                          <a:ext cx="1152525" cy="695325"/>
+                        </a:xfrm>
+                        <a:prstGeom prst="rect">
+                          <a:avLst/>
+                        </a:prstGeom>
+                        <a:noFill/>
+                        <a:ln w="28575"/>
+                      </wps:spPr>
+                      <wps:style>
+                        <a:lnRef idx="2">
+                          <a:schemeClr val="accent1">
+                            <a:shade val="15000"/>
+                          </a:schemeClr>
+                        </a:lnRef>
+                        <a:fillRef idx="1">
+                          <a:schemeClr val="accent1"/>
+                        </a:fillRef>
+                        <a:effectRef idx="0">
+                          <a:schemeClr val="accent1"/>
+                        </a:effectRef>
+                        <a:fontRef idx="minor">
+                          <a:schemeClr val="lt1"/>
+                        </a:fontRef>
+                      </wps:style>
+                      <wps:txbx>
+                        <w:txbxContent>
+                          <w:p>
+                            <w:pPr>
+                              <w:jc w:val="center"/>
+                              <w:rPr>
+                                <w:color w:val="000000" w:themeColor="text1"/>
+                                <w:sz w:val="36"/>
+                                <w:szCs w:val="36"/>
+                              </w:rPr>
+                            </w:pPr>
+                            <w:r>
+                              <w:rPr>
+                                <w:color w:val="000000" w:themeColor="text1"/>
+                                <w:sz w:val="36"/>
+                                <w:szCs w:val="36"/>
+                              </w:rPr>
+                              <w:t>Menu</w:t>
+                            </w:r>
+                          </w:p>
+                        </w:txbxContent>
+                      </wps:txbx>
+                      <wps:bodyPr rot="0" spcFirstLastPara="0" vertOverflow="overflow" horzOverflow="overflow" vert="horz" wrap="square" lIns="91440" tIns="45720" rIns="91440" bIns="45720" numCol="1" spcCol="0" rtlCol="0" fromWordArt="0" anchor="ctr" anchorCtr="0" forceAA="0" compatLnSpc="1">
+                        <a:prstTxWarp prst="textNoShape">
+                          <a:avLst/>
+                        </a:prstTxWarp>
+                        <a:noAutofit/>
+                      </wps:bodyPr>
+                    </wps:wsp>
+                  </a:graphicData>
+                </a:graphic>
+              </wp:anchor>
+            </w:drawing>
+          </mc:Choice>
+          <mc:Fallback>
+            <w:pict>
+              <v:rect w14:anchorId="6C4189DE" id="Rectangle 18" o:spid="_x0000_s1066" style="position:absolute;margin-left:144.75pt;margin-top:25.05pt;width:90.75pt;height:54.75pt;z-index:251688960;visibility:visible;mso-wrap-style:square;mso-wrap-distance-left:9pt;mso-wrap-distance-top:0;mso-wrap-distance-right:9pt;mso-wrap-distance-bottom:0;mso-position-horizontal:absolute;mso-position-horizontal-relative:text;mso-position-vertical:absolute;mso-position-vertical-relative:text;v-text-anchor:middle" o:gfxdata="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" filled="f" strokecolor="#091723 [484]" strokeweight="2.25pt">
+                <v:textbox>
+                  <w:txbxContent>
+                    <w:p>
+                      <w:pPr>
+                        <w:jc w:val="center"/>
+                        <w:rPr>
+                          <w:color w:val="000000" w:themeColor="text1"/>
+                          <w:sz w:val="36"/>
+                          <w:szCs w:val="36"/>
+                        </w:rPr>
+                      </w:pPr>
+                      <w:r>
+                        <w:rPr>
+                          <w:color w:val="000000" w:themeColor="text1"/>
+                          <w:sz w:val="36"/>
+                          <w:szCs w:val="36"/>
+                        </w:rPr>
+                        <w:t>Menu</w:t>
+                      </w:r>
+                    </w:p>
+                  </w:txbxContent>
+                </v:textbox>
+              </v:rect>
+            </w:pict>
+          </mc:Fallback>
+        </mc:AlternateContent>
+      </w:r>
+    </w:p>
+    <w:p>
+      <w:r>
+        <w:rPr>
+          <w:noProof/>
+        </w:rPr>
+        <mc:AlternateContent>
+          <mc:Choice Requires="wps">
+            <w:drawing>
+              <wp:anchor distT="0" distB="0" distL="114300" distR="114300" simplePos="0" relativeHeight="251696128" behindDoc="0" locked="0" layoutInCell="1" allowOverlap="1" wp14:anchorId="6E270A10" wp14:editId="05DFBA49">
+                <wp:simplePos x="0" y="0"/>
+                <wp:positionH relativeFrom="column">
+                  <wp:posOffset>1809118</wp:posOffset>
+                </wp:positionH>
+                <wp:positionV relativeFrom="paragraph">
+                  <wp:posOffset>295055</wp:posOffset>
+                </wp:positionV>
+                <wp:extent cx="587390" cy="2719004"/>
+                <wp:effectExtent l="609600" t="76200" r="22225" b="24765"/>
+                <wp:wrapNone/>
+                <wp:docPr id="1989819192" name="Connector: Elbow 21"/>
+                <wp:cNvGraphicFramePr/>
+                <a:graphic xmlns:a="http://schemas.openxmlformats.org/drawingml/2006/main">
+                  <a:graphicData uri="http://schemas.microsoft.com/office/word/2010/wordprocessingShape">
+                    <wps:wsp>
+                      <wps:cNvCnPr/>
+                      <wps:spPr>
+                        <a:xfrm flipH="1" flipV="1">
+                          <a:off x="0" y="0"/>
+                          <a:ext cx="587390" cy="2719004"/>
+                        </a:xfrm>
+                        <a:prstGeom prst="bentConnector3">
+                          <a:avLst>
+                            <a:gd name="adj1" fmla="val 202399"/>
+                          </a:avLst>
+                        </a:prstGeom>
+                        <a:ln w="12700">
+                          <a:tailEnd type="triangle"/>
+                        </a:ln>
+                      </wps:spPr>
+                      <wps:style>
+                        <a:lnRef idx="1">
+                          <a:schemeClr val="dk1"/>
+                        </a:lnRef>
+                        <a:fillRef idx="0">
+                          <a:schemeClr val="dk1"/>
+                        </a:fillRef>
+                        <a:effectRef idx="0">
+                          <a:schemeClr val="dk1"/>
+                        </a:effectRef>
+                        <a:fontRef idx="minor">
+                          <a:schemeClr val="tx1"/>
+                        </a:fontRef>
+                      </wps:style>
+                      <wps:bodyPr/>
+                    </wps:wsp>
+                  </a:graphicData>
+                </a:graphic>
+                <wp14:sizeRelH relativeFrom="margin">
+                  <wp14:pctWidth>0</wp14:pctWidth>
+                </wp14:sizeRelH>
+                <wp14:sizeRelV relativeFrom="margin">
+                  <wp14:pctHeight>0</wp14:pctHeight>
+                </wp14:sizeRelV>
+              </wp:anchor>
+            </w:drawing>
+          </mc:Choice>
+          <mc:Fallback>
+            <w:pict>
+              <v:shapetype w14:anchorId="2F172584" id="_x0000_t34" coordsize="21600,21600" o:spt="34" o:oned="t" adj="10800" path="m,l@0,0@0,21600,21600,21600e" filled="f">
+                <v:stroke joinstyle="miter"/>
+                <v:formulas>
+                  <v:f eqn="val #0"/>
+                </v:formulas>
+                <v:path arrowok="t" fillok="f" o:connecttype="none"/>
+                <v:handles>
+                  <v:h position="#0,center"/>
+                </v:handles>
+                <o:lock v:ext="edit" shapetype="t"/>
+              </v:shapetype>
+              <v:shape id="Connector: Elbow 21" o:spid="_x0000_s1026" type="#_x0000_t34" style="position:absolute;margin-left:142.45pt;margin-top:23.25pt;width:46.25pt;height:214.1pt;flip:x y;z-index:251696128;visibility:visible;mso-wrap-style:square;mso-width-percent:0;mso-height-percent:0;mso-wrap-distance-left:9pt;mso-wrap-distance-top:0;mso-wrap-distance-right:9pt;mso-wrap-distance-bottom:0;mso-position-horizontal:absolute;mso-position-horizontal-relative:text;mso-position-vertical:absolute;mso-position-vertical-relative:text;mso-width-percent:0;mso-height-percent:0;mso-width-relative:margin;mso-height-relative:margin" o:gfxdata="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" adj="43718" strokecolor="black [3200]" strokeweight="1pt">
+                <v:stroke endarrow="block"/>
+              </v:shape>
+            </w:pict>
+          </mc:Fallback>
+        </mc:AlternateContent>
+      </w:r>
+    </w:p>
+    <w:p>
+      <w:r>
+        <w:rPr>
+          <w:noProof/>
+        </w:rPr>
+        <mc:AlternateContent>
+          <mc:Choice Requires="wps">
+            <w:drawing>
+              <wp:anchor distT="0" distB="0" distL="114300" distR="114300" simplePos="0" relativeHeight="251702272" behindDoc="0" locked="0" layoutInCell="1" allowOverlap="1" wp14:anchorId="5388BC80" wp14:editId="66233796">
+                <wp:simplePos x="0" y="0"/>
+                <wp:positionH relativeFrom="column">
+                  <wp:posOffset>3007553</wp:posOffset>
+                </wp:positionH>
+                <wp:positionV relativeFrom="paragraph">
+                  <wp:posOffset>5999</wp:posOffset>
+                </wp:positionV>
+                <wp:extent cx="524371" cy="0"/>
+                <wp:effectExtent l="0" t="0" r="0" b="0"/>
+                <wp:wrapNone/>
+                <wp:docPr id="231753413" name="Straight Connector 23"/>
+                <wp:cNvGraphicFramePr/>
+                <a:graphic xmlns:a="http://schemas.openxmlformats.org/drawingml/2006/main">
+                  <a:graphicData uri="http://schemas.microsoft.com/office/word/2010/wordprocessingShape">
+                    <wps:wsp>
+                      <wps:cNvCnPr/>
+                      <wps:spPr>
+                        <a:xfrm>
+                          <a:off x="0" y="0"/>
+                          <a:ext cx="524371" cy="0"/>
+                        </a:xfrm>
+                        <a:prstGeom prst="line">
+                          <a:avLst/>
+                        </a:prstGeom>
+                        <a:ln w="12700"/>
+                      </wps:spPr>
+                      <wps:style>
+                        <a:lnRef idx="1">
+                          <a:schemeClr val="dk1"/>
+                        </a:lnRef>
+                        <a:fillRef idx="0">
+                          <a:schemeClr val="dk1"/>
+                        </a:fillRef>
+                        <a:effectRef idx="0">
+                          <a:schemeClr val="dk1"/>
+                        </a:effectRef>
+                        <a:fontRef idx="minor">
+                          <a:schemeClr val="tx1"/>
+                        </a:fontRef>
+                      </wps:style>
+                      <wps:bodyPr/>
+                    </wps:wsp>
+                  </a:graphicData>
+                </a:graphic>
+                <wp14:sizeRelH relativeFrom="margin">
+                  <wp14:pctWidth>0</wp14:pctWidth>
+                </wp14:sizeRelH>
+                <wp14:sizeRelV relativeFrom="margin">
+                  <wp14:pctHeight>0</wp14:pctHeight>
+                </wp14:sizeRelV>
+              </wp:anchor>
+            </w:drawing>
+          </mc:Choice>
+          <mc:Fallback>
+            <w:pict>
+              <v:line w14:anchorId="7C06DC4F" id="Straight Connector 23" o:spid="_x0000_s1026" style="position:absolute;z-index:251702272;visibility:visible;mso-wrap-style:square;mso-width-percent:0;mso-height-percent:0;mso-wrap-distance-left:9pt;mso-wrap-distance-top:0;mso-wrap-distance-right:9pt;mso-wrap-distance-bottom:0;mso-position-horizontal:absolute;mso-position-horizontal-relative:text;mso-position-vertical:absolute;mso-position-vertical-relative:text;mso-width-percent:0;mso-height-percent:0;mso-width-relative:margin;mso-height-relative:margin" from="236.8pt,.45pt" to="278.1pt,.45pt" o:gfxdata="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" strokecolor="black [3200]" strokeweight="1pt">
+                <v:stroke joinstyle="miter"/>
+              </v:line>
+            </w:pict>
+          </mc:Fallback>
+        </mc:AlternateContent>
+      </w:r>
+    </w:p>
+    <w:p>
+      <w:r>
+        <w:rPr>
+          <w:noProof/>
+        </w:rPr>
+        <mc:AlternateContent>
+          <mc:Choice Requires="wps">
+            <w:drawing>
+              <wp:anchor distT="0" distB="0" distL="114300" distR="114300" simplePos="0" relativeHeight="251698176" behindDoc="0" locked="0" layoutInCell="1" allowOverlap="1" wp14:anchorId="7669A79C" wp14:editId="036C4F85">
+                <wp:simplePos x="0" y="0"/>
+                <wp:positionH relativeFrom="column">
+                  <wp:posOffset>2392174</wp:posOffset>
+                </wp:positionH>
+                <wp:positionV relativeFrom="paragraph">
+                  <wp:posOffset>78526</wp:posOffset>
+                </wp:positionV>
+                <wp:extent cx="0" cy="169013"/>
+                <wp:effectExtent l="0" t="0" r="38100" b="21590"/>
+                <wp:wrapNone/>
+                <wp:docPr id="1534802626" name="Straight Connector 23"/>
+                <wp:cNvGraphicFramePr/>
+                <a:graphic xmlns:a="http://schemas.openxmlformats.org/drawingml/2006/main">
+                  <a:graphicData uri="http://schemas.microsoft.com/office/word/2010/wordprocessingShape">
+                    <wps:wsp>
+                      <wps:cNvCnPr/>
+                      <wps:spPr>
+                        <a:xfrm>
+                          <a:off x="0" y="0"/>
+                          <a:ext cx="0" cy="169013"/>
+                        </a:xfrm>
+                        <a:prstGeom prst="line">
+                          <a:avLst/>
+                        </a:prstGeom>
+                        <a:ln w="12700"/>
+                      </wps:spPr>
+                      <wps:style>
+                        <a:lnRef idx="1">
+                          <a:schemeClr val="dk1"/>
+                        </a:lnRef>
+                        <a:fillRef idx="0">
+                          <a:schemeClr val="dk1"/>
+                        </a:fillRef>
+                        <a:effectRef idx="0">
+                          <a:schemeClr val="dk1"/>
+                        </a:effectRef>
+                        <a:fontRef idx="minor">
+                          <a:schemeClr val="tx1"/>
+                        </a:fontRef>
+                      </wps:style>
+                      <wps:bodyPr/>
+                    </wps:wsp>
+                  </a:graphicData>
+                </a:graphic>
+              </wp:anchor>
+            </w:drawing>
+          </mc:Choice>
+          <mc:Fallback>
+            <w:pict>
+              <v:line w14:anchorId="0F268303" id="Straight Connector 23" o:spid="_x0000_s1026" style="position:absolute;z-index:251698176;visibility:visible;mso-wrap-style:square;mso-wrap-distance-left:9pt;mso-wrap-distance-top:0;mso-wrap-distance-right:9pt;mso-wrap-distance-bottom:0;mso-position-horizontal:absolute;mso-position-horizontal-relative:text;mso-position-vertical:absolute;mso-position-vertical-relative:text" from="188.35pt,6.2pt" to="188.35pt,19.5pt" o:gfxdata="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" strokecolor="black [3200]" strokeweight="1pt">
+                <v:stroke joinstyle="miter"/>
+              </v:line>
+            </w:pict>
+          </mc:Fallback>
+        </mc:AlternateContent>
+      </w:r>
+      <w:r>
+        <w:rPr>
+          <w:noProof/>
+        </w:rPr>
+        <mc:AlternateContent>
+          <mc:Choice Requires="wps">
+            <w:drawing>
+              <wp:anchor distT="0" distB="0" distL="114300" distR="114300" simplePos="0" relativeHeight="251691008" behindDoc="0" locked="0" layoutInCell="1" allowOverlap="1" wp14:anchorId="2DF96956" wp14:editId="0ACF7D34">
+                <wp:simplePos x="0" y="0"/>
+                <wp:positionH relativeFrom="column">
+                  <wp:posOffset>1847850</wp:posOffset>
+                </wp:positionH>
+                <wp:positionV relativeFrom="paragraph">
+                  <wp:posOffset>271780</wp:posOffset>
+                </wp:positionV>
+                <wp:extent cx="1152525" cy="695325"/>
+                <wp:effectExtent l="19050" t="19050" r="28575" b="28575"/>
+                <wp:wrapNone/>
+                <wp:docPr id="1709862416" name="Rectangle 18"/>
+                <wp:cNvGraphicFramePr/>
+                <a:graphic xmlns:a="http://schemas.openxmlformats.org/drawingml/2006/main">
+                  <a:graphicData uri="http://schemas.microsoft.com/office/word/2010/wordprocessingShape">
+                    <wps:wsp>
+                      <wps:cNvSpPr/>
+                      <wps:spPr>
+                        <a:xfrm>
+                          <a:off x="0" y="0"/>
+                          <a:ext cx="1152525" cy="695325"/>
+                        </a:xfrm>
+                        <a:prstGeom prst="rect">
+                          <a:avLst/>
+                        </a:prstGeom>
+                        <a:noFill/>
+                        <a:ln w="28575"/>
+                      </wps:spPr>
+                      <wps:style>
+                        <a:lnRef idx="2">
+                          <a:schemeClr val="accent1">
+                            <a:shade val="15000"/>
+                          </a:schemeClr>
+                        </a:lnRef>
+                        <a:fillRef idx="1">
+                          <a:schemeClr val="accent1"/>
+                        </a:fillRef>
+                        <a:effectRef idx="0">
+                          <a:schemeClr val="accent1"/>
+                        </a:effectRef>
+                        <a:fontRef idx="minor">
+                          <a:schemeClr val="lt1"/>
+                        </a:fontRef>
+                      </wps:style>
+                      <wps:txbx>
+                        <w:txbxContent>
+                          <w:p>
+                            <w:pPr>
+                              <w:jc w:val="center"/>
+                              <w:rPr>
+                                <w:color w:val="000000" w:themeColor="text1"/>
+                                <w:sz w:val="32"/>
+                                <w:szCs w:val="32"/>
+                              </w:rPr>
+                            </w:pPr>
+                            <w:r>
+                              <w:rPr>
+                                <w:color w:val="000000" w:themeColor="text1"/>
+                                <w:sz w:val="32"/>
+                                <w:szCs w:val="32"/>
+                              </w:rPr>
+                              <w:t>Start game</w:t>
+                            </w:r>
+                          </w:p>
+                        </w:txbxContent>
+                      </wps:txbx>
+                      <wps:bodyPr rot="0" spcFirstLastPara="0" vertOverflow="overflow" horzOverflow="overflow" vert="horz" wrap="square" lIns="91440" tIns="45720" rIns="91440" bIns="45720" numCol="1" spcCol="0" rtlCol="0" fromWordArt="0" anchor="ctr" anchorCtr="0" forceAA="0" compatLnSpc="1">
+                        <a:prstTxWarp prst="textNoShape">
+                          <a:avLst/>
+                        </a:prstTxWarp>
+                        <a:noAutofit/>
+                      </wps:bodyPr>
+                    </wps:wsp>
+                  </a:graphicData>
+                </a:graphic>
+              </wp:anchor>
+            </w:drawing>
+          </mc:Choice>
+          <mc:Fallback>
+            <w:pict>
+              <v:rect w14:anchorId="2DF96956" id="_x0000_s1067" style="position:absolute;margin-left:145.5pt;margin-top:21.4pt;width:90.75pt;height:54.75pt;z-index:251691008;visibility:visible;mso-wrap-style:square;mso-wrap-distance-left:9pt;mso-wrap-distance-top:0;mso-wrap-distance-right:9pt;mso-wrap-distance-bottom:0;mso-position-horizontal:absolute;mso-position-horizontal-relative:text;mso-position-vertical:absolute;mso-position-vertical-relative:text;v-text-anchor:middle" o:gfxdata="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" filled="f" strokecolor="#091723 [484]" strokeweight="2.25pt">
+                <v:textbox>
+                  <w:txbxContent>
+                    <w:p>
+                      <w:pPr>
+                        <w:jc w:val="center"/>
+                        <w:rPr>
+                          <w:color w:val="000000" w:themeColor="text1"/>
+                          <w:sz w:val="32"/>
+                          <w:szCs w:val="32"/>
+                        </w:rPr>
+                      </w:pPr>
+                      <w:r>
+                        <w:rPr>
+                          <w:color w:val="000000" w:themeColor="text1"/>
+                          <w:sz w:val="32"/>
+                          <w:szCs w:val="32"/>
+                        </w:rPr>
+                        <w:t>Start game</w:t>
+                      </w:r>
+                    </w:p>
+                  </w:txbxContent>
+                </v:textbox>
+              </v:rect>
+            </w:pict>
+          </mc:Fallback>
+        </mc:AlternateContent>
+      </w:r>
+    </w:p>
+    <w:p>
+      <w:r>
+        <w:rPr>
+          <w:noProof/>
+        </w:rPr>
+        <mc:AlternateContent>
+          <mc:Choice Requires="wps">
+            <w:drawing>
+              <wp:anchor distT="0" distB="0" distL="114300" distR="114300" simplePos="0" relativeHeight="251694080" behindDoc="0" locked="0" layoutInCell="1" allowOverlap="1" wp14:anchorId="0F0C9940" wp14:editId="6BB7D127">
+                <wp:simplePos x="0" y="0"/>
+                <wp:positionH relativeFrom="column">
+                  <wp:posOffset>3000375</wp:posOffset>
+                </wp:positionH>
+                <wp:positionV relativeFrom="paragraph">
+                  <wp:posOffset>264933</wp:posOffset>
+                </wp:positionV>
+                <wp:extent cx="183984" cy="1082206"/>
+                <wp:effectExtent l="38100" t="76200" r="673735" b="22860"/>
+                <wp:wrapNone/>
+                <wp:docPr id="1408573315" name="Connector: Elbow 21"/>
+                <wp:cNvGraphicFramePr/>
+                <a:graphic xmlns:a="http://schemas.openxmlformats.org/drawingml/2006/main">
+                  <a:graphicData uri="http://schemas.microsoft.com/office/word/2010/wordprocessingShape">
+                    <wps:wsp>
+                      <wps:cNvCnPr/>
+                      <wps:spPr>
+                        <a:xfrm flipH="1" flipV="1">
+                          <a:off x="0" y="0"/>
+                          <a:ext cx="183984" cy="1082206"/>
+                        </a:xfrm>
+                        <a:prstGeom prst="bentConnector3">
+                          <a:avLst>
+                            <a:gd name="adj1" fmla="val -356083"/>
+                          </a:avLst>
+                        </a:prstGeom>
+                        <a:ln w="12700">
+                          <a:tailEnd type="triangle"/>
+                        </a:ln>
+                      </wps:spPr>
+                      <wps:style>
+                        <a:lnRef idx="1">
+                          <a:schemeClr val="dk1"/>
+                        </a:lnRef>
+                        <a:fillRef idx="0">
+                          <a:schemeClr val="dk1"/>
+                        </a:fillRef>
+                        <a:effectRef idx="0">
+                          <a:schemeClr val="dk1"/>
+                        </a:effectRef>
+                        <a:fontRef idx="minor">
+                          <a:schemeClr val="tx1"/>
+                        </a:fontRef>
+                      </wps:style>
+                      <wps:bodyPr/>
+                    </wps:wsp>
+                  </a:graphicData>
+                </a:graphic>
+                <wp14:sizeRelH relativeFrom="margin">
+                  <wp14:pctWidth>0</wp14:pctWidth>
+                </wp14:sizeRelH>
+                <wp14:sizeRelV relativeFrom="margin">
+                  <wp14:pctHeight>0</wp14:pctHeight>
+                </wp14:sizeRelV>
+              </wp:anchor>
+            </w:drawing>
+          </mc:Choice>
+          <mc:Fallback>
+            <w:pict>
+              <v:shape w14:anchorId="130A5BE2" id="Connector: Elbow 21" o:spid="_x0000_s1026" type="#_x0000_t34" style="position:absolute;margin-left:236.25pt;margin-top:20.85pt;width:14.5pt;height:85.2pt;flip:x y;z-index:251694080;visibility:visible;mso-wrap-style:square;mso-width-percent:0;mso-height-percent:0;mso-wrap-distance-left:9pt;mso-wrap-distance-top:0;mso-wrap-distance-right:9pt;mso-wrap-distance-bottom:0;mso-position-horizontal:absolute;mso-position-horizontal-relative:text;mso-position-vertical:absolute;mso-position-vertical-relative:text;mso-width-percent:0;mso-height-percent:0;mso-width-relative:margin;mso-height-relative:margin" o:gfxdata="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" adj="-76914" strokecolor="black [3200]" strokeweight="1pt">
+                <v:stroke endarrow="block"/>
+              </v:shape>
+            </w:pict>
+          </mc:Fallback>
+        </mc:AlternateContent>
+      </w:r>
+    </w:p>
+    <w:p/>
+    <w:p>
+      <w:pPr>
+        <w:tabs>
+          <w:tab w:val="left" w:pos="3930"/>
+        </w:tabs>
+      </w:pPr>
+      <w:r>
+        <w:rPr>
+          <w:noProof/>
+        </w:rPr>
+        <mc:AlternateContent>
+          <mc:Choice Requires="wps">
+            <w:drawing>
+              <wp:anchor distT="0" distB="0" distL="114300" distR="114300" simplePos="0" relativeHeight="251720704" behindDoc="0" locked="0" layoutInCell="1" allowOverlap="1" wp14:anchorId="424DA1C3" wp14:editId="1C8E665B">
+                <wp:simplePos x="0" y="0"/>
+                <wp:positionH relativeFrom="column">
+                  <wp:posOffset>2683482</wp:posOffset>
+                </wp:positionH>
+                <wp:positionV relativeFrom="paragraph">
+                  <wp:posOffset>1859777</wp:posOffset>
+                </wp:positionV>
+                <wp:extent cx="135172" cy="127221"/>
+                <wp:effectExtent l="0" t="0" r="17780" b="25400"/>
+                <wp:wrapNone/>
+                <wp:docPr id="855456346" name="Oval 25"/>
+                <wp:cNvGraphicFramePr/>
+                <a:graphic xmlns:a="http://schemas.openxmlformats.org/drawingml/2006/main">
+                  <a:graphicData uri="http://schemas.microsoft.com/office/word/2010/wordprocessingShape">
+                    <wps:wsp>
+                      <wps:cNvSpPr/>
+                      <wps:spPr>
+                        <a:xfrm>
+                          <a:off x="0" y="0"/>
+                          <a:ext cx="135172" cy="127221"/>
+                        </a:xfrm>
+                        <a:prstGeom prst="ellipse">
+                          <a:avLst/>
+                        </a:prstGeom>
+                        <a:solidFill>
+                          <a:schemeClr val="tx1"/>
+                        </a:solidFill>
+                        <a:ln>
+                          <a:solidFill>
+                            <a:srgbClr val="FF0000"/>
+                          </a:solidFill>
+                        </a:ln>
+                      </wps:spPr>
+                      <wps:style>
+                        <a:lnRef idx="2">
+                          <a:schemeClr val="accent1">
+                            <a:shade val="15000"/>
+                          </a:schemeClr>
+                        </a:lnRef>
+                        <a:fillRef idx="1">
+                          <a:schemeClr val="accent1"/>
+                        </a:fillRef>
+                        <a:effectRef idx="0">
+                          <a:schemeClr val="accent1"/>
+                        </a:effectRef>
+                        <a:fontRef idx="minor">
+                          <a:schemeClr val="lt1"/>
+                        </a:fontRef>
+                      </wps:style>
+                      <wps:bodyPr rot="0" spcFirstLastPara="0" vertOverflow="overflow" horzOverflow="overflow" vert="horz" wrap="square" lIns="91440" tIns="45720" rIns="91440" bIns="45720" numCol="1" spcCol="0" rtlCol="0" fromWordArt="0" anchor="ctr" anchorCtr="0" forceAA="0" compatLnSpc="1">
+                        <a:prstTxWarp prst="textNoShape">
+                          <a:avLst/>
+                        </a:prstTxWarp>
+                        <a:noAutofit/>
+                      </wps:bodyPr>
+                    </wps:wsp>
+                  </a:graphicData>
+                </a:graphic>
+              </wp:anchor>
+            </w:drawing>
+          </mc:Choice>
+          <mc:Fallback>
+            <w:pict>
+              <v:oval w14:anchorId="680B2E00" id="Oval 25" o:spid="_x0000_s1026" style="position:absolute;margin-left:211.3pt;margin-top:146.45pt;width:10.65pt;height:10pt;z-index:251720704;visibility:visible;mso-wrap-style:square;mso-wrap-distance-left:9pt;mso-wrap-distance-top:0;mso-wrap-distance-right:9pt;mso-wrap-distance-bottom:0;mso-position-horizontal:absolute;mso-position-horizontal-relative:text;mso-position-vertical:absolute;mso-position-vertical-relative:text;v-text-anchor:middle" o:gfxdata="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" fillcolor="black [3213]" strokecolor="red" strokeweight="1pt">
+                <v:stroke joinstyle="miter"/>
+              </v:oval>
+            </w:pict>
+          </mc:Fallback>
+        </mc:AlternateContent>
+      </w:r>
+      <w:r>
+        <w:rPr>
+          <w:noProof/>
+        </w:rPr>
+        <mc:AlternateContent>
+          <mc:Choice Requires="wps">
+            <w:drawing>
+              <wp:anchor distT="0" distB="0" distL="114300" distR="114300" simplePos="0" relativeHeight="251758592" behindDoc="0" locked="0" layoutInCell="1" allowOverlap="1" wp14:anchorId="65200BE8" wp14:editId="21A324F6">
+                <wp:simplePos x="0" y="0"/>
+                <wp:positionH relativeFrom="column">
+                  <wp:posOffset>2757750</wp:posOffset>
+                </wp:positionH>
+                <wp:positionV relativeFrom="paragraph">
+                  <wp:posOffset>1990035</wp:posOffset>
+                </wp:positionV>
+                <wp:extent cx="0" cy="186856"/>
+                <wp:effectExtent l="76200" t="0" r="57150" b="60960"/>
+                <wp:wrapNone/>
+                <wp:docPr id="1379666021" name="Straight Arrow Connector 28"/>
+                <wp:cNvGraphicFramePr/>
+                <a:graphic xmlns:a="http://schemas.openxmlformats.org/drawingml/2006/main">
+                  <a:graphicData uri="http://schemas.microsoft.com/office/word/2010/wordprocessingShape">
+                    <wps:wsp>
+                      <wps:cNvCnPr/>
+                      <wps:spPr>
+                        <a:xfrm>
+                          <a:off x="0" y="0"/>
+                          <a:ext cx="0" cy="186856"/>
+                        </a:xfrm>
+                        <a:prstGeom prst="straightConnector1">
+                          <a:avLst/>
+                        </a:prstGeom>
+                        <a:ln>
+                          <a:solidFill>
+                            <a:schemeClr val="tx1"/>
+                          </a:solidFill>
+                          <a:tailEnd type="triangle"/>
+                        </a:ln>
+                      </wps:spPr>
+                      <wps:style>
+                        <a:lnRef idx="1">
+                          <a:schemeClr val="accent1"/>
+                        </a:lnRef>
+                        <a:fillRef idx="0">
+                          <a:schemeClr val="accent1"/>
+                        </a:fillRef>
+                        <a:effectRef idx="0">
+                          <a:schemeClr val="accent1"/>
+                        </a:effectRef>
+                        <a:fontRef idx="minor">
+                          <a:schemeClr val="tx1"/>
+                        </a:fontRef>
+                      </wps:style>
+                      <wps:bodyPr/>
+                    </wps:wsp>
+                  </a:graphicData>
+                </a:graphic>
+              </wp:anchor>
+            </w:drawing>
+          </mc:Choice>
+          <mc:Fallback>
+            <w:pict>
+              <v:shape w14:anchorId="57BD196D" id="Straight Arrow Connector 28" o:spid="_x0000_s1026" type="#_x0000_t32" style="position:absolute;margin-left:217.15pt;margin-top:156.7pt;width:0;height:14.7pt;z-index:251758592;visibility:visible;mso-wrap-style:square;mso-wrap-distance-left:9pt;mso-wrap-distance-top:0;mso-wrap-distance-right:9pt;mso-wrap-distance-bottom:0;mso-position-horizontal:absolute;mso-position-horizontal-relative:text;mso-position-vertical:absolute;mso-position-vertical-relative:text" o:gfxdata="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" strokecolor="black [3213]" strokeweight=".5pt">
+                <v:stroke endarrow="block" joinstyle="miter"/>
+              </v:shape>
+            </w:pict>
+          </mc:Fallback>
+        </mc:AlternateContent>
+      </w:r>
+      <w:r>
+        <w:rPr>
+          <w:noProof/>
+        </w:rPr>
+        <mc:AlternateContent>
+          <mc:Choice Requires="wps">
+            <w:drawing>
+              <wp:anchor distT="0" distB="0" distL="114300" distR="114300" simplePos="0" relativeHeight="251756544" behindDoc="0" locked="0" layoutInCell="1" allowOverlap="1" wp14:anchorId="0D675B35" wp14:editId="559A0090">
+                <wp:simplePos x="0" y="0"/>
+                <wp:positionH relativeFrom="column">
+                  <wp:posOffset>1765190</wp:posOffset>
+                </wp:positionH>
+                <wp:positionV relativeFrom="paragraph">
+                  <wp:posOffset>3148358</wp:posOffset>
+                </wp:positionV>
+                <wp:extent cx="489005" cy="0"/>
+                <wp:effectExtent l="38100" t="76200" r="0" b="95250"/>
+                <wp:wrapNone/>
+                <wp:docPr id="1500589063" name="Straight Arrow Connector 30"/>
+                <wp:cNvGraphicFramePr/>
+                <a:graphic xmlns:a="http://schemas.openxmlformats.org/drawingml/2006/main">
+                  <a:graphicData uri="http://schemas.microsoft.com/office/word/2010/wordprocessingShape">
+                    <wps:wsp>
+                      <wps:cNvCnPr/>
+                      <wps:spPr>
+                        <a:xfrm flipH="1">
+                          <a:off x="0" y="0"/>
+                          <a:ext cx="489005" cy="0"/>
+                        </a:xfrm>
+                        <a:prstGeom prst="straightConnector1">
+                          <a:avLst/>
+                        </a:prstGeom>
+                        <a:ln>
+                          <a:solidFill>
+                            <a:schemeClr val="tx1"/>
+                          </a:solidFill>
+                          <a:tailEnd type="triangle"/>
+                        </a:ln>
+                      </wps:spPr>
+                      <wps:style>
+                        <a:lnRef idx="1">
+                          <a:schemeClr val="accent1"/>
+                        </a:lnRef>
+                        <a:fillRef idx="0">
+                          <a:schemeClr val="accent1"/>
+                        </a:fillRef>
+                        <a:effectRef idx="0">
+                          <a:schemeClr val="accent1"/>
+                        </a:effectRef>
+                        <a:fontRef idx="minor">
+                          <a:schemeClr val="tx1"/>
+                        </a:fontRef>
+                      </wps:style>
+                      <wps:bodyPr/>
+                    </wps:wsp>
+                  </a:graphicData>
+                </a:graphic>
+              </wp:anchor>
+            </w:drawing>
+          </mc:Choice>
+          <mc:Fallback>
+            <w:pict>
+              <v:shape w14:anchorId="61787E05" id="Straight Arrow Connector 30" o:spid="_x0000_s1026" type="#_x0000_t32" style="position:absolute;margin-left:139pt;margin-top:247.9pt;width:38.5pt;height:0;flip:x;z-index:251756544;visibility:visible;mso-wrap-style:square;mso-wrap-distance-left:9pt;mso-wrap-distance-top:0;mso-wrap-distance-right:9pt;mso-wrap-distance-bottom:0;mso-position-horizontal:absolute;mso-position-horizontal-relative:text;mso-position-vertical:absolute;mso-position-vertical-relative:text" o:gfxdata="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" strokecolor="black [3213]" strokeweight=".5pt">
+                <v:stroke endarrow="block" joinstyle="miter"/>
+              </v:shape>
+            </w:pict>
+          </mc:Fallback>
+        </mc:AlternateContent>
+      </w:r>
+      <w:r>
+        <w:rPr>
+          <w:noProof/>
+        </w:rPr>
+        <mc:AlternateContent>
+          <mc:Choice Requires="wps">
+            <w:drawing>
+              <wp:anchor distT="0" distB="0" distL="114300" distR="114300" simplePos="0" relativeHeight="251755520" behindDoc="0" locked="0" layoutInCell="1" allowOverlap="1" wp14:anchorId="46F3AA70" wp14:editId="610A71CE">
+                <wp:simplePos x="0" y="0"/>
+                <wp:positionH relativeFrom="column">
+                  <wp:posOffset>2766115</wp:posOffset>
+                </wp:positionH>
+                <wp:positionV relativeFrom="paragraph">
+                  <wp:posOffset>2698254</wp:posOffset>
+                </wp:positionV>
+                <wp:extent cx="0" cy="186856"/>
+                <wp:effectExtent l="76200" t="0" r="57150" b="60960"/>
+                <wp:wrapNone/>
+                <wp:docPr id="692068576" name="Straight Arrow Connector 28"/>
+                <wp:cNvGraphicFramePr/>
+                <a:graphic xmlns:a="http://schemas.openxmlformats.org/drawingml/2006/main">
+                  <a:graphicData uri="http://schemas.microsoft.com/office/word/2010/wordprocessingShape">
+                    <wps:wsp>
+                      <wps:cNvCnPr/>
+                      <wps:spPr>
+                        <a:xfrm>
+                          <a:off x="0" y="0"/>
+                          <a:ext cx="0" cy="186856"/>
+                        </a:xfrm>
+                        <a:prstGeom prst="straightConnector1">
+                          <a:avLst/>
+                        </a:prstGeom>
+                        <a:ln>
+                          <a:solidFill>
+                            <a:schemeClr val="tx1"/>
+                          </a:solidFill>
+                          <a:tailEnd type="triangle"/>
+                        </a:ln>
+                      </wps:spPr>
+                      <wps:style>
+                        <a:lnRef idx="1">
+                          <a:schemeClr val="accent1"/>
+                        </a:lnRef>
+                        <a:fillRef idx="0">
+                          <a:schemeClr val="accent1"/>
+                        </a:fillRef>
+                        <a:effectRef idx="0">
+                          <a:schemeClr val="accent1"/>
+                        </a:effectRef>
+                        <a:fontRef idx="minor">
+                          <a:schemeClr val="tx1"/>
+                        </a:fontRef>
+                      </wps:style>
+                      <wps:bodyPr/>
+                    </wps:wsp>
+                  </a:graphicData>
+                </a:graphic>
+              </wp:anchor>
+            </w:drawing>
+          </mc:Choice>
+          <mc:Fallback>
+            <w:pict>
+              <v:shape w14:anchorId="2301B91B" id="Straight Arrow Connector 28" o:spid="_x0000_s1026" type="#_x0000_t32" style="position:absolute;margin-left:217.8pt;margin-top:212.45pt;width:0;height:14.7pt;z-index:251755520;visibility:visible;mso-wrap-style:square;mso-wrap-distance-left:9pt;mso-wrap-distance-top:0;mso-wrap-distance-right:9pt;mso-wrap-distance-bottom:0;mso-position-horizontal:absolute;mso-position-horizontal-relative:text;mso-position-vertical:absolute;mso-position-vertical-relative:text" o:gfxdata="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" strokecolor="black [3213]" strokeweight=".5pt">
+                <v:stroke endarrow="block" joinstyle="miter"/>
+              </v:shape>
+            </w:pict>
+          </mc:Fallback>
+        </mc:AlternateContent>
+      </w:r>
+      <w:r>
+        <w:rPr>
+          <w:noProof/>
+        </w:rPr>
+        <mc:AlternateContent>
+          <mc:Choice Requires="wpg">
+            <w:drawing>
+              <wp:anchor distT="0" distB="0" distL="114300" distR="114300" simplePos="0" relativeHeight="251723776" behindDoc="0" locked="0" layoutInCell="1" allowOverlap="1" wp14:anchorId="12CD4684" wp14:editId="7C6F0640">
+                <wp:simplePos x="0" y="0"/>
+                <wp:positionH relativeFrom="column">
+                  <wp:posOffset>1537970</wp:posOffset>
+                </wp:positionH>
+                <wp:positionV relativeFrom="paragraph">
+                  <wp:posOffset>3040214</wp:posOffset>
+                </wp:positionV>
+                <wp:extent cx="214686" cy="202534"/>
+                <wp:effectExtent l="0" t="0" r="13970" b="26670"/>
+                <wp:wrapNone/>
+                <wp:docPr id="1204520543" name="Group 26"/>
+                <wp:cNvGraphicFramePr/>
+                <a:graphic xmlns:a="http://schemas.openxmlformats.org/drawingml/2006/main">
+                  <a:graphicData uri="http://schemas.microsoft.com/office/word/2010/wordprocessingGroup">
+                    <wpg:wgp>
+                      <wpg:cNvGrpSpPr/>
+                      <wpg:grpSpPr>
+                        <a:xfrm>
+                          <a:off x="0" y="0"/>
+                          <a:ext cx="214686" cy="202534"/>
+                          <a:chOff x="0" y="0"/>
+                          <a:chExt cx="214686" cy="202534"/>
+                        </a:xfrm>
+                      </wpg:grpSpPr>
+                      <wps:wsp>
+                        <wps:cNvPr id="1917762187" name="Oval 25"/>
+                        <wps:cNvSpPr/>
+                        <wps:spPr>
+                          <a:xfrm>
+                            <a:off x="0" y="0"/>
+                            <a:ext cx="214686" cy="202534"/>
+                          </a:xfrm>
+                          <a:prstGeom prst="ellipse">
+                            <a:avLst/>
+                          </a:prstGeom>
+                          <a:noFill/>
+                          <a:ln>
+                            <a:solidFill>
+                              <a:srgbClr val="FF0000"/>
+                            </a:solidFill>
+                          </a:ln>
+                        </wps:spPr>
+                        <wps:style>
+                          <a:lnRef idx="2">
+                            <a:schemeClr val="accent1">
+                              <a:shade val="15000"/>
+                            </a:schemeClr>
+                          </a:lnRef>
+                          <a:fillRef idx="1">
+                            <a:schemeClr val="accent1"/>
+                          </a:fillRef>
+                          <a:effectRef idx="0">
+                            <a:schemeClr val="accent1"/>
+                          </a:effectRef>
+                          <a:fontRef idx="minor">
+                            <a:schemeClr val="lt1"/>
+                          </a:fontRef>
+                        </wps:style>
+                        <wps:bodyPr rot="0" spcFirstLastPara="0" vertOverflow="overflow" horzOverflow="overflow" vert="horz" wrap="square" lIns="91440" tIns="45720" rIns="91440" bIns="45720" numCol="1" spcCol="0" rtlCol="0" fromWordArt="0" anchor="ctr" anchorCtr="0" forceAA="0" compatLnSpc="1">
+                          <a:prstTxWarp prst="textNoShape">
+                            <a:avLst/>
+                          </a:prstTxWarp>
+                          <a:noAutofit/>
+                        </wps:bodyPr>
+                      </wps:wsp>
+                      <wps:wsp>
+                        <wps:cNvPr id="446864890" name="Oval 25"/>
+                        <wps:cNvSpPr/>
+                        <wps:spPr>
+                          <a:xfrm>
+                            <a:off x="39757" y="31806"/>
+                            <a:ext cx="135172" cy="127221"/>
+                          </a:xfrm>
+                          <a:prstGeom prst="ellipse">
+                            <a:avLst/>
+                          </a:prstGeom>
+                          <a:solidFill>
+                            <a:schemeClr val="tx1"/>
+                          </a:solidFill>
+                          <a:ln>
+                            <a:solidFill>
+                              <a:schemeClr val="tx1"/>
+                            </a:solidFill>
+                          </a:ln>
+                        </wps:spPr>
+                        <wps:style>
+                          <a:lnRef idx="2">
+                            <a:schemeClr val="accent1">
+                              <a:shade val="15000"/>
+                            </a:schemeClr>
+                          </a:lnRef>
+                          <a:fillRef idx="1">
+                            <a:schemeClr val="accent1"/>
+                          </a:fillRef>
+                          <a:effectRef idx="0">
+                            <a:schemeClr val="accent1"/>
+                          </a:effectRef>
+                          <a:fontRef idx="minor">
+                            <a:schemeClr val="lt1"/>
+                          </a:fontRef>
+                        </wps:style>
+                        <wps:bodyPr rot="0" spcFirstLastPara="0" vertOverflow="overflow" horzOverflow="overflow" vert="horz" wrap="square" lIns="91440" tIns="45720" rIns="91440" bIns="45720" numCol="1" spcCol="0" rtlCol="0" fromWordArt="0" anchor="ctr" anchorCtr="0" forceAA="0" compatLnSpc="1">
+                          <a:prstTxWarp prst="textNoShape">
+                            <a:avLst/>
+                          </a:prstTxWarp>
+                          <a:noAutofit/>
+                        </wps:bodyPr>
+                      </wps:wsp>
+                    </wpg:wgp>
+                  </a:graphicData>
+                </a:graphic>
+              </wp:anchor>
+            </w:drawing>
+          </mc:Choice>
+          <mc:Fallback>
+            <w:pict>
+              <v:group w14:anchorId="5859A95C" id="Group 26" o:spid="_x0000_s1026" style="position:absolute;margin-left:121.1pt;margin-top:239.4pt;width:16.9pt;height:15.95pt;z-index:251723776" coordsize="214686,202534" o:gfxdata="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">
+                <v:oval id="Oval 25" o:spid="_x0000_s1027" style="position:absolute;width:214686;height:202534;visibility:visible;mso-wrap-style:square;v-text-anchor:middle" o:gfxdata="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" filled="f" strokecolor="red" strokeweight="1pt">
+                  <v:stroke joinstyle="miter"/>
+                </v:oval>
+                <v:oval id="Oval 25" o:spid="_x0000_s1028" style="position:absolute;left:39757;top:31806;width:135172;height:127221;visibility:visible;mso-wrap-style:square;v-text-anchor:middle" o:gfxdata="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" fillcolor="black [3213]" strokecolor="black [3213]" strokeweight="1pt">
+                  <v:stroke joinstyle="miter"/>
+                </v:oval>
+              </v:group>
+            </w:pict>
+          </mc:Fallback>
+        </mc:AlternateContent>
+      </w:r>
+      <w:r>
+        <w:rPr>
+          <w:noProof/>
+        </w:rPr>
+        <mc:AlternateContent>
+          <mc:Choice Requires="wps">
+            <w:drawing>
+              <wp:anchor distT="0" distB="0" distL="114300" distR="114300" simplePos="0" relativeHeight="251703296" behindDoc="0" locked="0" layoutInCell="1" allowOverlap="1" wp14:anchorId="41E65C64" wp14:editId="73CE2327">
+                <wp:simplePos x="0" y="0"/>
+                <wp:positionH relativeFrom="column">
+                  <wp:posOffset>2261925</wp:posOffset>
+                </wp:positionH>
+                <wp:positionV relativeFrom="paragraph">
+                  <wp:posOffset>2157813</wp:posOffset>
+                </wp:positionV>
+                <wp:extent cx="1001864" cy="524786"/>
+                <wp:effectExtent l="0" t="0" r="27305" b="27940"/>
+                <wp:wrapNone/>
+                <wp:docPr id="1610759183" name="Rectangle 24"/>
+                <wp:cNvGraphicFramePr/>
+                <a:graphic xmlns:a="http://schemas.openxmlformats.org/drawingml/2006/main">
+                  <a:graphicData uri="http://schemas.microsoft.com/office/word/2010/wordprocessingShape">
+                    <wps:wsp>
+                      <wps:cNvSpPr/>
+                      <wps:spPr>
+                        <a:xfrm>
+                          <a:off x="0" y="0"/>
+                          <a:ext cx="1001864" cy="524786"/>
+                        </a:xfrm>
+                        <a:prstGeom prst="rect">
+                          <a:avLst/>
+                        </a:prstGeom>
+                        <a:noFill/>
+                        <a:ln>
+                          <a:solidFill>
+                            <a:schemeClr val="tx1"/>
+                          </a:solidFill>
+                        </a:ln>
+                      </wps:spPr>
+                      <wps:style>
+                        <a:lnRef idx="2">
+                          <a:schemeClr val="accent1">
+                            <a:shade val="15000"/>
+                          </a:schemeClr>
+                        </a:lnRef>
+                        <a:fillRef idx="1">
+                          <a:schemeClr val="accent1"/>
+                        </a:fillRef>
+                        <a:effectRef idx="0">
+                          <a:schemeClr val="accent1"/>
+                        </a:effectRef>
+                        <a:fontRef idx="minor">
+                          <a:schemeClr val="lt1"/>
+                        </a:fontRef>
+                      </wps:style>
+                      <wps:txbx>
+                        <w:txbxContent>
+                          <w:p>
+                            <w:pPr>
+                              <w:jc w:val="center"/>
+                              <w:rPr>
+                                <w:color w:val="000000" w:themeColor="text1"/>
+                                <w:sz w:val="28"/>
+                                <w:szCs w:val="28"/>
+                              </w:rPr>
+                            </w:pPr>
+                            <w:r>
+                              <w:rPr>
+                                <w:color w:val="000000" w:themeColor="text1"/>
+                                <w:sz w:val="28"/>
+                                <w:szCs w:val="28"/>
+                              </w:rPr>
+                              <w:t>Intro</w:t>
+                            </w:r>
+                          </w:p>
+                        </w:txbxContent>
+                      </wps:txbx>
+                      <wps:bodyPr rot="0" spcFirstLastPara="0" vertOverflow="overflow" horzOverflow="overflow" vert="horz" wrap="square" lIns="91440" tIns="45720" rIns="91440" bIns="45720" numCol="1" spcCol="0" rtlCol="0" fromWordArt="0" anchor="ctr" anchorCtr="0" forceAA="0" compatLnSpc="1">
+                        <a:prstTxWarp prst="textNoShape">
+                          <a:avLst/>
+                        </a:prstTxWarp>
+                        <a:noAutofit/>
+                      </wps:bodyPr>
+                    </wps:wsp>
+                  </a:graphicData>
+                </a:graphic>
+              </wp:anchor>
+            </w:drawing>
+          </mc:Choice>
+          <mc:Fallback>
+            <w:pict>
+              <v:rect w14:anchorId="41E65C64" id="Rectangle 24" o:spid="_x0000_s1068" style="position:absolute;margin-left:178.1pt;margin-top:169.9pt;width:78.9pt;height:41.3pt;z-index:251703296;visibility:visible;mso-wrap-style:square;mso-wrap-distance-left:9pt;mso-wrap-distance-top:0;mso-wrap-distance-right:9pt;mso-wrap-distance-bottom:0;mso-position-horizontal:absolute;mso-position-horizontal-relative:text;mso-position-vertical:absolute;mso-position-vertical-relative:text;v-text-anchor:middle" o:gfxdata="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" filled="f" strokecolor="black [3213]" strokeweight="1pt">
+                <v:textbox>
+                  <w:txbxContent>
+                    <w:p>
+                      <w:pPr>
+                        <w:jc w:val="center"/>
+                        <w:rPr>
+                          <w:color w:val="000000" w:themeColor="text1"/>
+                          <w:sz w:val="28"/>
+                          <w:szCs w:val="28"/>
+                        </w:rPr>
+                      </w:pPr>
+                      <w:r>
+                        <w:rPr>
+                          <w:color w:val="000000" w:themeColor="text1"/>
+                          <w:sz w:val="28"/>
+                          <w:szCs w:val="28"/>
+                        </w:rPr>
+                        <w:t>Intro</w:t>
+                      </w:r>
+                    </w:p>
+                  </w:txbxContent>
+                </v:textbox>
+              </v:rect>
+            </w:pict>
+          </mc:Fallback>
+        </mc:AlternateContent>
+      </w:r>
+      <w:r>
+        <w:rPr>
+          <w:noProof/>
+        </w:rPr>
+        <mc:AlternateContent>
+          <mc:Choice Requires="wps">
+            <w:drawing>
+              <wp:anchor distT="0" distB="0" distL="114300" distR="114300" simplePos="0" relativeHeight="251705344" behindDoc="0" locked="0" layoutInCell="1" allowOverlap="1" wp14:anchorId="7BA2A5FC" wp14:editId="37638ED2">
+                <wp:simplePos x="0" y="0"/>
+                <wp:positionH relativeFrom="column">
+                  <wp:posOffset>2253974</wp:posOffset>
+                </wp:positionH>
+                <wp:positionV relativeFrom="paragraph">
+                  <wp:posOffset>2891238</wp:posOffset>
+                </wp:positionV>
+                <wp:extent cx="1001864" cy="524786"/>
+                <wp:effectExtent l="0" t="0" r="27305" b="27940"/>
+                <wp:wrapNone/>
+                <wp:docPr id="1855045115" name="Rectangle 24"/>
+                <wp:cNvGraphicFramePr/>
+                <a:graphic xmlns:a="http://schemas.openxmlformats.org/drawingml/2006/main">
+                  <a:graphicData uri="http://schemas.microsoft.com/office/word/2010/wordprocessingShape">
+                    <wps:wsp>
+                      <wps:cNvSpPr/>
+                      <wps:spPr>
+                        <a:xfrm>
+                          <a:off x="0" y="0"/>
+                          <a:ext cx="1001864" cy="524786"/>
+                        </a:xfrm>
+                        <a:prstGeom prst="rect">
+                          <a:avLst/>
+                        </a:prstGeom>
+                        <a:noFill/>
+                        <a:ln>
+                          <a:solidFill>
+                            <a:schemeClr val="tx1"/>
+                          </a:solidFill>
+                        </a:ln>
+                      </wps:spPr>
+                      <wps:style>
+                        <a:lnRef idx="2">
+                          <a:schemeClr val="accent1">
+                            <a:shade val="15000"/>
+                          </a:schemeClr>
+                        </a:lnRef>
+                        <a:fillRef idx="1">
+                          <a:schemeClr val="accent1"/>
+                        </a:fillRef>
+                        <a:effectRef idx="0">
+                          <a:schemeClr val="accent1"/>
+                        </a:effectRef>
+                        <a:fontRef idx="minor">
+                          <a:schemeClr val="lt1"/>
+                        </a:fontRef>
+                      </wps:style>
+                      <wps:txbx>
+                        <w:txbxContent>
+                          <w:p>
+                            <w:pPr>
+                              <w:jc w:val="center"/>
+                              <w:rPr>
+                                <w:color w:val="000000" w:themeColor="text1"/>
+                              </w:rPr>
+                            </w:pPr>
+                            <w:r>
+                              <w:rPr>
+                                <w:color w:val="000000" w:themeColor="text1"/>
+                              </w:rPr>
+                              <w:t>Menu</w:t>
+                            </w:r>
+                          </w:p>
+                        </w:txbxContent>
+                      </wps:txbx>
+                      <wps:bodyPr rot="0" spcFirstLastPara="0" vertOverflow="overflow" horzOverflow="overflow" vert="horz" wrap="square" lIns="91440" tIns="45720" rIns="91440" bIns="45720" numCol="1" spcCol="0" rtlCol="0" fromWordArt="0" anchor="ctr" anchorCtr="0" forceAA="0" compatLnSpc="1">
+                        <a:prstTxWarp prst="textNoShape">
+                          <a:avLst/>
+                        </a:prstTxWarp>
+                        <a:noAutofit/>
+                      </wps:bodyPr>
+                    </wps:wsp>
+                  </a:graphicData>
+                </a:graphic>
+              </wp:anchor>
+            </w:drawing>
+          </mc:Choice>
+          <mc:Fallback>
+            <w:pict>
+              <v:rect w14:anchorId="7BA2A5FC" id="_x0000_s1069" style="position:absolute;margin-left:177.5pt;margin-top:227.65pt;width:78.9pt;height:41.3pt;z-index:251705344;visibility:visible;mso-wrap-style:square;mso-wrap-distance-left:9pt;mso-wrap-distance-top:0;mso-wrap-distance-right:9pt;mso-wrap-distance-bottom:0;mso-position-horizontal:absolute;mso-position-horizontal-relative:text;mso-position-vertical:absolute;mso-position-vertical-relative:text;v-text-anchor:middle" o:gfxdata="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" filled="f" strokecolor="black [3213]" strokeweight="1pt">
+                <v:textbox>
+                  <w:txbxContent>
+                    <w:p>
+                      <w:pPr>
+                        <w:jc w:val="center"/>
+                        <w:rPr>
+                          <w:color w:val="000000" w:themeColor="text1"/>
+                        </w:rPr>
+                      </w:pPr>
+                      <w:r>
+                        <w:rPr>
+                          <w:color w:val="000000" w:themeColor="text1"/>
+                        </w:rPr>
+                        <w:t>Menu</w:t>
+                      </w:r>
+                    </w:p>
+                  </w:txbxContent>
+                </v:textbox>
+              </v:rect>
+            </w:pict>
+          </mc:Fallback>
+        </mc:AlternateContent>
+      </w:r>
+      <w:r>
+        <w:rPr>
+          <w:noProof/>
+        </w:rPr>
+        <mc:AlternateContent>
+          <mc:Choice Requires="wps">
+            <w:drawing>
+              <wp:anchor distT="0" distB="0" distL="114300" distR="114300" simplePos="0" relativeHeight="251753472" behindDoc="0" locked="0" layoutInCell="1" allowOverlap="1" wp14:anchorId="077E4C60" wp14:editId="13CECA6B">
+                <wp:simplePos x="0" y="0"/>
+                <wp:positionH relativeFrom="column">
+                  <wp:posOffset>2790217</wp:posOffset>
+                </wp:positionH>
+                <wp:positionV relativeFrom="paragraph">
+                  <wp:posOffset>3420165</wp:posOffset>
+                </wp:positionV>
+                <wp:extent cx="0" cy="183156"/>
+                <wp:effectExtent l="76200" t="38100" r="57150" b="26670"/>
+                <wp:wrapNone/>
+                <wp:docPr id="756421631" name="Straight Arrow Connector 29"/>
+                <wp:cNvGraphicFramePr/>
+                <a:graphic xmlns:a="http://schemas.openxmlformats.org/drawingml/2006/main">
+                  <a:graphicData uri="http://schemas.microsoft.com/office/word/2010/wordprocessingShape">
+                    <wps:wsp>
+                      <wps:cNvCnPr/>
+                      <wps:spPr>
+                        <a:xfrm flipV="1">
+                          <a:off x="0" y="0"/>
+                          <a:ext cx="0" cy="183156"/>
+                        </a:xfrm>
+                        <a:prstGeom prst="straightConnector1">
+                          <a:avLst/>
+                        </a:prstGeom>
+                        <a:ln>
+                          <a:solidFill>
+                            <a:schemeClr val="tx1"/>
+                          </a:solidFill>
+                          <a:tailEnd type="triangle"/>
+                        </a:ln>
+                      </wps:spPr>
+                      <wps:style>
+                        <a:lnRef idx="1">
+                          <a:schemeClr val="accent1"/>
+                        </a:lnRef>
+                        <a:fillRef idx="0">
+                          <a:schemeClr val="accent1"/>
+                        </a:fillRef>
+                        <a:effectRef idx="0">
+                          <a:schemeClr val="accent1"/>
+                        </a:effectRef>
+                        <a:fontRef idx="minor">
+                          <a:schemeClr val="tx1"/>
+                        </a:fontRef>
+                      </wps:style>
+                      <wps:bodyPr/>
+                    </wps:wsp>
+                  </a:graphicData>
+                </a:graphic>
+              </wp:anchor>
+            </w:drawing>
+          </mc:Choice>
+          <mc:Fallback>
+            <w:pict>
+              <v:shape w14:anchorId="0A1F0EE0" id="Straight Arrow Connector 29" o:spid="_x0000_s1026" type="#_x0000_t32" style="position:absolute;margin-left:219.7pt;margin-top:269.3pt;width:0;height:14.4pt;flip:y;z-index:251753472;visibility:visible;mso-wrap-style:square;mso-wrap-distance-left:9pt;mso-wrap-distance-top:0;mso-wrap-distance-right:9pt;mso-wrap-distance-bottom:0;mso-position-horizontal:absolute;mso-position-horizontal-relative:text;mso-position-vertical:absolute;mso-position-vertical-relative:text" o:gfxdata="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" strokecolor="black [3213]" strokeweight=".5pt">
+                <v:stroke endarrow="block" joinstyle="miter"/>
+              </v:shape>
+            </w:pict>
+          </mc:Fallback>
+        </mc:AlternateContent>
+      </w:r>
+      <w:r>
+        <w:rPr>
+          <w:noProof/>
+        </w:rPr>
+        <mc:AlternateContent>
+          <mc:Choice Requires="wps">
+            <w:drawing>
+              <wp:anchor distT="0" distB="0" distL="114300" distR="114300" simplePos="0" relativeHeight="251751424" behindDoc="0" locked="0" layoutInCell="1" allowOverlap="1" wp14:anchorId="0006A17B" wp14:editId="7BA7BC9D">
+                <wp:simplePos x="0" y="0"/>
+                <wp:positionH relativeFrom="column">
+                  <wp:posOffset>5674029</wp:posOffset>
+                </wp:positionH>
+                <wp:positionV relativeFrom="paragraph">
+                  <wp:posOffset>4325676</wp:posOffset>
+                </wp:positionV>
+                <wp:extent cx="0" cy="183156"/>
+                <wp:effectExtent l="76200" t="38100" r="57150" b="26670"/>
+                <wp:wrapNone/>
+                <wp:docPr id="6551788" name="Straight Arrow Connector 29"/>
+                <wp:cNvGraphicFramePr/>
+                <a:graphic xmlns:a="http://schemas.openxmlformats.org/drawingml/2006/main">
+                  <a:graphicData uri="http://schemas.microsoft.com/office/word/2010/wordprocessingShape">
+                    <wps:wsp>
+                      <wps:cNvCnPr/>
+                      <wps:spPr>
+                        <a:xfrm flipV="1">
+                          <a:off x="0" y="0"/>
+                          <a:ext cx="0" cy="183156"/>
+                        </a:xfrm>
+                        <a:prstGeom prst="straightConnector1">
+                          <a:avLst/>
+                        </a:prstGeom>
+                        <a:ln>
+                          <a:solidFill>
+                            <a:schemeClr val="tx1"/>
+                          </a:solidFill>
+                          <a:tailEnd type="triangle"/>
+                        </a:ln>
+                      </wps:spPr>
+                      <wps:style>
+                        <a:lnRef idx="1">
+                          <a:schemeClr val="accent1"/>
+                        </a:lnRef>
+                        <a:fillRef idx="0">
+                          <a:schemeClr val="accent1"/>
+                        </a:fillRef>
+                        <a:effectRef idx="0">
+                          <a:schemeClr val="accent1"/>
+                        </a:effectRef>
+                        <a:fontRef idx="minor">
+                          <a:schemeClr val="tx1"/>
+                        </a:fontRef>
+                      </wps:style>
+                      <wps:bodyPr/>
+                    </wps:wsp>
+                  </a:graphicData>
+                </a:graphic>
+              </wp:anchor>
+            </w:drawing>
+          </mc:Choice>
+          <mc:Fallback>
+            <w:pict>
+              <v:shape w14:anchorId="208B5DE7" id="Straight Arrow Connector 29" o:spid="_x0000_s1026" type="#_x0000_t32" style="position:absolute;margin-left:446.75pt;margin-top:340.6pt;width:0;height:14.4pt;flip:y;z-index:251751424;visibility:visible;mso-wrap-style:square;mso-wrap-distance-left:9pt;mso-wrap-distance-top:0;mso-wrap-distance-right:9pt;mso-wrap-distance-bottom:0;mso-position-horizontal:absolute;mso-position-horizontal-relative:text;mso-position-vertical:absolute;mso-position-vertical-relative:text" o:gfxdata="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" strokecolor="black [3213]" strokeweight=".5pt">
+                <v:stroke endarrow="block" joinstyle="miter"/>
+              </v:shape>
+            </w:pict>
+          </mc:Fallback>
+        </mc:AlternateContent>
+      </w:r>
+      <w:r>
+        <w:rPr>
+          <w:noProof/>
+        </w:rPr>
+        <mc:AlternateContent>
+          <mc:Choice Requires="wps">
+            <w:drawing>
+              <wp:anchor distT="0" distB="0" distL="114300" distR="114300" simplePos="0" relativeHeight="251749376" behindDoc="0" locked="0" layoutInCell="1" allowOverlap="1" wp14:anchorId="27D70963" wp14:editId="783D4ECE">
+                <wp:simplePos x="0" y="0"/>
+                <wp:positionH relativeFrom="column">
+                  <wp:posOffset>4481333</wp:posOffset>
+                </wp:positionH>
+                <wp:positionV relativeFrom="paragraph">
+                  <wp:posOffset>4332356</wp:posOffset>
+                </wp:positionV>
+                <wp:extent cx="0" cy="183156"/>
+                <wp:effectExtent l="76200" t="38100" r="57150" b="26670"/>
+                <wp:wrapNone/>
+                <wp:docPr id="610303975" name="Straight Arrow Connector 29"/>
+                <wp:cNvGraphicFramePr/>
+                <a:graphic xmlns:a="http://schemas.openxmlformats.org/drawingml/2006/main">
+                  <a:graphicData uri="http://schemas.microsoft.com/office/word/2010/wordprocessingShape">
+                    <wps:wsp>
+                      <wps:cNvCnPr/>
+                      <wps:spPr>
+                        <a:xfrm flipV="1">
+                          <a:off x="0" y="0"/>
+                          <a:ext cx="0" cy="183156"/>
+                        </a:xfrm>
+                        <a:prstGeom prst="straightConnector1">
+                          <a:avLst/>
+                        </a:prstGeom>
+                        <a:ln>
+                          <a:solidFill>
+                            <a:schemeClr val="tx1"/>
+                          </a:solidFill>
+                          <a:tailEnd type="triangle"/>
+                        </a:ln>
+                      </wps:spPr>
+                      <wps:style>
+                        <a:lnRef idx="1">
+                          <a:schemeClr val="accent1"/>
+                        </a:lnRef>
+                        <a:fillRef idx="0">
+                          <a:schemeClr val="accent1"/>
+                        </a:fillRef>
+                        <a:effectRef idx="0">
+                          <a:schemeClr val="accent1"/>
+                        </a:effectRef>
+                        <a:fontRef idx="minor">
+                          <a:schemeClr val="tx1"/>
+                        </a:fontRef>
+                      </wps:style>
+                      <wps:bodyPr/>
+                    </wps:wsp>
+                  </a:graphicData>
+                </a:graphic>
+              </wp:anchor>
+            </w:drawing>
+          </mc:Choice>
+          <mc:Fallback>
+            <w:pict>
+              <v:shape w14:anchorId="0C49F6AD" id="Straight Arrow Connector 29" o:spid="_x0000_s1026" type="#_x0000_t32" style="position:absolute;margin-left:352.85pt;margin-top:341.15pt;width:0;height:14.4pt;flip:y;z-index:251749376;visibility:visible;mso-wrap-style:square;mso-wrap-distance-left:9pt;mso-wrap-distance-top:0;mso-wrap-distance-right:9pt;mso-wrap-distance-bottom:0;mso-position-horizontal:absolute;mso-position-horizontal-relative:text;mso-position-vertical:absolute;mso-position-vertical-relative:text" o:gfxdata="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" strokecolor="black [3213]" strokeweight=".5pt">
+                <v:stroke endarrow="block" joinstyle="miter"/>
+              </v:shape>
+            </w:pict>
+          </mc:Fallback>
+        </mc:AlternateContent>
+      </w:r>
+      <w:r>
+        <w:rPr>
+          <w:noProof/>
+        </w:rPr>
+        <mc:AlternateContent>
+          <mc:Choice Requires="wps">
+            <w:drawing>
+              <wp:anchor distT="0" distB="0" distL="114300" distR="114300" simplePos="0" relativeHeight="251747328" behindDoc="0" locked="0" layoutInCell="1" allowOverlap="1" wp14:anchorId="20587787" wp14:editId="70DEF000">
+                <wp:simplePos x="0" y="0"/>
+                <wp:positionH relativeFrom="column">
+                  <wp:posOffset>3327372</wp:posOffset>
+                </wp:positionH>
+                <wp:positionV relativeFrom="paragraph">
+                  <wp:posOffset>4318165</wp:posOffset>
+                </wp:positionV>
+                <wp:extent cx="0" cy="183156"/>
+                <wp:effectExtent l="76200" t="38100" r="57150" b="26670"/>
+                <wp:wrapNone/>
+                <wp:docPr id="1722174664" name="Straight Arrow Connector 29"/>
+                <wp:cNvGraphicFramePr/>
+                <a:graphic xmlns:a="http://schemas.openxmlformats.org/drawingml/2006/main">
+                  <a:graphicData uri="http://schemas.microsoft.com/office/word/2010/wordprocessingShape">
+                    <wps:wsp>
+                      <wps:cNvCnPr/>
+                      <wps:spPr>
+                        <a:xfrm flipV="1">
+                          <a:off x="0" y="0"/>
+                          <a:ext cx="0" cy="183156"/>
+                        </a:xfrm>
+                        <a:prstGeom prst="straightConnector1">
+                          <a:avLst/>
+                        </a:prstGeom>
+                        <a:ln>
+                          <a:solidFill>
+                            <a:schemeClr val="tx1"/>
+                          </a:solidFill>
+                          <a:tailEnd type="triangle"/>
+                        </a:ln>
+                      </wps:spPr>
+                      <wps:style>
+                        <a:lnRef idx="1">
+                          <a:schemeClr val="accent1"/>
+                        </a:lnRef>
+                        <a:fillRef idx="0">
+                          <a:schemeClr val="accent1"/>
+                        </a:fillRef>
+                        <a:effectRef idx="0">
+                          <a:schemeClr val="accent1"/>
+                        </a:effectRef>
+                        <a:fontRef idx="minor">
+                          <a:schemeClr val="tx1"/>
+                        </a:fontRef>
+                      </wps:style>
+                      <wps:bodyPr/>
+                    </wps:wsp>
+                  </a:graphicData>
+                </a:graphic>
+              </wp:anchor>
+            </w:drawing>
+          </mc:Choice>
+          <mc:Fallback>
+            <w:pict>
+              <v:shape w14:anchorId="057F1DAC" id="Straight Arrow Connector 29" o:spid="_x0000_s1026" type="#_x0000_t32" style="position:absolute;margin-left:262pt;margin-top:340pt;width:0;height:14.4pt;flip:y;z-index:251747328;visibility:visible;mso-wrap-style:square;mso-wrap-distance-left:9pt;mso-wrap-distance-top:0;mso-wrap-distance-right:9pt;mso-wrap-distance-bottom:0;mso-position-horizontal:absolute;mso-position-horizontal-relative:text;mso-position-vertical:absolute;mso-position-vertical-relative:text" o:gfxdata="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" strokecolor="black [3213]" strokeweight=".5pt">
+                <v:stroke endarrow="block" joinstyle="miter"/>
+              </v:shape>
+            </w:pict>
+          </mc:Fallback>
+        </mc:AlternateContent>
+      </w:r>
+      <w:r>
+        <w:rPr>
+          <w:noProof/>
+        </w:rPr>
+        <mc:AlternateContent>
+          <mc:Choice Requires="wps">
+            <w:drawing>
+              <wp:anchor distT="0" distB="0" distL="114300" distR="114300" simplePos="0" relativeHeight="251745280" behindDoc="0" locked="0" layoutInCell="1" allowOverlap="1" wp14:anchorId="0002F6CF" wp14:editId="6A00A54C">
+                <wp:simplePos x="0" y="0"/>
+                <wp:positionH relativeFrom="column">
+                  <wp:posOffset>2135395</wp:posOffset>
+                </wp:positionH>
+                <wp:positionV relativeFrom="paragraph">
+                  <wp:posOffset>4314770</wp:posOffset>
+                </wp:positionV>
+                <wp:extent cx="0" cy="183156"/>
+                <wp:effectExtent l="76200" t="38100" r="57150" b="26670"/>
+                <wp:wrapNone/>
+                <wp:docPr id="1826480397" name="Straight Arrow Connector 29"/>
+                <wp:cNvGraphicFramePr/>
+                <a:graphic xmlns:a="http://schemas.openxmlformats.org/drawingml/2006/main">
+                  <a:graphicData uri="http://schemas.microsoft.com/office/word/2010/wordprocessingShape">
+                    <wps:wsp>
+                      <wps:cNvCnPr/>
+                      <wps:spPr>
+                        <a:xfrm flipV="1">
+                          <a:off x="0" y="0"/>
+                          <a:ext cx="0" cy="183156"/>
+                        </a:xfrm>
+                        <a:prstGeom prst="straightConnector1">
+                          <a:avLst/>
+                        </a:prstGeom>
+                        <a:ln>
+                          <a:solidFill>
+                            <a:schemeClr val="tx1"/>
+                          </a:solidFill>
+                          <a:tailEnd type="triangle"/>
+                        </a:ln>
+                      </wps:spPr>
+                      <wps:style>
+                        <a:lnRef idx="1">
+                          <a:schemeClr val="accent1"/>
+                        </a:lnRef>
+                        <a:fillRef idx="0">
+                          <a:schemeClr val="accent1"/>
+                        </a:fillRef>
+                        <a:effectRef idx="0">
+                          <a:schemeClr val="accent1"/>
+                        </a:effectRef>
+                        <a:fontRef idx="minor">
+                          <a:schemeClr val="tx1"/>
+                        </a:fontRef>
+                      </wps:style>
+                      <wps:bodyPr/>
+                    </wps:wsp>
+                  </a:graphicData>
+                </a:graphic>
+              </wp:anchor>
+            </w:drawing>
+          </mc:Choice>
+          <mc:Fallback>
+            <w:pict>
+              <v:shape w14:anchorId="269DD9DD" id="Straight Arrow Connector 29" o:spid="_x0000_s1026" type="#_x0000_t32" style="position:absolute;margin-left:168.15pt;margin-top:339.75pt;width:0;height:14.4pt;flip:y;z-index:251745280;visibility:visible;mso-wrap-style:square;mso-wrap-distance-left:9pt;mso-wrap-distance-top:0;mso-wrap-distance-right:9pt;mso-wrap-distance-bottom:0;mso-position-horizontal:absolute;mso-position-horizontal-relative:text;mso-position-vertical:absolute;mso-position-vertical-relative:text" o:gfxdata="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" strokecolor="black [3213]" strokeweight=".5pt">
+                <v:stroke endarrow="block" joinstyle="miter"/>
+              </v:shape>
+            </w:pict>
+          </mc:Fallback>
+        </mc:AlternateContent>
+      </w:r>
+      <w:r>
+        <w:rPr>
+          <w:noProof/>
+        </w:rPr>
+        <mc:AlternateContent>
+          <mc:Choice Requires="wps">
+            <w:drawing>
+              <wp:anchor distT="0" distB="0" distL="114300" distR="114300" simplePos="0" relativeHeight="251743232" behindDoc="0" locked="0" layoutInCell="1" allowOverlap="1" wp14:anchorId="2E730800" wp14:editId="6FC91D7C">
+                <wp:simplePos x="0" y="0"/>
+                <wp:positionH relativeFrom="column">
+                  <wp:posOffset>967270</wp:posOffset>
+                </wp:positionH>
+                <wp:positionV relativeFrom="paragraph">
+                  <wp:posOffset>4317945</wp:posOffset>
+                </wp:positionV>
+                <wp:extent cx="0" cy="183156"/>
+                <wp:effectExtent l="76200" t="38100" r="57150" b="26670"/>
+                <wp:wrapNone/>
+                <wp:docPr id="2078007486" name="Straight Arrow Connector 29"/>
+                <wp:cNvGraphicFramePr/>
+                <a:graphic xmlns:a="http://schemas.openxmlformats.org/drawingml/2006/main">
+                  <a:graphicData uri="http://schemas.microsoft.com/office/word/2010/wordprocessingShape">
+                    <wps:wsp>
+                      <wps:cNvCnPr/>
+                      <wps:spPr>
+                        <a:xfrm flipV="1">
+                          <a:off x="0" y="0"/>
+                          <a:ext cx="0" cy="183156"/>
+                        </a:xfrm>
+                        <a:prstGeom prst="straightConnector1">
+                          <a:avLst/>
+                        </a:prstGeom>
+                        <a:ln>
+                          <a:solidFill>
+                            <a:schemeClr val="tx1"/>
+                          </a:solidFill>
+                          <a:tailEnd type="triangle"/>
+                        </a:ln>
+                      </wps:spPr>
+                      <wps:style>
+                        <a:lnRef idx="1">
+                          <a:schemeClr val="accent1"/>
+                        </a:lnRef>
+                        <a:fillRef idx="0">
+                          <a:schemeClr val="accent1"/>
+                        </a:fillRef>
+                        <a:effectRef idx="0">
+                          <a:schemeClr val="accent1"/>
+                        </a:effectRef>
+                        <a:fontRef idx="minor">
+                          <a:schemeClr val="tx1"/>
+                        </a:fontRef>
+                      </wps:style>
+                      <wps:bodyPr/>
+                    </wps:wsp>
+                  </a:graphicData>
+                </a:graphic>
+              </wp:anchor>
+            </w:drawing>
+          </mc:Choice>
+          <mc:Fallback>
+            <w:pict>
+              <v:shape w14:anchorId="5A4ADFD0" id="Straight Arrow Connector 29" o:spid="_x0000_s1026" type="#_x0000_t32" style="position:absolute;margin-left:76.15pt;margin-top:340pt;width:0;height:14.4pt;flip:y;z-index:251743232;visibility:visible;mso-wrap-style:square;mso-wrap-distance-left:9pt;mso-wrap-distance-top:0;mso-wrap-distance-right:9pt;mso-wrap-distance-bottom:0;mso-position-horizontal:absolute;mso-position-horizontal-relative:text;mso-position-vertical:absolute;mso-position-vertical-relative:text" o:gfxdata="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" strokecolor="black [3213]" strokeweight=".5pt">
+                <v:stroke endarrow="block" joinstyle="miter"/>
+              </v:shape>
+            </w:pict>
+          </mc:Fallback>
+        </mc:AlternateContent>
+      </w:r>
+      <w:r>
+        <w:rPr>
+          <w:noProof/>
+        </w:rPr>
+        <mc:AlternateContent>
+          <mc:Choice Requires="wps">
+            <w:drawing>
+              <wp:anchor distT="0" distB="0" distL="114300" distR="114300" simplePos="0" relativeHeight="251741184" behindDoc="0" locked="0" layoutInCell="1" allowOverlap="1" wp14:anchorId="153B284B" wp14:editId="1A04E7C6">
+                <wp:simplePos x="0" y="0"/>
+                <wp:positionH relativeFrom="column">
+                  <wp:posOffset>-253779</wp:posOffset>
+                </wp:positionH>
+                <wp:positionV relativeFrom="paragraph">
+                  <wp:posOffset>4320899</wp:posOffset>
+                </wp:positionV>
+                <wp:extent cx="0" cy="183156"/>
+                <wp:effectExtent l="76200" t="38100" r="57150" b="26670"/>
+                <wp:wrapNone/>
+                <wp:docPr id="1131187056" name="Straight Arrow Connector 29"/>
+                <wp:cNvGraphicFramePr/>
+                <a:graphic xmlns:a="http://schemas.openxmlformats.org/drawingml/2006/main">
+                  <a:graphicData uri="http://schemas.microsoft.com/office/word/2010/wordprocessingShape">
+                    <wps:wsp>
+                      <wps:cNvCnPr/>
+                      <wps:spPr>
+                        <a:xfrm flipV="1">
+                          <a:off x="0" y="0"/>
+                          <a:ext cx="0" cy="183156"/>
+                        </a:xfrm>
+                        <a:prstGeom prst="straightConnector1">
+                          <a:avLst/>
+                        </a:prstGeom>
+                        <a:ln>
+                          <a:solidFill>
+                            <a:schemeClr val="tx1"/>
+                          </a:solidFill>
+                          <a:tailEnd type="triangle"/>
+                        </a:ln>
+                      </wps:spPr>
+                      <wps:style>
+                        <a:lnRef idx="1">
+                          <a:schemeClr val="accent1"/>
+                        </a:lnRef>
+                        <a:fillRef idx="0">
+                          <a:schemeClr val="accent1"/>
+                        </a:fillRef>
+                        <a:effectRef idx="0">
+                          <a:schemeClr val="accent1"/>
+                        </a:effectRef>
+                        <a:fontRef idx="minor">
+                          <a:schemeClr val="tx1"/>
+                        </a:fontRef>
+                      </wps:style>
+                      <wps:bodyPr/>
+                    </wps:wsp>
+                  </a:graphicData>
+                </a:graphic>
+              </wp:anchor>
+            </w:drawing>
+          </mc:Choice>
+          <mc:Fallback>
+            <w:pict>
+              <v:shape w14:anchorId="693C9EDF" id="Straight Arrow Connector 29" o:spid="_x0000_s1026" type="#_x0000_t32" style="position:absolute;margin-left:-20pt;margin-top:340.25pt;width:0;height:14.4pt;flip:y;z-index:251741184;visibility:visible;mso-wrap-style:square;mso-wrap-distance-left:9pt;mso-wrap-distance-top:0;mso-wrap-distance-right:9pt;mso-wrap-distance-bottom:0;mso-position-horizontal:absolute;mso-position-horizontal-relative:text;mso-position-vertical:absolute;mso-position-vertical-relative:text" o:gfxdata="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" strokecolor="black [3213]" strokeweight=".5pt">
+                <v:stroke endarrow="block" joinstyle="miter"/>
+              </v:shape>
+            </w:pict>
+          </mc:Fallback>
+        </mc:AlternateContent>
+      </w:r>
+      <w:r>
+        <w:rPr>
+          <w:noProof/>
+        </w:rPr>
+        <mc:AlternateContent>
+          <mc:Choice Requires="wps">
+            <w:drawing>
+              <wp:anchor distT="0" distB="0" distL="114300" distR="114300" simplePos="0" relativeHeight="251719680" behindDoc="0" locked="0" layoutInCell="1" allowOverlap="1" wp14:anchorId="5123848B" wp14:editId="7B1FBE89">
+                <wp:simplePos x="0" y="0"/>
+                <wp:positionH relativeFrom="column">
+                  <wp:posOffset>2320290</wp:posOffset>
+                </wp:positionH>
+                <wp:positionV relativeFrom="paragraph">
+                  <wp:posOffset>4700739</wp:posOffset>
+                </wp:positionV>
+                <wp:extent cx="1001395" cy="524510"/>
+                <wp:effectExtent l="0" t="0" r="27305" b="27940"/>
+                <wp:wrapNone/>
+                <wp:docPr id="912035184" name="Rectangle 24"/>
+                <wp:cNvGraphicFramePr/>
+                <a:graphic xmlns:a="http://schemas.openxmlformats.org/drawingml/2006/main">
+                  <a:graphicData uri="http://schemas.microsoft.com/office/word/2010/wordprocessingShape">
+                    <wps:wsp>
+                      <wps:cNvSpPr/>
+                      <wps:spPr>
+                        <a:xfrm>
+                          <a:off x="0" y="0"/>
+                          <a:ext cx="1001395" cy="524510"/>
+                        </a:xfrm>
+                        <a:prstGeom prst="rect">
+                          <a:avLst/>
+                        </a:prstGeom>
+                        <a:noFill/>
+                        <a:ln>
+                          <a:solidFill>
+                            <a:schemeClr val="tx1"/>
+                          </a:solidFill>
+                        </a:ln>
+                      </wps:spPr>
+                      <wps:style>
+                        <a:lnRef idx="2">
+                          <a:schemeClr val="accent1">
+                            <a:shade val="15000"/>
+                          </a:schemeClr>
+                        </a:lnRef>
+                        <a:fillRef idx="1">
+                          <a:schemeClr val="accent1"/>
+                        </a:fillRef>
+                        <a:effectRef idx="0">
+                          <a:schemeClr val="accent1"/>
+                        </a:effectRef>
+                        <a:fontRef idx="minor">
+                          <a:schemeClr val="lt1"/>
+                        </a:fontRef>
+                      </wps:style>
+                      <wps:txbx>
+                        <w:txbxContent>
+                          <w:p>
+                            <w:pPr>
+                              <w:jc w:val="center"/>
+                              <w:rPr>
+                                <w:color w:val="000000" w:themeColor="text1"/>
+                              </w:rPr>
+                            </w:pPr>
+                            <w:r>
+                              <w:rPr>
+                                <w:color w:val="000000" w:themeColor="text1"/>
+                              </w:rPr>
+                              <w:t>Gameover</w:t>
+                            </w:r>
+                          </w:p>
+                        </w:txbxContent>
+                      </wps:txbx>
+                      <wps:bodyPr rot="0" spcFirstLastPara="0" vertOverflow="overflow" horzOverflow="overflow" vert="horz" wrap="square" lIns="91440" tIns="45720" rIns="91440" bIns="45720" numCol="1" spcCol="0" rtlCol="0" fromWordArt="0" anchor="ctr" anchorCtr="0" forceAA="0" compatLnSpc="1">
+                        <a:prstTxWarp prst="textNoShape">
+                          <a:avLst/>
+                        </a:prstTxWarp>
+                        <a:noAutofit/>
+                      </wps:bodyPr>
+                    </wps:wsp>
+                  </a:graphicData>
+                </a:graphic>
+              </wp:anchor>
+            </w:drawing>
+          </mc:Choice>
+          <mc:Fallback>
+            <w:pict>
+              <v:rect w14:anchorId="5123848B" id="_x0000_s1070" style="position:absolute;margin-left:182.7pt;margin-top:370.15pt;width:78.85pt;height:41.3pt;z-index:251719680;visibility:visible;mso-wrap-style:square;mso-wrap-distance-left:9pt;mso-wrap-distance-top:0;mso-wrap-distance-right:9pt;mso-wrap-distance-bottom:0;mso-position-horizontal:absolute;mso-position-horizontal-relative:text;mso-position-vertical:absolute;mso-position-vertical-relative:text;v-text-anchor:middle" o:gfxdata="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" filled="f" strokecolor="black [3213]" strokeweight="1pt">
+                <v:textbox>
+                  <w:txbxContent>
+                    <w:p>
+                      <w:pPr>
+                        <w:jc w:val="center"/>
+                        <w:rPr>
+                          <w:color w:val="000000" w:themeColor="text1"/>
+                        </w:rPr>
+                      </w:pPr>
+                      <w:r>
+                        <w:rPr>
+                          <w:color w:val="000000" w:themeColor="text1"/>
+                        </w:rPr>
+                        <w:t>Gameover</w:t>
+                      </w:r>
+                    </w:p>
+                  </w:txbxContent>
+                </v:textbox>
+              </v:rect>
+            </w:pict>
+          </mc:Fallback>
+        </mc:AlternateContent>
+      </w:r>
+      <w:r>
+        <w:rPr>
+          <w:noProof/>
+        </w:rPr>
+        <mc:AlternateContent>
+          <mc:Choice Requires="wps">
+            <w:drawing>
+              <wp:anchor distT="0" distB="0" distL="114300" distR="114300" simplePos="0" relativeHeight="251740160" behindDoc="0" locked="0" layoutInCell="1" allowOverlap="1" wp14:anchorId="5384707D" wp14:editId="791C6454">
+                <wp:simplePos x="0" y="0"/>
+                <wp:positionH relativeFrom="column">
+                  <wp:posOffset>2845463</wp:posOffset>
+                </wp:positionH>
+                <wp:positionV relativeFrom="paragraph">
+                  <wp:posOffset>4506760</wp:posOffset>
+                </wp:positionV>
+                <wp:extent cx="0" cy="186856"/>
+                <wp:effectExtent l="76200" t="0" r="57150" b="60960"/>
+                <wp:wrapNone/>
+                <wp:docPr id="1342790102" name="Straight Arrow Connector 28"/>
+                <wp:cNvGraphicFramePr/>
+                <a:graphic xmlns:a="http://schemas.openxmlformats.org/drawingml/2006/main">
+                  <a:graphicData uri="http://schemas.microsoft.com/office/word/2010/wordprocessingShape">
+                    <wps:wsp>
+                      <wps:cNvCnPr/>
+                      <wps:spPr>
+                        <a:xfrm>
+                          <a:off x="0" y="0"/>
+                          <a:ext cx="0" cy="186856"/>
+                        </a:xfrm>
+                        <a:prstGeom prst="straightConnector1">
+                          <a:avLst/>
+                        </a:prstGeom>
+                        <a:ln>
+                          <a:solidFill>
+                            <a:schemeClr val="tx1"/>
+                          </a:solidFill>
+                          <a:tailEnd type="triangle"/>
+                        </a:ln>
+                      </wps:spPr>
+                      <wps:style>
+                        <a:lnRef idx="1">
+                          <a:schemeClr val="accent1"/>
+                        </a:lnRef>
+                        <a:fillRef idx="0">
+                          <a:schemeClr val="accent1"/>
+                        </a:fillRef>
+                        <a:effectRef idx="0">
+                          <a:schemeClr val="accent1"/>
+                        </a:effectRef>
+                        <a:fontRef idx="minor">
+                          <a:schemeClr val="tx1"/>
+                        </a:fontRef>
+                      </wps:style>
+                      <wps:bodyPr/>
+                    </wps:wsp>
+                  </a:graphicData>
+                </a:graphic>
+              </wp:anchor>
+            </w:drawing>
+          </mc:Choice>
+          <mc:Fallback>
+            <w:pict>
+              <v:shape w14:anchorId="0BA3F0ED" id="Straight Arrow Connector 28" o:spid="_x0000_s1026" type="#_x0000_t32" style="position:absolute;margin-left:224.05pt;margin-top:354.85pt;width:0;height:14.7pt;z-index:251740160;visibility:visible;mso-wrap-style:square;mso-wrap-distance-left:9pt;mso-wrap-distance-top:0;mso-wrap-distance-right:9pt;mso-wrap-distance-bottom:0;mso-position-horizontal:absolute;mso-position-horizontal-relative:text;mso-position-vertical:absolute;mso-position-vertical-relative:text" o:gfxdata="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" strokecolor="black [3213]" strokeweight=".5pt">
+                <v:stroke endarrow="block" joinstyle="miter"/>
+              </v:shape>
+            </w:pict>
+          </mc:Fallback>
+        </mc:AlternateContent>
+      </w:r>
+      <w:r>
+        <w:rPr>
+          <w:noProof/>
+        </w:rPr>
+        <mc:AlternateContent>
+          <mc:Choice Requires="wps">
+            <w:drawing>
+              <wp:anchor distT="0" distB="0" distL="114300" distR="114300" simplePos="0" relativeHeight="251738112" behindDoc="0" locked="0" layoutInCell="1" allowOverlap="1" wp14:anchorId="6959E4A1" wp14:editId="746DBB83">
+                <wp:simplePos x="0" y="0"/>
+                <wp:positionH relativeFrom="column">
+                  <wp:posOffset>5676707</wp:posOffset>
+                </wp:positionH>
+                <wp:positionV relativeFrom="paragraph">
+                  <wp:posOffset>3609036</wp:posOffset>
+                </wp:positionV>
+                <wp:extent cx="0" cy="186856"/>
+                <wp:effectExtent l="76200" t="0" r="57150" b="60960"/>
+                <wp:wrapNone/>
+                <wp:docPr id="884250078" name="Straight Arrow Connector 28"/>
+                <wp:cNvGraphicFramePr/>
+                <a:graphic xmlns:a="http://schemas.openxmlformats.org/drawingml/2006/main">
+                  <a:graphicData uri="http://schemas.microsoft.com/office/word/2010/wordprocessingShape">
+                    <wps:wsp>
+                      <wps:cNvCnPr/>
+                      <wps:spPr>
+                        <a:xfrm>
+                          <a:off x="0" y="0"/>
+                          <a:ext cx="0" cy="186856"/>
+                        </a:xfrm>
+                        <a:prstGeom prst="straightConnector1">
+                          <a:avLst/>
+                        </a:prstGeom>
+                        <a:ln>
+                          <a:solidFill>
+                            <a:schemeClr val="tx1"/>
+                          </a:solidFill>
+                          <a:tailEnd type="triangle"/>
+                        </a:ln>
+                      </wps:spPr>
+                      <wps:style>
+                        <a:lnRef idx="1">
+                          <a:schemeClr val="accent1"/>
+                        </a:lnRef>
+                        <a:fillRef idx="0">
+                          <a:schemeClr val="accent1"/>
+                        </a:fillRef>
+                        <a:effectRef idx="0">
+                          <a:schemeClr val="accent1"/>
+                        </a:effectRef>
+                        <a:fontRef idx="minor">
+                          <a:schemeClr val="tx1"/>
+                        </a:fontRef>
+                      </wps:style>
+                      <wps:bodyPr/>
+                    </wps:wsp>
+                  </a:graphicData>
+                </a:graphic>
+              </wp:anchor>
+            </w:drawing>
+          </mc:Choice>
+          <mc:Fallback>
+            <w:pict>
+              <v:shape w14:anchorId="2D9A4E36" id="Straight Arrow Connector 28" o:spid="_x0000_s1026" type="#_x0000_t32" style="position:absolute;margin-left:447pt;margin-top:284.2pt;width:0;height:14.7pt;z-index:251738112;visibility:visible;mso-wrap-style:square;mso-wrap-distance-left:9pt;mso-wrap-distance-top:0;mso-wrap-distance-right:9pt;mso-wrap-distance-bottom:0;mso-position-horizontal:absolute;mso-position-horizontal-relative:text;mso-position-vertical:absolute;mso-position-vertical-relative:text" o:gfxdata="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" strokecolor="black [3213]" strokeweight=".5pt">
+                <v:stroke endarrow="block" joinstyle="miter"/>
+              </v:shape>
+            </w:pict>
+          </mc:Fallback>
+        </mc:AlternateContent>
+      </w:r>
+      <w:r>
+        <w:rPr>
+          <w:noProof/>
+        </w:rPr>
+        <mc:AlternateContent>
+          <mc:Choice Requires="wps">
+            <w:drawing>
+              <wp:anchor distT="0" distB="0" distL="114300" distR="114300" simplePos="0" relativeHeight="251736064" behindDoc="0" locked="0" layoutInCell="1" allowOverlap="1" wp14:anchorId="387C6619" wp14:editId="0593D21F">
+                <wp:simplePos x="0" y="0"/>
+                <wp:positionH relativeFrom="column">
+                  <wp:posOffset>4468716</wp:posOffset>
+                </wp:positionH>
+                <wp:positionV relativeFrom="paragraph">
+                  <wp:posOffset>3604895</wp:posOffset>
+                </wp:positionV>
+                <wp:extent cx="0" cy="186856"/>
+                <wp:effectExtent l="76200" t="0" r="57150" b="60960"/>
+                <wp:wrapNone/>
+                <wp:docPr id="469325012" name="Straight Arrow Connector 28"/>
+                <wp:cNvGraphicFramePr/>
+                <a:graphic xmlns:a="http://schemas.openxmlformats.org/drawingml/2006/main">
+                  <a:graphicData uri="http://schemas.microsoft.com/office/word/2010/wordprocessingShape">
+                    <wps:wsp>
+                      <wps:cNvCnPr/>
+                      <wps:spPr>
+                        <a:xfrm>
+                          <a:off x="0" y="0"/>
+                          <a:ext cx="0" cy="186856"/>
+                        </a:xfrm>
+                        <a:prstGeom prst="straightConnector1">
+                          <a:avLst/>
+                        </a:prstGeom>
+                        <a:ln>
+                          <a:solidFill>
+                            <a:schemeClr val="tx1"/>
+                          </a:solidFill>
+                          <a:tailEnd type="triangle"/>
+                        </a:ln>
+                      </wps:spPr>
+                      <wps:style>
+                        <a:lnRef idx="1">
+                          <a:schemeClr val="accent1"/>
+                        </a:lnRef>
+                        <a:fillRef idx="0">
+                          <a:schemeClr val="accent1"/>
+                        </a:fillRef>
+                        <a:effectRef idx="0">
+                          <a:schemeClr val="accent1"/>
+                        </a:effectRef>
+                        <a:fontRef idx="minor">
+                          <a:schemeClr val="tx1"/>
+                        </a:fontRef>
+                      </wps:style>
+                      <wps:bodyPr/>
+                    </wps:wsp>
+                  </a:graphicData>
+                </a:graphic>
+              </wp:anchor>
+            </w:drawing>
+          </mc:Choice>
+          <mc:Fallback>
+            <w:pict>
+              <v:shape w14:anchorId="5B87EC67" id="Straight Arrow Connector 28" o:spid="_x0000_s1026" type="#_x0000_t32" style="position:absolute;margin-left:351.85pt;margin-top:283.85pt;width:0;height:14.7pt;z-index:251736064;visibility:visible;mso-wrap-style:square;mso-wrap-distance-left:9pt;mso-wrap-distance-top:0;mso-wrap-distance-right:9pt;mso-wrap-distance-bottom:0;mso-position-horizontal:absolute;mso-position-horizontal-relative:text;mso-position-vertical:absolute;mso-position-vertical-relative:text" o:gfxdata="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" strokecolor="black [3213]" strokeweight=".5pt">
+                <v:stroke endarrow="block" joinstyle="miter"/>
+              </v:shape>
+            </w:pict>
+          </mc:Fallback>
+        </mc:AlternateContent>
+      </w:r>
+      <w:r>
+        <w:rPr>
+          <w:noProof/>
+        </w:rPr>
+        <mc:AlternateContent>
+          <mc:Choice Requires="wps">
+            <w:drawing>
+              <wp:anchor distT="0" distB="0" distL="114300" distR="114300" simplePos="0" relativeHeight="251734016" behindDoc="0" locked="0" layoutInCell="1" allowOverlap="1" wp14:anchorId="7F6777F5" wp14:editId="35DFF15C">
+                <wp:simplePos x="0" y="0"/>
+                <wp:positionH relativeFrom="column">
+                  <wp:posOffset>3284662</wp:posOffset>
+                </wp:positionH>
+                <wp:positionV relativeFrom="paragraph">
+                  <wp:posOffset>3608705</wp:posOffset>
+                </wp:positionV>
+                <wp:extent cx="0" cy="186856"/>
+                <wp:effectExtent l="76200" t="0" r="57150" b="60960"/>
+                <wp:wrapNone/>
+                <wp:docPr id="647768931" name="Straight Arrow Connector 28"/>
+                <wp:cNvGraphicFramePr/>
+                <a:graphic xmlns:a="http://schemas.openxmlformats.org/drawingml/2006/main">
+                  <a:graphicData uri="http://schemas.microsoft.com/office/word/2010/wordprocessingShape">
+                    <wps:wsp>
+                      <wps:cNvCnPr/>
+                      <wps:spPr>
+                        <a:xfrm>
+                          <a:off x="0" y="0"/>
+                          <a:ext cx="0" cy="186856"/>
+                        </a:xfrm>
+                        <a:prstGeom prst="straightConnector1">
+                          <a:avLst/>
+                        </a:prstGeom>
+                        <a:ln>
+                          <a:solidFill>
+                            <a:schemeClr val="tx1"/>
+                          </a:solidFill>
+                          <a:tailEnd type="triangle"/>
+                        </a:ln>
+                      </wps:spPr>
+                      <wps:style>
+                        <a:lnRef idx="1">
+                          <a:schemeClr val="accent1"/>
+                        </a:lnRef>
+                        <a:fillRef idx="0">
+                          <a:schemeClr val="accent1"/>
+                        </a:fillRef>
+                        <a:effectRef idx="0">
+                          <a:schemeClr val="accent1"/>
+                        </a:effectRef>
+                        <a:fontRef idx="minor">
+                          <a:schemeClr val="tx1"/>
+                        </a:fontRef>
+                      </wps:style>
+                      <wps:bodyPr/>
+                    </wps:wsp>
+                  </a:graphicData>
+                </a:graphic>
+              </wp:anchor>
+            </w:drawing>
+          </mc:Choice>
+          <mc:Fallback>
+            <w:pict>
+              <v:shape w14:anchorId="6086109D" id="Straight Arrow Connector 28" o:spid="_x0000_s1026" type="#_x0000_t32" style="position:absolute;margin-left:258.65pt;margin-top:284.15pt;width:0;height:14.7pt;z-index:251734016;visibility:visible;mso-wrap-style:square;mso-wrap-distance-left:9pt;mso-wrap-distance-top:0;mso-wrap-distance-right:9pt;mso-wrap-distance-bottom:0;mso-position-horizontal:absolute;mso-position-horizontal-relative:text;mso-position-vertical:absolute;mso-position-vertical-relative:text" o:gfxdata="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" strokecolor="black [3213]" strokeweight=".5pt">
+                <v:stroke endarrow="block" joinstyle="miter"/>
+              </v:shape>
+            </w:pict>
+          </mc:Fallback>
+        </mc:AlternateContent>
+      </w:r>
+      <w:r>
+        <w:rPr>
+          <w:noProof/>
+        </w:rPr>
+        <mc:AlternateContent>
+          <mc:Choice Requires="wps">
+            <w:drawing>
+              <wp:anchor distT="0" distB="0" distL="114300" distR="114300" simplePos="0" relativeHeight="251731968" behindDoc="0" locked="0" layoutInCell="1" allowOverlap="1" wp14:anchorId="18BD44E1" wp14:editId="64FE481E">
+                <wp:simplePos x="0" y="0"/>
+                <wp:positionH relativeFrom="column">
+                  <wp:posOffset>2124351</wp:posOffset>
+                </wp:positionH>
+                <wp:positionV relativeFrom="paragraph">
+                  <wp:posOffset>3621267</wp:posOffset>
+                </wp:positionV>
+                <wp:extent cx="0" cy="186856"/>
+                <wp:effectExtent l="76200" t="0" r="57150" b="60960"/>
+                <wp:wrapNone/>
+                <wp:docPr id="1014400022" name="Straight Arrow Connector 28"/>
+                <wp:cNvGraphicFramePr/>
+                <a:graphic xmlns:a="http://schemas.openxmlformats.org/drawingml/2006/main">
+                  <a:graphicData uri="http://schemas.microsoft.com/office/word/2010/wordprocessingShape">
+                    <wps:wsp>
+                      <wps:cNvCnPr/>
+                      <wps:spPr>
+                        <a:xfrm>
+                          <a:off x="0" y="0"/>
+                          <a:ext cx="0" cy="186856"/>
+                        </a:xfrm>
+                        <a:prstGeom prst="straightConnector1">
+                          <a:avLst/>
+                        </a:prstGeom>
+                        <a:ln>
+                          <a:solidFill>
+                            <a:schemeClr val="tx1"/>
+                          </a:solidFill>
+                          <a:tailEnd type="triangle"/>
+                        </a:ln>
+                      </wps:spPr>
+                      <wps:style>
+                        <a:lnRef idx="1">
+                          <a:schemeClr val="accent1"/>
+                        </a:lnRef>
+                        <a:fillRef idx="0">
+                          <a:schemeClr val="accent1"/>
+                        </a:fillRef>
+                        <a:effectRef idx="0">
+                          <a:schemeClr val="accent1"/>
+                        </a:effectRef>
+                        <a:fontRef idx="minor">
+                          <a:schemeClr val="tx1"/>
+                        </a:fontRef>
+                      </wps:style>
+                      <wps:bodyPr/>
+                    </wps:wsp>
+                  </a:graphicData>
+                </a:graphic>
+              </wp:anchor>
+            </w:drawing>
+          </mc:Choice>
+          <mc:Fallback>
+            <w:pict>
+              <v:shape w14:anchorId="3A27DF25" id="Straight Arrow Connector 28" o:spid="_x0000_s1026" type="#_x0000_t32" style="position:absolute;margin-left:167.25pt;margin-top:285.15pt;width:0;height:14.7pt;z-index:251731968;visibility:visible;mso-wrap-style:square;mso-wrap-distance-left:9pt;mso-wrap-distance-top:0;mso-wrap-distance-right:9pt;mso-wrap-distance-bottom:0;mso-position-horizontal:absolute;mso-position-horizontal-relative:text;mso-position-vertical:absolute;mso-position-vertical-relative:text" o:gfxdata="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" strokecolor="black [3213]" strokeweight=".5pt">
+                <v:stroke endarrow="block" joinstyle="miter"/>
+              </v:shape>
+            </w:pict>
+          </mc:Fallback>
+        </mc:AlternateContent>
+      </w:r>
+      <w:r>
+        <w:rPr>
+          <w:noProof/>
+        </w:rPr>
+        <mc:AlternateContent>
+          <mc:Choice Requires="wps">
+            <w:drawing>
+              <wp:anchor distT="0" distB="0" distL="114300" distR="114300" simplePos="0" relativeHeight="251729920" behindDoc="0" locked="0" layoutInCell="1" allowOverlap="1" wp14:anchorId="45EBA9B8" wp14:editId="47BC230D">
+                <wp:simplePos x="0" y="0"/>
+                <wp:positionH relativeFrom="column">
+                  <wp:posOffset>963958</wp:posOffset>
+                </wp:positionH>
+                <wp:positionV relativeFrom="paragraph">
+                  <wp:posOffset>3609506</wp:posOffset>
+                </wp:positionV>
+                <wp:extent cx="0" cy="186856"/>
+                <wp:effectExtent l="76200" t="0" r="57150" b="60960"/>
+                <wp:wrapNone/>
+                <wp:docPr id="506919004" name="Straight Arrow Connector 28"/>
+                <wp:cNvGraphicFramePr/>
+                <a:graphic xmlns:a="http://schemas.openxmlformats.org/drawingml/2006/main">
+                  <a:graphicData uri="http://schemas.microsoft.com/office/word/2010/wordprocessingShape">
+                    <wps:wsp>
+                      <wps:cNvCnPr/>
+                      <wps:spPr>
+                        <a:xfrm>
+                          <a:off x="0" y="0"/>
+                          <a:ext cx="0" cy="186856"/>
+                        </a:xfrm>
+                        <a:prstGeom prst="straightConnector1">
+                          <a:avLst/>
+                        </a:prstGeom>
+                        <a:ln>
+                          <a:solidFill>
+                            <a:schemeClr val="tx1"/>
+                          </a:solidFill>
+                          <a:tailEnd type="triangle"/>
+                        </a:ln>
+                      </wps:spPr>
+                      <wps:style>
+                        <a:lnRef idx="1">
+                          <a:schemeClr val="accent1"/>
+                        </a:lnRef>
+                        <a:fillRef idx="0">
+                          <a:schemeClr val="accent1"/>
+                        </a:fillRef>
+                        <a:effectRef idx="0">
+                          <a:schemeClr val="accent1"/>
+                        </a:effectRef>
+                        <a:fontRef idx="minor">
+                          <a:schemeClr val="tx1"/>
+                        </a:fontRef>
+                      </wps:style>
+                      <wps:bodyPr/>
+                    </wps:wsp>
+                  </a:graphicData>
+                </a:graphic>
+              </wp:anchor>
+            </w:drawing>
+          </mc:Choice>
+          <mc:Fallback>
+            <w:pict>
+              <v:shape w14:anchorId="137A0D6B" id="Straight Arrow Connector 28" o:spid="_x0000_s1026" type="#_x0000_t32" style="position:absolute;margin-left:75.9pt;margin-top:284.2pt;width:0;height:14.7pt;z-index:251729920;visibility:visible;mso-wrap-style:square;mso-wrap-distance-left:9pt;mso-wrap-distance-top:0;mso-wrap-distance-right:9pt;mso-wrap-distance-bottom:0;mso-position-horizontal:absolute;mso-position-horizontal-relative:text;mso-position-vertical:absolute;mso-position-vertical-relative:text" o:gfxdata="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" strokecolor="black [3213]" strokeweight=".5pt">
+                <v:stroke endarrow="block" joinstyle="miter"/>
+              </v:shape>
+            </w:pict>
+          </mc:Fallback>
+        </mc:AlternateContent>
+      </w:r>
+      <w:r>
+        <w:rPr>
+          <w:noProof/>
+        </w:rPr>
+        <mc:AlternateContent>
+          <mc:Choice Requires="wps">
+            <w:drawing>
+              <wp:anchor distT="0" distB="0" distL="114300" distR="114300" simplePos="0" relativeHeight="251727872" behindDoc="0" locked="0" layoutInCell="1" allowOverlap="1" wp14:anchorId="6A9D38FF" wp14:editId="2CAF9ADA">
+                <wp:simplePos x="0" y="0"/>
+                <wp:positionH relativeFrom="column">
+                  <wp:posOffset>-253834</wp:posOffset>
+                </wp:positionH>
+                <wp:positionV relativeFrom="paragraph">
+                  <wp:posOffset>3609340</wp:posOffset>
+                </wp:positionV>
+                <wp:extent cx="0" cy="186856"/>
+                <wp:effectExtent l="76200" t="0" r="57150" b="60960"/>
+                <wp:wrapNone/>
+                <wp:docPr id="434606241" name="Straight Arrow Connector 28"/>
+                <wp:cNvGraphicFramePr/>
+                <a:graphic xmlns:a="http://schemas.openxmlformats.org/drawingml/2006/main">
+                  <a:graphicData uri="http://schemas.microsoft.com/office/word/2010/wordprocessingShape">
+                    <wps:wsp>
+                      <wps:cNvCnPr/>
+                      <wps:spPr>
+                        <a:xfrm>
+                          <a:off x="0" y="0"/>
+                          <a:ext cx="0" cy="186856"/>
+                        </a:xfrm>
+                        <a:prstGeom prst="straightConnector1">
+                          <a:avLst/>
+                        </a:prstGeom>
+                        <a:ln>
+                          <a:solidFill>
+                            <a:schemeClr val="tx1"/>
+                          </a:solidFill>
+                          <a:tailEnd type="triangle"/>
+                        </a:ln>
+                      </wps:spPr>
+                      <wps:style>
+                        <a:lnRef idx="1">
+                          <a:schemeClr val="accent1"/>
+                        </a:lnRef>
+                        <a:fillRef idx="0">
+                          <a:schemeClr val="accent1"/>
+                        </a:fillRef>
+                        <a:effectRef idx="0">
+                          <a:schemeClr val="accent1"/>
+                        </a:effectRef>
+                        <a:fontRef idx="minor">
+                          <a:schemeClr val="tx1"/>
+                        </a:fontRef>
+                      </wps:style>
+                      <wps:bodyPr/>
+                    </wps:wsp>
+                  </a:graphicData>
+                </a:graphic>
+              </wp:anchor>
+            </w:drawing>
+          </mc:Choice>
+          <mc:Fallback>
+            <w:pict>
+              <v:shape w14:anchorId="7DD23F68" id="Straight Arrow Connector 28" o:spid="_x0000_s1026" type="#_x0000_t32" style="position:absolute;margin-left:-20pt;margin-top:284.2pt;width:0;height:14.7pt;z-index:251727872;visibility:visible;mso-wrap-style:square;mso-wrap-distance-left:9pt;mso-wrap-distance-top:0;mso-wrap-distance-right:9pt;mso-wrap-distance-bottom:0;mso-position-horizontal:absolute;mso-position-horizontal-relative:text;mso-position-vertical:absolute;mso-position-vertical-relative:text" o:gfxdata="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" strokecolor="black [3213]" strokeweight=".5pt">
+                <v:stroke endarrow="block" joinstyle="miter"/>
+              </v:shape>
+            </w:pict>
+          </mc:Fallback>
+        </mc:AlternateContent>
+      </w:r>
+      <w:r>
+        <w:rPr>
+          <w:noProof/>
+        </w:rPr>
+        <mc:AlternateContent>
+          <mc:Choice Requires="wps">
+            <w:drawing>
+              <wp:anchor distT="0" distB="0" distL="114300" distR="114300" simplePos="0" relativeHeight="251726848" behindDoc="0" locked="0" layoutInCell="1" allowOverlap="1" wp14:anchorId="6CC9E1E8" wp14:editId="7A2BE33A">
+                <wp:simplePos x="0" y="0"/>
+                <wp:positionH relativeFrom="column">
+                  <wp:posOffset>-248699</wp:posOffset>
+                </wp:positionH>
+                <wp:positionV relativeFrom="paragraph">
+                  <wp:posOffset>4503503</wp:posOffset>
+                </wp:positionV>
+                <wp:extent cx="5923722" cy="0"/>
+                <wp:effectExtent l="0" t="0" r="0" b="0"/>
+                <wp:wrapNone/>
+                <wp:docPr id="695124619" name="Straight Connector 27"/>
+                <wp:cNvGraphicFramePr/>
+                <a:graphic xmlns:a="http://schemas.openxmlformats.org/drawingml/2006/main">
+                  <a:graphicData uri="http://schemas.microsoft.com/office/word/2010/wordprocessingShape">
+                    <wps:wsp>
+                      <wps:cNvCnPr/>
+                      <wps:spPr>
+                        <a:xfrm>
+                          <a:off x="0" y="0"/>
+                          <a:ext cx="5923722" cy="0"/>
+                        </a:xfrm>
+                        <a:prstGeom prst="line">
+                          <a:avLst/>
+                        </a:prstGeom>
+                        <a:ln w="12700">
+                          <a:solidFill>
+                            <a:schemeClr val="tx1"/>
+                          </a:solidFill>
+                        </a:ln>
+                      </wps:spPr>
+                      <wps:style>
+                        <a:lnRef idx="1">
+                          <a:schemeClr val="accent1"/>
+                        </a:lnRef>
+                        <a:fillRef idx="0">
+                          <a:schemeClr val="accent1"/>
+                        </a:fillRef>
+                        <a:effectRef idx="0">
+                          <a:schemeClr val="accent1"/>
+                        </a:effectRef>
+                        <a:fontRef idx="minor">
+                          <a:schemeClr val="tx1"/>
+                        </a:fontRef>
+                      </wps:style>
+                      <wps:bodyPr/>
+                    </wps:wsp>
+                  </a:graphicData>
+                </a:graphic>
+              </wp:anchor>
+            </w:drawing>
+          </mc:Choice>
+          <mc:Fallback>
+            <w:pict>
+              <v:line w14:anchorId="3E03CC89" id="Straight Connector 27" o:spid="_x0000_s1026" style="position:absolute;z-index:251726848;visibility:visible;mso-wrap-style:square;mso-wrap-distance-left:9pt;mso-wrap-distance-top:0;mso-wrap-distance-right:9pt;mso-wrap-distance-bottom:0;mso-position-horizontal:absolute;mso-position-horizontal-relative:text;mso-position-vertical:absolute;mso-position-vertical-relative:text" from="-19.6pt,354.6pt" to="446.85pt,354.6pt" o:gfxdata="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" strokecolor="black [3213]" strokeweight="1pt">
+                <v:stroke joinstyle="miter"/>
+              </v:line>
+            </w:pict>
+          </mc:Fallback>
+        </mc:AlternateContent>
+      </w:r>
+      <w:r>
+        <w:rPr>
+          <w:noProof/>
+        </w:rPr>
+        <mc:AlternateContent>
+          <mc:Choice Requires="wps">
+            <w:drawing>
+              <wp:anchor distT="0" distB="0" distL="114300" distR="114300" simplePos="0" relativeHeight="251724800" behindDoc="0" locked="0" layoutInCell="1" allowOverlap="1" wp14:anchorId="1BBCB05E" wp14:editId="4550E632">
+                <wp:simplePos x="0" y="0"/>
+                <wp:positionH relativeFrom="column">
+                  <wp:posOffset>-254442</wp:posOffset>
+                </wp:positionH>
+                <wp:positionV relativeFrom="paragraph">
+                  <wp:posOffset>3609533</wp:posOffset>
+                </wp:positionV>
+                <wp:extent cx="5923722" cy="0"/>
+                <wp:effectExtent l="0" t="0" r="0" b="0"/>
+                <wp:wrapNone/>
+                <wp:docPr id="836487741" name="Straight Connector 27"/>
+                <wp:cNvGraphicFramePr/>
+                <a:graphic xmlns:a="http://schemas.openxmlformats.org/drawingml/2006/main">
+                  <a:graphicData uri="http://schemas.microsoft.com/office/word/2010/wordprocessingShape">
+                    <wps:wsp>
+                      <wps:cNvCnPr/>
+                      <wps:spPr>
+                        <a:xfrm>
+                          <a:off x="0" y="0"/>
+                          <a:ext cx="5923722" cy="0"/>
+                        </a:xfrm>
+                        <a:prstGeom prst="line">
+                          <a:avLst/>
+                        </a:prstGeom>
+                        <a:ln w="12700">
+                          <a:solidFill>
+                            <a:schemeClr val="tx1"/>
+                          </a:solidFill>
+                        </a:ln>
+                      </wps:spPr>
+                      <wps:style>
+                        <a:lnRef idx="1">
+                          <a:schemeClr val="accent1"/>
+                        </a:lnRef>
+                        <a:fillRef idx="0">
+                          <a:schemeClr val="accent1"/>
+                        </a:fillRef>
+                        <a:effectRef idx="0">
+                          <a:schemeClr val="accent1"/>
+                        </a:effectRef>
+                        <a:fontRef idx="minor">
+                          <a:schemeClr val="tx1"/>
+                        </a:fontRef>
+                      </wps:style>
+                      <wps:bodyPr/>
+                    </wps:wsp>
+                  </a:graphicData>
+                </a:graphic>
+              </wp:anchor>
+            </w:drawing>
+          </mc:Choice>
+          <mc:Fallback>
+            <w:pict>
+              <v:line w14:anchorId="1A3BD76E" id="Straight Connector 27" o:spid="_x0000_s1026" style="position:absolute;z-index:251724800;visibility:visible;mso-wrap-style:square;mso-wrap-distance-left:9pt;mso-wrap-distance-top:0;mso-wrap-distance-right:9pt;mso-wrap-distance-bottom:0;mso-position-horizontal:absolute;mso-position-horizontal-relative:text;mso-position-vertical:absolute;mso-position-vertical-relative:text" from="-20.05pt,284.2pt" to="446.4pt,284.2pt" o:gfxdata="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" strokecolor="black [3213]" strokeweight="1pt">
+                <v:stroke joinstyle="miter"/>
+              </v:line>
+            </w:pict>
+          </mc:Fallback>
+        </mc:AlternateContent>
+      </w:r>
+      <w:r>
+        <w:rPr>
+          <w:noProof/>
+        </w:rPr>
+        <mc:AlternateContent>
+          <mc:Choice Requires="wps">
+            <w:drawing>
+              <wp:anchor distT="0" distB="0" distL="114300" distR="114300" simplePos="0" relativeHeight="251717632" behindDoc="0" locked="0" layoutInCell="1" allowOverlap="1" wp14:anchorId="2E7BD64C" wp14:editId="7B40E352">
+                <wp:simplePos x="0" y="0"/>
+                <wp:positionH relativeFrom="column">
+                  <wp:posOffset>-701316</wp:posOffset>
+                </wp:positionH>
+                <wp:positionV relativeFrom="paragraph">
+                  <wp:posOffset>3781094</wp:posOffset>
+                </wp:positionV>
+                <wp:extent cx="1001864" cy="524786"/>
+                <wp:effectExtent l="0" t="0" r="27305" b="27940"/>
+                <wp:wrapNone/>
+                <wp:docPr id="1557986958" name="Rectangle 24"/>
+                <wp:cNvGraphicFramePr/>
+                <a:graphic xmlns:a="http://schemas.openxmlformats.org/drawingml/2006/main">
+                  <a:graphicData uri="http://schemas.microsoft.com/office/word/2010/wordprocessingShape">
+                    <wps:wsp>
+                      <wps:cNvSpPr/>
+                      <wps:spPr>
+                        <a:xfrm>
+                          <a:off x="0" y="0"/>
+                          <a:ext cx="1001864" cy="524786"/>
+                        </a:xfrm>
+                        <a:prstGeom prst="rect">
+                          <a:avLst/>
+                        </a:prstGeom>
+                        <a:noFill/>
+                        <a:ln>
+                          <a:solidFill>
+                            <a:schemeClr val="tx1"/>
+                          </a:solidFill>
+                        </a:ln>
+                      </wps:spPr>
+                      <wps:style>
+                        <a:lnRef idx="2">
+                          <a:schemeClr val="accent1">
+                            <a:shade val="15000"/>
+                          </a:schemeClr>
+                        </a:lnRef>
+                        <a:fillRef idx="1">
+                          <a:schemeClr val="accent1"/>
+                        </a:fillRef>
+                        <a:effectRef idx="0">
+                          <a:schemeClr val="accent1"/>
+                        </a:effectRef>
+                        <a:fontRef idx="minor">
+                          <a:schemeClr val="lt1"/>
+                        </a:fontRef>
+                      </wps:style>
+                      <wps:txbx>
+                        <w:txbxContent>
+                          <w:p>
+                            <w:pPr>
+                              <w:jc w:val="center"/>
+                              <w:rPr>
+                                <w:color w:val="000000" w:themeColor="text1"/>
+                              </w:rPr>
+                            </w:pPr>
+                            <w:r>
+                              <w:rPr>
+                                <w:color w:val="000000" w:themeColor="text1"/>
+                              </w:rPr>
+                              <w:t>Animals1</w:t>
+                            </w:r>
+                          </w:p>
+                        </w:txbxContent>
+                      </wps:txbx>
+                      <wps:bodyPr rot="0" spcFirstLastPara="0" vertOverflow="overflow" horzOverflow="overflow" vert="horz" wrap="square" lIns="91440" tIns="45720" rIns="91440" bIns="45720" numCol="1" spcCol="0" rtlCol="0" fromWordArt="0" anchor="ctr" anchorCtr="0" forceAA="0" compatLnSpc="1">
+                        <a:prstTxWarp prst="textNoShape">
+                          <a:avLst/>
+                        </a:prstTxWarp>
+                        <a:noAutofit/>
+                      </wps:bodyPr>
+                    </wps:wsp>
+                  </a:graphicData>
+                </a:graphic>
+              </wp:anchor>
+            </w:drawing>
+          </mc:Choice>
+          <mc:Fallback>
+            <w:pict>
+              <v:rect w14:anchorId="2E7BD64C" id="_x0000_s1071" style="position:absolute;margin-left:-55.2pt;margin-top:297.7pt;width:78.9pt;height:41.3pt;z-index:251717632;visibility:visible;mso-wrap-style:square;mso-wrap-distance-left:9pt;mso-wrap-distance-top:0;mso-wrap-distance-right:9pt;mso-wrap-distance-bottom:0;mso-position-horizontal:absolute;mso-position-horizontal-relative:text;mso-position-vertical:absolute;mso-position-vertical-relative:text;v-text-anchor:middle" o:gfxdata="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" filled="f" strokecolor="black [3213]" strokeweight="1pt">
+                <v:textbox>
+                  <w:txbxContent>
+                    <w:p>
+                      <w:pPr>
+                        <w:jc w:val="center"/>
+                        <w:rPr>
+                          <w:color w:val="000000" w:themeColor="text1"/>
+                        </w:rPr>
+                      </w:pPr>
+                      <w:r>
+                        <w:rPr>
+                          <w:color w:val="000000" w:themeColor="text1"/>
+                        </w:rPr>
+                        <w:t>Animals1</w:t>
+                      </w:r>
+                    </w:p>
+                  </w:txbxContent>
+                </v:textbox>
+              </v:rect>
+            </w:pict>
+          </mc:Fallback>
+        </mc:AlternateContent>
+      </w:r>
+      <w:r>
+        <w:rPr>
+          <w:noProof/>
+        </w:rPr>
+        <mc:AlternateContent>
+          <mc:Choice Requires="wps">
+            <w:drawing>
+              <wp:anchor distT="0" distB="0" distL="114300" distR="114300" simplePos="0" relativeHeight="251715584" behindDoc="0" locked="0" layoutInCell="1" allowOverlap="1" wp14:anchorId="3739B829" wp14:editId="2C992631">
+                <wp:simplePos x="0" y="0"/>
+                <wp:positionH relativeFrom="column">
+                  <wp:posOffset>452645</wp:posOffset>
+                </wp:positionH>
+                <wp:positionV relativeFrom="paragraph">
+                  <wp:posOffset>3781729</wp:posOffset>
+                </wp:positionV>
+                <wp:extent cx="1001864" cy="524786"/>
+                <wp:effectExtent l="0" t="0" r="27305" b="27940"/>
+                <wp:wrapNone/>
+                <wp:docPr id="1109680581" name="Rectangle 24"/>
+                <wp:cNvGraphicFramePr/>
+                <a:graphic xmlns:a="http://schemas.openxmlformats.org/drawingml/2006/main">
+                  <a:graphicData uri="http://schemas.microsoft.com/office/word/2010/wordprocessingShape">
+                    <wps:wsp>
+                      <wps:cNvSpPr/>
+                      <wps:spPr>
+                        <a:xfrm>
+                          <a:off x="0" y="0"/>
+                          <a:ext cx="1001864" cy="524786"/>
+                        </a:xfrm>
+                        <a:prstGeom prst="rect">
+                          <a:avLst/>
+                        </a:prstGeom>
+                        <a:noFill/>
+                        <a:ln>
+                          <a:solidFill>
+                            <a:schemeClr val="tx1"/>
+                          </a:solidFill>
+                        </a:ln>
+                      </wps:spPr>
+                      <wps:style>
+                        <a:lnRef idx="2">
+                          <a:schemeClr val="accent1">
+                            <a:shade val="15000"/>
+                          </a:schemeClr>
+                        </a:lnRef>
+                        <a:fillRef idx="1">
+                          <a:schemeClr val="accent1"/>
+                        </a:fillRef>
+                        <a:effectRef idx="0">
+                          <a:schemeClr val="accent1"/>
+                        </a:effectRef>
+                        <a:fontRef idx="minor">
+                          <a:schemeClr val="lt1"/>
+                        </a:fontRef>
+                      </wps:style>
+                      <wps:txbx>
+                        <w:txbxContent>
+                          <w:p>
+                            <w:pPr>
+                              <w:jc w:val="center"/>
+                              <w:rPr>
+                                <w:color w:val="000000" w:themeColor="text1"/>
+                              </w:rPr>
+                            </w:pPr>
+                            <w:r>
+                              <w:rPr>
+                                <w:color w:val="000000" w:themeColor="text1"/>
+                              </w:rPr>
+                              <w:t>Animals2</w:t>
+                            </w:r>
+                          </w:p>
+                        </w:txbxContent>
+                      </wps:txbx>
+                      <wps:bodyPr rot="0" spcFirstLastPara="0" vertOverflow="overflow" horzOverflow="overflow" vert="horz" wrap="square" lIns="91440" tIns="45720" rIns="91440" bIns="45720" numCol="1" spcCol="0" rtlCol="0" fromWordArt="0" anchor="ctr" anchorCtr="0" forceAA="0" compatLnSpc="1">
+                        <a:prstTxWarp prst="textNoShape">
+                          <a:avLst/>
+                        </a:prstTxWarp>
+                        <a:noAutofit/>
+                      </wps:bodyPr>
+                    </wps:wsp>
+                  </a:graphicData>
+                </a:graphic>
+              </wp:anchor>
+            </w:drawing>
+          </mc:Choice>
+          <mc:Fallback>
+            <w:pict>
+              <v:rect w14:anchorId="3739B829" id="_x0000_s1072" style="position:absolute;margin-left:35.65pt;margin-top:297.75pt;width:78.9pt;height:41.3pt;z-index:251715584;visibility:visible;mso-wrap-style:square;mso-wrap-distance-left:9pt;mso-wrap-distance-top:0;mso-wrap-distance-right:9pt;mso-wrap-distance-bottom:0;mso-position-horizontal:absolute;mso-position-horizontal-relative:text;mso-position-vertical:absolute;mso-position-vertical-relative:text;v-text-anchor:middle" o:gfxdata="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" filled="f" strokecolor="black [3213]" strokeweight="1pt">
+                <v:textbox>
+                  <w:txbxContent>
+                    <w:p>
+                      <w:pPr>
+                        <w:jc w:val="center"/>
+                        <w:rPr>
+                          <w:color w:val="000000" w:themeColor="text1"/>
+                        </w:rPr>
+                      </w:pPr>
+                      <w:r>
+                        <w:rPr>
+                          <w:color w:val="000000" w:themeColor="text1"/>
+                        </w:rPr>
+                        <w:t>Animals2</w:t>
+                      </w:r>
+                    </w:p>
+                  </w:txbxContent>
+                </v:textbox>
+              </v:rect>
+            </w:pict>
+          </mc:Fallback>
+        </mc:AlternateContent>
+      </w:r>
+      <w:r>
+        <w:rPr>
+          <w:noProof/>
+        </w:rPr>
+        <mc:AlternateContent>
+          <mc:Choice Requires="wps">
+            <w:drawing>
+              <wp:anchor distT="0" distB="0" distL="114300" distR="114300" simplePos="0" relativeHeight="251713536" behindDoc="0" locked="0" layoutInCell="1" allowOverlap="1" wp14:anchorId="7A5ADE60" wp14:editId="18D33C3A">
+                <wp:simplePos x="0" y="0"/>
+                <wp:positionH relativeFrom="column">
+                  <wp:posOffset>5095627</wp:posOffset>
+                </wp:positionH>
+                <wp:positionV relativeFrom="paragraph">
+                  <wp:posOffset>3789983</wp:posOffset>
+                </wp:positionV>
+                <wp:extent cx="1001864" cy="524786"/>
+                <wp:effectExtent l="0" t="0" r="27305" b="27940"/>
+                <wp:wrapNone/>
+                <wp:docPr id="1297064517" name="Rectangle 24"/>
+                <wp:cNvGraphicFramePr/>
+                <a:graphic xmlns:a="http://schemas.openxmlformats.org/drawingml/2006/main">
+                  <a:graphicData uri="http://schemas.microsoft.com/office/word/2010/wordprocessingShape">
+                    <wps:wsp>
+                      <wps:cNvSpPr/>
+                      <wps:spPr>
+                        <a:xfrm>
+                          <a:off x="0" y="0"/>
+                          <a:ext cx="1001864" cy="524786"/>
+                        </a:xfrm>
+                        <a:prstGeom prst="rect">
+                          <a:avLst/>
+                        </a:prstGeom>
+                        <a:noFill/>
+                        <a:ln>
+                          <a:solidFill>
+                            <a:schemeClr val="tx1"/>
+                          </a:solidFill>
+                        </a:ln>
+                      </wps:spPr>
+                      <wps:style>
+                        <a:lnRef idx="2">
+                          <a:schemeClr val="accent1">
+                            <a:shade val="15000"/>
+                          </a:schemeClr>
+                        </a:lnRef>
+                        <a:fillRef idx="1">
+                          <a:schemeClr val="accent1"/>
+                        </a:fillRef>
+                        <a:effectRef idx="0">
+                          <a:schemeClr val="accent1"/>
+                        </a:effectRef>
+                        <a:fontRef idx="minor">
+                          <a:schemeClr val="lt1"/>
+                        </a:fontRef>
+                      </wps:style>
+                      <wps:txbx>
+                        <w:txbxContent>
+                          <w:p>
+                            <w:pPr>
+                              <w:jc w:val="center"/>
+                              <w:rPr>
+                                <w:color w:val="000000" w:themeColor="text1"/>
+                              </w:rPr>
+                            </w:pPr>
+                            <w:r>
+                              <w:rPr>
+                                <w:color w:val="000000" w:themeColor="text1"/>
+                              </w:rPr>
+                              <w:t>Action</w:t>
+                            </w:r>
+                          </w:p>
+                        </w:txbxContent>
+                      </wps:txbx>
+                      <wps:bodyPr rot="0" spcFirstLastPara="0" vertOverflow="overflow" horzOverflow="overflow" vert="horz" wrap="square" lIns="91440" tIns="45720" rIns="91440" bIns="45720" numCol="1" spcCol="0" rtlCol="0" fromWordArt="0" anchor="ctr" anchorCtr="0" forceAA="0" compatLnSpc="1">
+                        <a:prstTxWarp prst="textNoShape">
+                          <a:avLst/>
+                        </a:prstTxWarp>
+                        <a:noAutofit/>
+                      </wps:bodyPr>
+                    </wps:wsp>
+                  </a:graphicData>
+                </a:graphic>
+              </wp:anchor>
+            </w:drawing>
+          </mc:Choice>
+          <mc:Fallback>
+            <w:pict>
+              <v:rect w14:anchorId="7A5ADE60" id="_x0000_s1073" style="position:absolute;margin-left:401.25pt;margin-top:298.4pt;width:78.9pt;height:41.3pt;z-index:251713536;visibility:visible;mso-wrap-style:square;mso-wrap-distance-left:9pt;mso-wrap-distance-top:0;mso-wrap-distance-right:9pt;mso-wrap-distance-bottom:0;mso-position-horizontal:absolute;mso-position-horizontal-relative:text;mso-position-vertical:absolute;mso-position-vertical-relative:text;v-text-anchor:middle" o:gfxdata="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" filled="f" strokecolor="black [3213]" strokeweight="1pt">
+                <v:textbox>
+                  <w:txbxContent>
+                    <w:p>
+                      <w:pPr>
+                        <w:jc w:val="center"/>
+                        <w:rPr>
+                          <w:color w:val="000000" w:themeColor="text1"/>
+                        </w:rPr>
+                      </w:pPr>
+                      <w:r>
+                        <w:rPr>
+                          <w:color w:val="000000" w:themeColor="text1"/>
+                        </w:rPr>
+                        <w:t>Action</w:t>
+                      </w:r>
+                    </w:p>
+                  </w:txbxContent>
+                </v:textbox>
+              </v:rect>
+            </w:pict>
+          </mc:Fallback>
+        </mc:AlternateContent>
+      </w:r>
+      <w:r>
+        <w:rPr>
+          <w:noProof/>
+        </w:rPr>
+        <mc:AlternateContent>
+          <mc:Choice Requires="wps">
+            <w:drawing>
+              <wp:anchor distT="0" distB="0" distL="114300" distR="114300" simplePos="0" relativeHeight="251711488" behindDoc="0" locked="0" layoutInCell="1" allowOverlap="1" wp14:anchorId="688CD668" wp14:editId="725B81F4">
+                <wp:simplePos x="0" y="0"/>
+                <wp:positionH relativeFrom="column">
+                  <wp:posOffset>3935674</wp:posOffset>
+                </wp:positionH>
+                <wp:positionV relativeFrom="paragraph">
+                  <wp:posOffset>3797962</wp:posOffset>
+                </wp:positionV>
+                <wp:extent cx="1001864" cy="524786"/>
+                <wp:effectExtent l="0" t="0" r="27305" b="27940"/>
+                <wp:wrapNone/>
+                <wp:docPr id="2135691414" name="Rectangle 24"/>
+                <wp:cNvGraphicFramePr/>
+                <a:graphic xmlns:a="http://schemas.openxmlformats.org/drawingml/2006/main">
+                  <a:graphicData uri="http://schemas.microsoft.com/office/word/2010/wordprocessingShape">
+                    <wps:wsp>
+                      <wps:cNvSpPr/>
+                      <wps:spPr>
+                        <a:xfrm>
+                          <a:off x="0" y="0"/>
+                          <a:ext cx="1001864" cy="524786"/>
+                        </a:xfrm>
+                        <a:prstGeom prst="rect">
+                          <a:avLst/>
+                        </a:prstGeom>
+                        <a:noFill/>
+                        <a:ln>
+                          <a:solidFill>
+                            <a:schemeClr val="tx1"/>
+                          </a:solidFill>
+                        </a:ln>
+                      </wps:spPr>
+                      <wps:style>
+                        <a:lnRef idx="2">
+                          <a:schemeClr val="accent1">
+                            <a:shade val="15000"/>
+                          </a:schemeClr>
+                        </a:lnRef>
+                        <a:fillRef idx="1">
+                          <a:schemeClr val="accent1"/>
+                        </a:fillRef>
+                        <a:effectRef idx="0">
+                          <a:schemeClr val="accent1"/>
+                        </a:effectRef>
+                        <a:fontRef idx="minor">
+                          <a:schemeClr val="lt1"/>
+                        </a:fontRef>
+                      </wps:style>
+                      <wps:txbx>
+                        <w:txbxContent>
+                          <w:p>
+                            <w:pPr>
+                              <w:jc w:val="center"/>
+                              <w:rPr>
+                                <w:color w:val="000000" w:themeColor="text1"/>
+                              </w:rPr>
+                            </w:pPr>
+                            <w:r>
+                              <w:rPr>
+                                <w:color w:val="000000" w:themeColor="text1"/>
+                              </w:rPr>
+                              <w:t>Food</w:t>
+                            </w:r>
+                          </w:p>
+                        </w:txbxContent>
+                      </wps:txbx>
+                      <wps:bodyPr rot="0" spcFirstLastPara="0" vertOverflow="overflow" horzOverflow="overflow" vert="horz" wrap="square" lIns="91440" tIns="45720" rIns="91440" bIns="45720" numCol="1" spcCol="0" rtlCol="0" fromWordArt="0" anchor="ctr" anchorCtr="0" forceAA="0" compatLnSpc="1">
+                        <a:prstTxWarp prst="textNoShape">
+                          <a:avLst/>
+                        </a:prstTxWarp>
+                        <a:noAutofit/>
+                      </wps:bodyPr>
+                    </wps:wsp>
+                  </a:graphicData>
+                </a:graphic>
+              </wp:anchor>
+            </w:drawing>
+          </mc:Choice>
+          <mc:Fallback>
+            <w:pict>
+              <v:rect w14:anchorId="688CD668" id="_x0000_s1074" style="position:absolute;margin-left:309.9pt;margin-top:299.05pt;width:78.9pt;height:41.3pt;z-index:251711488;visibility:visible;mso-wrap-style:square;mso-wrap-distance-left:9pt;mso-wrap-distance-top:0;mso-wrap-distance-right:9pt;mso-wrap-distance-bottom:0;mso-position-horizontal:absolute;mso-position-horizontal-relative:text;mso-position-vertical:absolute;mso-position-vertical-relative:text;v-text-anchor:middle" o:gfxdata="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" filled="f" strokecolor="black [3213]" strokeweight="1pt">
+                <v:textbox>
+                  <w:txbxContent>
+                    <w:p>
+                      <w:pPr>
+                        <w:jc w:val="center"/>
+                        <w:rPr>
+                          <w:color w:val="000000" w:themeColor="text1"/>
+                        </w:rPr>
+                      </w:pPr>
+                      <w:r>
+                        <w:rPr>
+                          <w:color w:val="000000" w:themeColor="text1"/>
+                        </w:rPr>
+                        <w:t>Food</w:t>
+                      </w:r>
+                    </w:p>
+                  </w:txbxContent>
+                </v:textbox>
+              </v:rect>
+            </w:pict>
+          </mc:Fallback>
+        </mc:AlternateContent>
+      </w:r>
+      <w:r>
+        <w:rPr>
+          <w:noProof/>
+        </w:rPr>
+        <mc:AlternateContent>
+          <mc:Choice Requires="wps">
+            <w:drawing>
+              <wp:anchor distT="0" distB="0" distL="114300" distR="114300" simplePos="0" relativeHeight="251709440" behindDoc="0" locked="0" layoutInCell="1" allowOverlap="1" wp14:anchorId="5F7C7B14" wp14:editId="42EB8BA1">
+                <wp:simplePos x="0" y="0"/>
+                <wp:positionH relativeFrom="column">
+                  <wp:posOffset>2783205</wp:posOffset>
+                </wp:positionH>
+                <wp:positionV relativeFrom="paragraph">
+                  <wp:posOffset>3790619</wp:posOffset>
+                </wp:positionV>
+                <wp:extent cx="1001864" cy="524786"/>
+                <wp:effectExtent l="0" t="0" r="27305" b="27940"/>
+                <wp:wrapNone/>
+                <wp:docPr id="1792604944" name="Rectangle 24"/>
+                <wp:cNvGraphicFramePr/>
+                <a:graphic xmlns:a="http://schemas.openxmlformats.org/drawingml/2006/main">
+                  <a:graphicData uri="http://schemas.microsoft.com/office/word/2010/wordprocessingShape">
+                    <wps:wsp>
+                      <wps:cNvSpPr/>
+                      <wps:spPr>
+                        <a:xfrm>
+                          <a:off x="0" y="0"/>
+                          <a:ext cx="1001864" cy="524786"/>
+                        </a:xfrm>
+                        <a:prstGeom prst="rect">
+                          <a:avLst/>
+                        </a:prstGeom>
+                        <a:noFill/>
+                        <a:ln>
+                          <a:solidFill>
+                            <a:schemeClr val="tx1"/>
+                          </a:solidFill>
+                        </a:ln>
+                      </wps:spPr>
+                      <wps:style>
+                        <a:lnRef idx="2">
+                          <a:schemeClr val="accent1">
+                            <a:shade val="15000"/>
+                          </a:schemeClr>
+                        </a:lnRef>
+                        <a:fillRef idx="1">
+                          <a:schemeClr val="accent1"/>
+                        </a:fillRef>
+                        <a:effectRef idx="0">
+                          <a:schemeClr val="accent1"/>
+                        </a:effectRef>
+                        <a:fontRef idx="minor">
+                          <a:schemeClr val="lt1"/>
+                        </a:fontRef>
+                      </wps:style>
+                      <wps:txbx>
+                        <w:txbxContent>
+                          <w:p>
+                            <w:pPr>
+                              <w:jc w:val="center"/>
+                              <w:rPr>
+                                <w:color w:val="000000" w:themeColor="text1"/>
+                              </w:rPr>
+                            </w:pPr>
+                            <w:r>
+                              <w:rPr>
+                                <w:color w:val="000000" w:themeColor="text1"/>
+                              </w:rPr>
+                              <w:t>Count2</w:t>
+                            </w:r>
+                          </w:p>
+                        </w:txbxContent>
+                      </wps:txbx>
+                      <wps:bodyPr rot="0" spcFirstLastPara="0" vertOverflow="overflow" horzOverflow="overflow" vert="horz" wrap="square" lIns="91440" tIns="45720" rIns="91440" bIns="45720" numCol="1" spcCol="0" rtlCol="0" fromWordArt="0" anchor="ctr" anchorCtr="0" forceAA="0" compatLnSpc="1">
+                        <a:prstTxWarp prst="textNoShape">
+                          <a:avLst/>
+                        </a:prstTxWarp>
+                        <a:noAutofit/>
+                      </wps:bodyPr>
+                    </wps:wsp>
+                  </a:graphicData>
+                </a:graphic>
+              </wp:anchor>
+            </w:drawing>
+          </mc:Choice>
+          <mc:Fallback>
+            <w:pict>
+              <v:rect w14:anchorId="5F7C7B14" id="_x0000_s1075" style="position:absolute;margin-left:219.15pt;margin-top:298.45pt;width:78.9pt;height:41.3pt;z-index:251709440;visibility:visible;mso-wrap-style:square;mso-wrap-distance-left:9pt;mso-wrap-distance-top:0;mso-wrap-distance-right:9pt;mso-wrap-distance-bottom:0;mso-position-horizontal:absolute;mso-position-horizontal-relative:text;mso-position-vertical:absolute;mso-position-vertical-relative:text;v-text-anchor:middle" o:gfxdata="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" filled="f" strokecolor="black [3213]" strokeweight="1pt">
+                <v:textbox>
+                  <w:txbxContent>
+                    <w:p>
+                      <w:pPr>
+                        <w:jc w:val="center"/>
+                        <w:rPr>
+                          <w:color w:val="000000" w:themeColor="text1"/>
+                        </w:rPr>
+                      </w:pPr>
+                      <w:r>
+                        <w:rPr>
+                          <w:color w:val="000000" w:themeColor="text1"/>
+                        </w:rPr>
+                        <w:t>Count2</w:t>
+                      </w:r>
+                    </w:p>
+                  </w:txbxContent>
+                </v:textbox>
+              </v:rect>
+            </w:pict>
+          </mc:Fallback>
+        </mc:AlternateContent>
+      </w:r>
+      <w:r>
+        <w:rPr>
+          <w:noProof/>
+        </w:rPr>
+        <mc:AlternateContent>
+          <mc:Choice Requires="wps">
+            <w:drawing>
+              <wp:anchor distT="0" distB="0" distL="114300" distR="114300" simplePos="0" relativeHeight="251707392" behindDoc="0" locked="0" layoutInCell="1" allowOverlap="1" wp14:anchorId="39D58DE3" wp14:editId="7AD16057">
+                <wp:simplePos x="0" y="0"/>
+                <wp:positionH relativeFrom="column">
+                  <wp:posOffset>1615385</wp:posOffset>
+                </wp:positionH>
+                <wp:positionV relativeFrom="paragraph">
+                  <wp:posOffset>3791060</wp:posOffset>
+                </wp:positionV>
+                <wp:extent cx="1001864" cy="524786"/>
+                <wp:effectExtent l="0" t="0" r="27305" b="27940"/>
+                <wp:wrapNone/>
+                <wp:docPr id="1425704405" name="Rectangle 24"/>
+                <wp:cNvGraphicFramePr/>
+                <a:graphic xmlns:a="http://schemas.openxmlformats.org/drawingml/2006/main">
+                  <a:graphicData uri="http://schemas.microsoft.com/office/word/2010/wordprocessingShape">
+                    <wps:wsp>
+                      <wps:cNvSpPr/>
+                      <wps:spPr>
+                        <a:xfrm>
+                          <a:off x="0" y="0"/>
+                          <a:ext cx="1001864" cy="524786"/>
+                        </a:xfrm>
+                        <a:prstGeom prst="rect">
+                          <a:avLst/>
+                        </a:prstGeom>
+                        <a:noFill/>
+                        <a:ln>
+                          <a:solidFill>
+                            <a:schemeClr val="tx1"/>
+                          </a:solidFill>
+                        </a:ln>
+                      </wps:spPr>
+                      <wps:style>
+                        <a:lnRef idx="2">
+                          <a:schemeClr val="accent1">
+                            <a:shade val="15000"/>
+                          </a:schemeClr>
+                        </a:lnRef>
+                        <a:fillRef idx="1">
+                          <a:schemeClr val="accent1"/>
+                        </a:fillRef>
+                        <a:effectRef idx="0">
+                          <a:schemeClr val="accent1"/>
+                        </a:effectRef>
+                        <a:fontRef idx="minor">
+                          <a:schemeClr val="lt1"/>
+                        </a:fontRef>
+                      </wps:style>
+                      <wps:txbx>
+                        <w:txbxContent>
+                          <w:p>
+                            <w:pPr>
+                              <w:jc w:val="center"/>
+                              <w:rPr>
+                                <w:color w:val="000000" w:themeColor="text1"/>
+                              </w:rPr>
+                            </w:pPr>
+                            <w:r>
+                              <w:rPr>
+                                <w:color w:val="000000" w:themeColor="text1"/>
+                              </w:rPr>
+                              <w:t>Count1</w:t>
+                            </w:r>
+                          </w:p>
+                        </w:txbxContent>
+                      </wps:txbx>
+                      <wps:bodyPr rot="0" spcFirstLastPara="0" vertOverflow="overflow" horzOverflow="overflow" vert="horz" wrap="square" lIns="91440" tIns="45720" rIns="91440" bIns="45720" numCol="1" spcCol="0" rtlCol="0" fromWordArt="0" anchor="ctr" anchorCtr="0" forceAA="0" compatLnSpc="1">
+                        <a:prstTxWarp prst="textNoShape">
+                          <a:avLst/>
+                        </a:prstTxWarp>
+                        <a:noAutofit/>
+                      </wps:bodyPr>
+                    </wps:wsp>
+                  </a:graphicData>
+                </a:graphic>
+              </wp:anchor>
+            </w:drawing>
+          </mc:Choice>
+          <mc:Fallback>
+            <w:pict>
+              <v:rect w14:anchorId="39D58DE3" id="_x0000_s1076" style="position:absolute;margin-left:127.2pt;margin-top:298.5pt;width:78.9pt;height:41.3pt;z-index:251707392;visibility:visible;mso-wrap-style:square;mso-wrap-distance-left:9pt;mso-wrap-distance-top:0;mso-wrap-distance-right:9pt;mso-wrap-distance-bottom:0;mso-position-horizontal:absolute;mso-position-horizontal-relative:text;mso-position-vertical:absolute;mso-position-vertical-relative:text;v-text-anchor:middle" o:gfxdata="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" filled="f" strokecolor="black [3213]" strokeweight="1pt">
+                <v:textbox>
+                  <w:txbxContent>
+                    <w:p>
+                      <w:pPr>
+                        <w:jc w:val="center"/>
+                        <w:rPr>
+                          <w:color w:val="000000" w:themeColor="text1"/>
+                        </w:rPr>
+                      </w:pPr>
+                      <w:r>
+                        <w:rPr>
+                          <w:color w:val="000000" w:themeColor="text1"/>
+                        </w:rPr>
+                        <w:t>Count1</w:t>
+                      </w:r>
+                    </w:p>
+                  </w:txbxContent>
+                </v:textbox>
+              </v:rect>
+            </w:pict>
+          </mc:Fallback>
+        </mc:AlternateContent>
+      </w:r>
+      <w:r>
+        <w:rPr>
+          <w:noProof/>
+        </w:rPr>
+        <mc:AlternateContent>
+          <mc:Choice Requires="wps">
+            <w:drawing>
+              <wp:anchor distT="0" distB="0" distL="114300" distR="114300" simplePos="0" relativeHeight="251700224" behindDoc="0" locked="0" layoutInCell="1" allowOverlap="1" wp14:anchorId="30E0779C" wp14:editId="6D335A7C">
+                <wp:simplePos x="0" y="0"/>
+                <wp:positionH relativeFrom="column">
+                  <wp:posOffset>2405175</wp:posOffset>
+                </wp:positionH>
+                <wp:positionV relativeFrom="paragraph">
+                  <wp:posOffset>24362</wp:posOffset>
+                </wp:positionV>
+                <wp:extent cx="3398" cy="238248"/>
+                <wp:effectExtent l="0" t="0" r="34925" b="28575"/>
+                <wp:wrapNone/>
+                <wp:docPr id="16464998" name="Straight Connector 23"/>
+                <wp:cNvGraphicFramePr/>
+                <a:graphic xmlns:a="http://schemas.openxmlformats.org/drawingml/2006/main">
+                  <a:graphicData uri="http://schemas.microsoft.com/office/word/2010/wordprocessingShape">
+                    <wps:wsp>
+                      <wps:cNvCnPr/>
+                      <wps:spPr>
+                        <a:xfrm>
+                          <a:off x="0" y="0"/>
+                          <a:ext cx="3398" cy="238248"/>
+                        </a:xfrm>
+                        <a:prstGeom prst="line">
+                          <a:avLst/>
+                        </a:prstGeom>
+                        <a:ln w="12700"/>
+                      </wps:spPr>
+                      <wps:style>
+                        <a:lnRef idx="1">
+                          <a:schemeClr val="dk1"/>
+                        </a:lnRef>
+                        <a:fillRef idx="0">
+                          <a:schemeClr val="dk1"/>
+                        </a:fillRef>
+                        <a:effectRef idx="0">
+                          <a:schemeClr val="dk1"/>
+                        </a:effectRef>
+                        <a:fontRef idx="minor">
+                          <a:schemeClr val="tx1"/>
+                        </a:fontRef>
+                      </wps:style>
+                      <wps:bodyPr/>
+                    </wps:wsp>
+                  </a:graphicData>
+                </a:graphic>
+                <wp14:sizeRelH relativeFrom="margin">
+                  <wp14:pctWidth>0</wp14:pctWidth>
+                </wp14:sizeRelH>
+                <wp14:sizeRelV relativeFrom="margin">
+                  <wp14:pctHeight>0</wp14:pctHeight>
+                </wp14:sizeRelV>
+              </wp:anchor>
+            </w:drawing>
+          </mc:Choice>
+          <mc:Fallback>
+            <w:pict>
+              <v:line w14:anchorId="495A8696" id="Straight Connector 23" o:spid="_x0000_s1026" style="position:absolute;z-index:251700224;visibility:visible;mso-wrap-style:square;mso-width-percent:0;mso-height-percent:0;mso-wrap-distance-left:9pt;mso-wrap-distance-top:0;mso-wrap-distance-right:9pt;mso-wrap-distance-bottom:0;mso-position-horizontal:absolute;mso-position-horizontal-relative:text;mso-position-vertical:absolute;mso-position-vertical-relative:text;mso-width-percent:0;mso-height-percent:0;mso-width-relative:margin;mso-height-relative:margin" from="189.4pt,1.9pt" to="189.65pt,20.65pt" o:gfxdata="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" strokecolor="black [3200]" strokeweight="1pt">
+                <v:stroke joinstyle="miter"/>
+              </v:line>
+            </w:pict>
+          </mc:Fallback>
+        </mc:AlternateContent>
+      </w:r>
+      <w:r>
+        <w:rPr>
+          <w:noProof/>
+        </w:rPr>
+        <mc:AlternateContent>
+          <mc:Choice Requires="wps">
+            <w:drawing>
+              <wp:anchor distT="0" distB="0" distL="114300" distR="114300" simplePos="0" relativeHeight="251697152" behindDoc="0" locked="0" layoutInCell="1" allowOverlap="1" wp14:anchorId="50ABD109" wp14:editId="72FA3265">
+                <wp:simplePos x="0" y="0"/>
+                <wp:positionH relativeFrom="column">
+                  <wp:posOffset>2397396</wp:posOffset>
+                </wp:positionH>
+                <wp:positionV relativeFrom="paragraph">
+                  <wp:posOffset>1142443</wp:posOffset>
+                </wp:positionV>
+                <wp:extent cx="12113" cy="285452"/>
+                <wp:effectExtent l="0" t="0" r="26035" b="19685"/>
+                <wp:wrapNone/>
+                <wp:docPr id="1717471470" name="Straight Connector 22"/>
+                <wp:cNvGraphicFramePr/>
+                <a:graphic xmlns:a="http://schemas.openxmlformats.org/drawingml/2006/main">
+                  <a:graphicData uri="http://schemas.microsoft.com/office/word/2010/wordprocessingShape">
+                    <wps:wsp>
+                      <wps:cNvCnPr/>
+                      <wps:spPr>
+                        <a:xfrm flipV="1">
+                          <a:off x="0" y="0"/>
+                          <a:ext cx="12113" cy="285452"/>
+                        </a:xfrm>
+                        <a:prstGeom prst="line">
+                          <a:avLst/>
+                        </a:prstGeom>
+                        <a:ln w="12700"/>
+                      </wps:spPr>
+                      <wps:style>
+                        <a:lnRef idx="1">
+                          <a:schemeClr val="dk1"/>
+                        </a:lnRef>
+                        <a:fillRef idx="0">
+                          <a:schemeClr val="dk1"/>
+                        </a:fillRef>
+                        <a:effectRef idx="0">
+                          <a:schemeClr val="dk1"/>
+                        </a:effectRef>
+                        <a:fontRef idx="minor">
+                          <a:schemeClr val="tx1"/>
+                        </a:fontRef>
+                      </wps:style>
+                      <wps:bodyPr/>
+                    </wps:wsp>
+                  </a:graphicData>
+                </a:graphic>
+                <wp14:sizeRelH relativeFrom="margin">
+                  <wp14:pctWidth>0</wp14:pctWidth>
+                </wp14:sizeRelH>
+                <wp14:sizeRelV relativeFrom="margin">
+                  <wp14:pctHeight>0</wp14:pctHeight>
+                </wp14:sizeRelV>
+              </wp:anchor>
+            </w:drawing>
+          </mc:Choice>
+          <mc:Fallback>
+            <w:pict>
+              <v:line w14:anchorId="154DB96C" id="Straight Connector 22" o:spid="_x0000_s1026" style="position:absolute;flip:y;z-index:251697152;visibility:visible;mso-wrap-style:square;mso-width-percent:0;mso-height-percent:0;mso-wrap-distance-left:9pt;mso-wrap-distance-top:0;mso-wrap-distance-right:9pt;mso-wrap-distance-bottom:0;mso-position-horizontal:absolute;mso-position-horizontal-relative:text;mso-position-vertical:absolute;mso-position-vertical-relative:text;mso-width-percent:0;mso-height-percent:0;mso-width-relative:margin;mso-height-relative:margin" from="188.75pt,89.95pt" to="189.7pt,112.45pt" o:gfxdata="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" strokecolor="black [3200]" strokeweight="1pt">
+                <v:stroke joinstyle="miter"/>
+              </v:line>
+            </w:pict>
+          </mc:Fallback>
+        </mc:AlternateContent>
+      </w:r>
+      <w:r>
+        <w:rPr>
+          <w:noProof/>
+        </w:rPr>
+        <mc:AlternateContent>
+          <mc:Choice Requires="wps">
+            <w:drawing>
+              <wp:anchor distT="0" distB="0" distL="114300" distR="114300" simplePos="0" relativeHeight="251692032" behindDoc="0" locked="0" layoutInCell="1" allowOverlap="1" wp14:anchorId="5F031A6C" wp14:editId="5502F6CD">
+                <wp:simplePos x="0" y="0"/>
+                <wp:positionH relativeFrom="column">
+                  <wp:posOffset>1619250</wp:posOffset>
+                </wp:positionH>
+                <wp:positionV relativeFrom="paragraph">
+                  <wp:posOffset>273050</wp:posOffset>
+                </wp:positionV>
+                <wp:extent cx="1571625" cy="885825"/>
+                <wp:effectExtent l="57150" t="38100" r="0" b="47625"/>
+                <wp:wrapNone/>
+                <wp:docPr id="2126510336" name="Diamond 19"/>
+                <wp:cNvGraphicFramePr/>
+                <a:graphic xmlns:a="http://schemas.openxmlformats.org/drawingml/2006/main">
+                  <a:graphicData uri="http://schemas.microsoft.com/office/word/2010/wordprocessingShape">
+                    <wps:wsp>
+                      <wps:cNvSpPr/>
+                      <wps:spPr>
+                        <a:xfrm>
+                          <a:off x="0" y="0"/>
+                          <a:ext cx="1571625" cy="885825"/>
+                        </a:xfrm>
+                        <a:prstGeom prst="diamond">
+                          <a:avLst/>
+                        </a:prstGeom>
+                        <a:noFill/>
+                        <a:ln w="28575"/>
+                      </wps:spPr>
+                      <wps:style>
+                        <a:lnRef idx="2">
+                          <a:schemeClr val="accent1">
+                            <a:shade val="15000"/>
+                          </a:schemeClr>
+                        </a:lnRef>
+                        <a:fillRef idx="1">
+                          <a:schemeClr val="accent1"/>
+                        </a:fillRef>
+                        <a:effectRef idx="0">
+                          <a:schemeClr val="accent1"/>
+                        </a:effectRef>
+                        <a:fontRef idx="minor">
+                          <a:schemeClr val="lt1"/>
+                        </a:fontRef>
+                      </wps:style>
+                      <wps:txbx>
+                        <w:txbxContent>
+                          <w:p>
+                            <w:pPr>
+                              <w:jc w:val="center"/>
+                              <w:rPr>
+                                <w:color w:val="000000" w:themeColor="text1"/>
+                                <w:sz w:val="18"/>
+                                <w:szCs w:val="18"/>
+                              </w:rPr>
+                            </w:pPr>
+                            <w:r>
+                              <w:rPr>
+                                <w:color w:val="000000" w:themeColor="text1"/>
+                                <w:sz w:val="18"/>
+                                <w:szCs w:val="18"/>
+                              </w:rPr>
+                              <w:t>Game over.</w:t>
+                            </w:r>
+                            <w:r>
+                              <w:rPr>
+                                <w:color w:val="000000" w:themeColor="text1"/>
+                                <w:sz w:val="18"/>
+                                <w:szCs w:val="18"/>
+                              </w:rPr>
+                              <w:br/>
+                              <w:t>Continue?</w:t>
+                            </w:r>
+                          </w:p>
+                        </w:txbxContent>
+                      </wps:txbx>
+                      <wps:bodyPr rot="0" spcFirstLastPara="0" vertOverflow="overflow" horzOverflow="overflow" vert="horz" wrap="square" lIns="91440" tIns="45720" rIns="91440" bIns="45720" numCol="1" spcCol="0" rtlCol="0" fromWordArt="0" anchor="ctr" anchorCtr="0" forceAA="0" compatLnSpc="1">
+                        <a:prstTxWarp prst="textNoShape">
+                          <a:avLst/>
+                        </a:prstTxWarp>
+                        <a:noAutofit/>
+                      </wps:bodyPr>
+                    </wps:wsp>
+                  </a:graphicData>
+                </a:graphic>
+                <wp14:sizeRelH relativeFrom="margin">
+                  <wp14:pctWidth>0</wp14:pctWidth>
+                </wp14:sizeRelH>
+                <wp14:sizeRelV relativeFrom="margin">
+                  <wp14:pctHeight>0</wp14:pctHeight>
+                </wp14:sizeRelV>
+              </wp:anchor>
+            </w:drawing>
+          </mc:Choice>
+          <mc:Fallback>
+            <w:pict>
+              <v:shapetype w14:anchorId="5F031A6C" id="_x0000_t4" coordsize="21600,21600" o:spt="4" path="m10800,l,10800,10800,21600,21600,10800xe">
+                <v:stroke joinstyle="miter"/>
+                <v:path gradientshapeok="t" o:connecttype="rect" textboxrect="5400,5400,16200,16200"/>
+              </v:shapetype>
+              <v:shape id="Diamond 19" o:spid="_x0000_s1077" type="#_x0000_t4" style="position:absolute;margin-left:127.5pt;margin-top:21.5pt;width:123.75pt;height:69.75pt;z-index:251692032;visibility:visible;mso-wrap-style:square;mso-width-percent:0;mso-height-percent:0;mso-wrap-distance-left:9pt;mso-wrap-distance-top:0;mso-wrap-distance-right:9pt;mso-wrap-distance-bottom:0;mso-position-horizontal:absolute;mso-position-horizontal-relative:text;mso-position-vertical:absolute;mso-position-vertical-relative:text;mso-width-percent:0;mso-height-percent:0;mso-width-relative:margin;mso-height-relative:margin;v-text-anchor:middle" o:gfxdata="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" filled="f" strokecolor="#091723 [484]" strokeweight="2.25pt">
+                <v:textbox>
+                  <w:txbxContent>
+                    <w:p>
+                      <w:pPr>
+                        <w:jc w:val="center"/>
+                        <w:rPr>
+                          <w:color w:val="000000" w:themeColor="text1"/>
+                          <w:sz w:val="18"/>
+                          <w:szCs w:val="18"/>
+                        </w:rPr>
+                      </w:pPr>
+                      <w:r>
+                        <w:rPr>
+                          <w:color w:val="000000" w:themeColor="text1"/>
+                          <w:sz w:val="18"/>
+                          <w:szCs w:val="18"/>
+                        </w:rPr>
+                        <w:t>Game over.</w:t>
+                      </w:r>
+                      <w:r>
+                        <w:rPr>
+                          <w:color w:val="000000" w:themeColor="text1"/>
+                          <w:sz w:val="18"/>
+                          <w:szCs w:val="18"/>
+                        </w:rPr>
+                        <w:br/>
+                        <w:t>Continue?</w:t>
+                      </w:r>
+                    </w:p>
+                  </w:txbxContent>
+                </v:textbox>
+              </v:shape>
+            </w:pict>
+          </mc:Fallback>
+        </mc:AlternateContent>
+      </w:r>
+      <w:r>
+        <w:tab/>
       </w:r>
     </w:p>
     <w:sectPr>
@@ -1311,6 +6907,22 @@
       <w:spacing w:val="5"/>
     </w:rPr>
   </w:style>
+  <w:style w:type="paragraph" w:styleId="NormalWeb">
+    <w:name w:val="Normal (Web)"/>
+    <w:basedOn w:val="Normal"/>
+    <w:uiPriority w:val="99"/>
+    <w:semiHidden/>
+    <w:unhideWhenUsed/>
+    <w:rsid w:val="00DC5D09"/>
+    <w:pPr>
+      <w:spacing w:before="100" w:beforeAutospacing="1" w:after="100" w:afterAutospacing="1" w:line="240" w:lineRule="auto"/>
+    </w:pPr>
+    <w:rPr>
+      <w:rFonts w:ascii="Times New Roman" w:eastAsia="Times New Roman" w:hAnsi="Times New Roman" w:cs="Times New Roman"/>
+      <w:kern w:val="0"/>
+      <w14:ligatures w14:val="none"/>
+    </w:rPr>
+  </w:style>
 </w:styles>
 </file>
 
